--- a/writing/Biol_Psy_Submit/Revision/Manucsript_BiolPsy_submit_R_clean.docx
+++ b/writing/Biol_Psy_Submit/Revision/Manucsript_BiolPsy_submit_R_clean.docx
@@ -35,18 +35,55 @@
           <w:szCs w:val="20"/>
         </w:rPr>
       </w:pPr>
-    </w:p>
-    <w:p>
-      <w:pPr>
-        <w:pStyle w:val="Standard"/>
-        <w:spacing w:line="240" w:lineRule="auto"/>
-        <w:jc w:val="both"/>
-      </w:pPr>
       <w:r>
         <w:rPr>
           <w:rFonts w:ascii="Helvetica Neue" w:eastAsia="Times New Roman" w:hAnsi="Helvetica Neue"/>
           <w:b/>
           <w:bCs/>
+          <w:sz w:val="20"/>
+          <w:szCs w:val="20"/>
+        </w:rPr>
+        <w:t>Short Title:</w:t>
+      </w:r>
+      <w:r>
+        <w:rPr>
+          <w:rFonts w:ascii="Helvetica Neue" w:eastAsia="Times New Roman" w:hAnsi="Helvetica Neue"/>
+          <w:sz w:val="20"/>
+          <w:szCs w:val="20"/>
+        </w:rPr>
+        <w:t xml:space="preserve"> </w:t>
+      </w:r>
+      <w:r>
+        <w:rPr>
+          <w:rFonts w:ascii="Helvetica Neue" w:eastAsia="Times New Roman" w:hAnsi="Helvetica Neue"/>
+          <w:sz w:val="20"/>
+          <w:szCs w:val="20"/>
+        </w:rPr>
+        <w:t>Social Prediction Errors in Schizophrenia</w:t>
+      </w:r>
+    </w:p>
+    <w:p>
+      <w:pPr>
+        <w:pStyle w:val="Standard"/>
+        <w:spacing w:line="240" w:lineRule="auto"/>
+        <w:rPr>
+          <w:rFonts w:ascii="Helvetica Neue" w:eastAsia="Times New Roman" w:hAnsi="Helvetica Neue"/>
+          <w:sz w:val="20"/>
+          <w:szCs w:val="20"/>
+        </w:rPr>
+      </w:pPr>
+    </w:p>
+    <w:p>
+      <w:pPr>
+        <w:pStyle w:val="Standard"/>
+        <w:spacing w:line="240" w:lineRule="auto"/>
+        <w:jc w:val="both"/>
+      </w:pPr>
+      <w:r>
+        <w:rPr>
+          <w:rFonts w:ascii="Helvetica Neue" w:eastAsia="Times New Roman" w:hAnsi="Helvetica Neue"/>
+          <w:b/>
+          <w:bCs/>
           <w:color w:val="000000"/>
           <w:sz w:val="20"/>
           <w:szCs w:val="20"/>
@@ -311,7 +348,27 @@
           <w:sz w:val="20"/>
           <w:szCs w:val="20"/>
         </w:rPr>
-        <w:t xml:space="preserve"> Kocman University Training and Research Hospital, </w:t>
+        <w:t xml:space="preserve"> </w:t>
+      </w:r>
+      <w:proofErr w:type="spellStart"/>
+      <w:r>
+        <w:rPr>
+          <w:rFonts w:ascii="Helvetica Neue" w:eastAsia="Times New Roman" w:hAnsi="Helvetica Neue"/>
+          <w:color w:val="000000"/>
+          <w:sz w:val="20"/>
+          <w:szCs w:val="20"/>
+        </w:rPr>
+        <w:t>Kocman</w:t>
+      </w:r>
+      <w:proofErr w:type="spellEnd"/>
+      <w:r>
+        <w:rPr>
+          <w:rFonts w:ascii="Helvetica Neue" w:eastAsia="Times New Roman" w:hAnsi="Helvetica Neue"/>
+          <w:color w:val="000000"/>
+          <w:sz w:val="20"/>
+          <w:szCs w:val="20"/>
+        </w:rPr>
+        <w:t xml:space="preserve"> University Training and Research Hospital, </w:t>
       </w:r>
       <w:proofErr w:type="spellStart"/>
       <w:r>
@@ -777,13 +834,23 @@
       <w:pPr>
         <w:pStyle w:val="Standard"/>
       </w:pPr>
+      <w:proofErr w:type="spellStart"/>
       <w:r>
         <w:rPr>
           <w:rFonts w:ascii="Helvetica Neue" w:hAnsi="Helvetica Neue"/>
           <w:sz w:val="20"/>
           <w:szCs w:val="20"/>
         </w:rPr>
-        <w:t xml:space="preserve">SoCAT Lab </w:t>
+        <w:t>SoCAT</w:t>
+      </w:r>
+      <w:proofErr w:type="spellEnd"/>
+      <w:r>
+        <w:rPr>
+          <w:rFonts w:ascii="Helvetica Neue" w:hAnsi="Helvetica Neue"/>
+          <w:sz w:val="20"/>
+          <w:szCs w:val="20"/>
+        </w:rPr>
+        <w:t xml:space="preserve"> Lab </w:t>
       </w:r>
       <w:r>
         <w:rPr>
@@ -900,7 +967,6 @@
         <w:jc w:val="both"/>
       </w:pPr>
       <w:proofErr w:type="spellStart"/>
-      <w:proofErr w:type="gramStart"/>
       <w:r>
         <w:rPr>
           <w:rFonts w:ascii="Helvetica Neue" w:eastAsia="Times New Roman" w:hAnsi="Helvetica Neue"/>
@@ -913,7 +979,6 @@
         <w:t>CRediT</w:t>
       </w:r>
       <w:proofErr w:type="spellEnd"/>
-      <w:proofErr w:type="gramEnd"/>
       <w:r>
         <w:rPr>
           <w:rFonts w:ascii="Helvetica Neue" w:eastAsia="Times New Roman" w:hAnsi="Helvetica Neue"/>
@@ -1212,11 +1277,30 @@
       <w:r>
         <w:rPr>
           <w:rFonts w:ascii="Helvetica Neue" w:eastAsia="Helvetica Neue" w:hAnsi="Helvetica Neue" w:cs="Helvetica Neue"/>
-          <w:color w:val="000000"/>
-          <w:sz w:val="20"/>
-          <w:szCs w:val="20"/>
-        </w:rPr>
-        <w:lastRenderedPageBreak/>
+          <w:b/>
+          <w:bCs/>
+          <w:color w:val="000000"/>
+          <w:sz w:val="20"/>
+          <w:szCs w:val="20"/>
+        </w:rPr>
+        <w:t>Background:</w:t>
+      </w:r>
+      <w:r>
+        <w:rPr>
+          <w:rFonts w:ascii="Helvetica Neue" w:eastAsia="Helvetica Neue" w:hAnsi="Helvetica Neue" w:cs="Helvetica Neue"/>
+          <w:color w:val="000000"/>
+          <w:sz w:val="20"/>
+          <w:szCs w:val="20"/>
+        </w:rPr>
+        <w:t xml:space="preserve"> </w:t>
+      </w:r>
+      <w:r>
+        <w:rPr>
+          <w:rFonts w:ascii="Helvetica Neue" w:eastAsia="Helvetica Neue" w:hAnsi="Helvetica Neue" w:cs="Helvetica Neue"/>
+          <w:color w:val="000000"/>
+          <w:sz w:val="20"/>
+          <w:szCs w:val="20"/>
+        </w:rPr>
         <w:t>Schizophrenia (SZ) is characterized by marked deficits in social cognition, yet the computational and neural mechanisms underlying social reinforcement learning remain poorly understood. We investigated dynamic social learning in patients with SZ (N = 29) and healthy controls (N = 45) during an iterative Trust Game performed under functional magnetic resonance imaging (fMRI).</w:t>
       </w:r>
     </w:p>
@@ -1225,7 +1309,33 @@
         <w:pStyle w:val="Standard"/>
         <w:spacing w:before="180" w:after="180" w:line="360" w:lineRule="auto"/>
         <w:jc w:val="both"/>
-      </w:pPr>
+        <w:rPr>
+          <w:rFonts w:ascii="Helvetica Neue" w:eastAsia="Helvetica Neue" w:hAnsi="Helvetica Neue" w:cs="Helvetica Neue"/>
+          <w:color w:val="000000"/>
+          <w:sz w:val="20"/>
+          <w:szCs w:val="20"/>
+        </w:rPr>
+      </w:pPr>
+      <w:r>
+        <w:rPr>
+          <w:rFonts w:ascii="Helvetica Neue" w:eastAsia="Helvetica Neue" w:hAnsi="Helvetica Neue" w:cs="Helvetica Neue"/>
+          <w:b/>
+          <w:bCs/>
+          <w:color w:val="000000"/>
+          <w:sz w:val="20"/>
+          <w:szCs w:val="20"/>
+        </w:rPr>
+        <w:t>Methods:</w:t>
+      </w:r>
+      <w:r>
+        <w:rPr>
+          <w:rFonts w:ascii="Helvetica Neue" w:eastAsia="Helvetica Neue" w:hAnsi="Helvetica Neue" w:cs="Helvetica Neue"/>
+          <w:color w:val="000000"/>
+          <w:sz w:val="20"/>
+          <w:szCs w:val="20"/>
+        </w:rPr>
+        <w:t xml:space="preserve"> </w:t>
+      </w:r>
       <w:r>
         <w:rPr>
           <w:rFonts w:ascii="Helvetica Neue" w:eastAsia="Helvetica Neue" w:hAnsi="Helvetica Neue" w:cs="Helvetica Neue"/>
@@ -1279,7 +1389,7 @@
           <w:sz w:val="20"/>
           <w:szCs w:val="20"/>
         </w:rPr>
-        <w:t>), alongside trial-by-trial prediction errors (PEs) for neural analyses. Behaviorally, patients exhibited a marked impairment in utilizing positive social feedback, reflected in reduced win–stay behavior, significantly lower learning rates, and diminished model fit. Critically, patient behavior was best explained by a null model, indicating a failure to consistently integrate feedback into decision-making. At the computational level, reduced decision precision (lower β) was significantly associated with positive symptom severity, suggesting a link between stochastic choice behavior and psychosis. Neuronally, while healthy controls showed robust PE-related activation in canonical reward and visual processing regions, patients exhibited significantly attenuated PE signaling, particularly within the left lateral occipital cortex and fusiform gyrus.</w:t>
+        <w:t xml:space="preserve">), alongside trial-by-trial prediction errors (PEs) for neural analyses. </w:t>
       </w:r>
     </w:p>
     <w:p>
@@ -1288,6 +1398,62 @@
         <w:spacing w:before="180" w:after="180" w:line="360" w:lineRule="auto"/>
         <w:jc w:val="both"/>
       </w:pPr>
+      <w:r>
+        <w:rPr>
+          <w:rFonts w:ascii="Helvetica Neue" w:eastAsia="Helvetica Neue" w:hAnsi="Helvetica Neue" w:cs="Helvetica Neue"/>
+          <w:b/>
+          <w:bCs/>
+          <w:color w:val="000000"/>
+          <w:sz w:val="20"/>
+          <w:szCs w:val="20"/>
+        </w:rPr>
+        <w:t>Results:</w:t>
+      </w:r>
+      <w:r>
+        <w:rPr>
+          <w:rFonts w:ascii="Helvetica Neue" w:eastAsia="Helvetica Neue" w:hAnsi="Helvetica Neue" w:cs="Helvetica Neue"/>
+          <w:color w:val="000000"/>
+          <w:sz w:val="20"/>
+          <w:szCs w:val="20"/>
+        </w:rPr>
+        <w:t xml:space="preserve"> </w:t>
+      </w:r>
+      <w:r>
+        <w:rPr>
+          <w:rFonts w:ascii="Helvetica Neue" w:eastAsia="Helvetica Neue" w:hAnsi="Helvetica Neue" w:cs="Helvetica Neue"/>
+          <w:color w:val="000000"/>
+          <w:sz w:val="20"/>
+          <w:szCs w:val="20"/>
+        </w:rPr>
+        <w:t>Behaviorally, patients exhibited a marked impairment in utilizing positive social feedback, reflected in reduced win–stay behavior, significantly lower learning rates, and diminished model fit. Critically, patient behavior was best explained by a null model, indicating a failure to consistently integrate feedback into decision-making. At the computational level, reduced decision precision (lower β) was significantly associated with positive symptom severity, suggesting a link between stochastic choice behavior and psychosis. Neuronally, while healthy controls showed robust PE-related activation in canonical reward and visual processing regions, patients exhibited significantly attenuated PE signaling, particularly within the left lateral occipital cortex and fusiform gyrus.</w:t>
+      </w:r>
+    </w:p>
+    <w:p>
+      <w:pPr>
+        <w:pStyle w:val="Standard"/>
+        <w:spacing w:before="180" w:after="180" w:line="360" w:lineRule="auto"/>
+        <w:jc w:val="both"/>
+      </w:pPr>
+      <w:r>
+        <w:rPr>
+          <w:rFonts w:ascii="Helvetica Neue" w:eastAsia="Helvetica Neue" w:hAnsi="Helvetica Neue" w:cs="Helvetica Neue"/>
+          <w:b/>
+          <w:bCs/>
+          <w:color w:val="000000"/>
+          <w:sz w:val="20"/>
+          <w:szCs w:val="20"/>
+        </w:rPr>
+        <w:t>Conclusion:</w:t>
+      </w:r>
+      <w:r>
+        <w:rPr>
+          <w:rFonts w:ascii="Helvetica Neue" w:eastAsia="Helvetica Neue" w:hAnsi="Helvetica Neue" w:cs="Helvetica Neue"/>
+          <w:color w:val="000000"/>
+          <w:sz w:val="20"/>
+          <w:szCs w:val="20"/>
+        </w:rPr>
+        <w:t xml:space="preserve"> </w:t>
+      </w:r>
       <w:r>
         <w:rPr>
           <w:rFonts w:ascii="Helvetica Neue" w:eastAsia="Helvetica Neue" w:hAnsi="Helvetica Neue" w:cs="Helvetica Neue"/>
@@ -1436,6 +1602,7 @@
           <w:sz w:val="20"/>
           <w:szCs w:val="20"/>
         </w:rPr>
+        <w:lastRenderedPageBreak/>
         <w:t>Introduction</w:t>
       </w:r>
     </w:p>
@@ -1466,17 +1633,7 @@
           <w:sz w:val="20"/>
           <w:szCs w:val="20"/>
         </w:rPr>
-        <w:t xml:space="preserve">. These deficits reflect a fundamental disturbance in how individuals learn from </w:t>
-      </w:r>
-      <w:r>
-        <w:rPr>
-          <w:rFonts w:ascii="Helvetica Neue" w:eastAsia="Helvetica Neue" w:hAnsi="Helvetica Neue" w:cs="Helvetica Neue"/>
-          <w:color w:val="000000"/>
-          <w:sz w:val="20"/>
-          <w:szCs w:val="20"/>
-        </w:rPr>
-        <w:lastRenderedPageBreak/>
-        <w:t xml:space="preserve">and adapt to dynamic social environments, where successful interaction depends on continuously updating expectations about others based on feedback </w:t>
+        <w:t xml:space="preserve">. These deficits reflect a fundamental disturbance in how individuals learn from and adapt to dynamic social environments, where successful interaction depends on continuously updating expectations about others based on feedback </w:t>
       </w:r>
       <w:bookmarkStart w:id="1" w:name="ZOTERO_BREF_FrwCU2eguzOI"/>
       <w:r>
@@ -1721,7 +1878,6 @@
         <w:t xml:space="preserve">Importantly, these abnormalities extend beyond canonical reward circuitry. Disruptions in </w:t>
       </w:r>
       <w:proofErr w:type="spellStart"/>
-      <w:proofErr w:type="gramStart"/>
       <w:r>
         <w:rPr>
           <w:rFonts w:ascii="Helvetica Neue" w:eastAsia="Helvetica Neue" w:hAnsi="Helvetica Neue" w:cs="Helvetica Neue"/>
@@ -1739,17 +1895,7 @@
           <w:sz w:val="20"/>
           <w:szCs w:val="20"/>
         </w:rPr>
-        <w:t>-</w:t>
-      </w:r>
-      <w:proofErr w:type="gramEnd"/>
-      <w:r>
-        <w:rPr>
-          <w:rFonts w:ascii="Helvetica Neue" w:eastAsia="Helvetica Neue" w:hAnsi="Helvetica Neue" w:cs="Helvetica Neue"/>
-          <w:color w:val="000000"/>
-          <w:sz w:val="20"/>
-          <w:szCs w:val="20"/>
-        </w:rPr>
-        <w:t xml:space="preserve">striatal systems are accompanied by altered connectivity with temporal and </w:t>
+        <w:t xml:space="preserve">-striatal systems are accompanied by altered connectivity with temporal and </w:t>
       </w:r>
       <w:proofErr w:type="spellStart"/>
       <w:r>
@@ -1859,7 +2005,6 @@
         <w:t xml:space="preserve"> stochasticity, alongside blunted neural PE encoding in </w:t>
       </w:r>
       <w:proofErr w:type="spellStart"/>
-      <w:proofErr w:type="gramStart"/>
       <w:r>
         <w:rPr>
           <w:rFonts w:ascii="Helvetica Neue" w:eastAsia="Helvetica Neue" w:hAnsi="Helvetica Neue" w:cs="Helvetica Neue"/>
@@ -1875,16 +2020,7 @@
           <w:sz w:val="20"/>
           <w:szCs w:val="20"/>
         </w:rPr>
-        <w:t>-</w:t>
-      </w:r>
-      <w:proofErr w:type="gramEnd"/>
-      <w:r>
-        <w:rPr>
-          <w:rFonts w:ascii="Helvetica Neue" w:eastAsia="Helvetica Neue" w:hAnsi="Helvetica Neue" w:cs="Helvetica Neue"/>
-          <w:sz w:val="20"/>
-          <w:szCs w:val="20"/>
-        </w:rPr>
-        <w:t xml:space="preserve">striatal and </w:t>
+        <w:t xml:space="preserve">-striatal and </w:t>
       </w:r>
       <w:proofErr w:type="spellStart"/>
       <w:r>
@@ -1926,6 +2062,7 @@
           <w:sz w:val="20"/>
           <w:szCs w:val="20"/>
         </w:rPr>
+        <w:lastRenderedPageBreak/>
         <w:t>Methods</w:t>
       </w:r>
     </w:p>
@@ -1961,7 +2098,27 @@
           <w:sz w:val="20"/>
           <w:szCs w:val="20"/>
         </w:rPr>
-        <w:t xml:space="preserve">Thirty-three clinically stable, right-handed individuals with schizophrenia were recruited from the Ege University Department of Psychiatry outpatient clinic. All SZ participants had been on a stable pharmacological regimen for at least six months prior to enrollment, with no changes in treatment during this period.  A total of 49 right-handed </w:t>
+        <w:t xml:space="preserve">Thirty-three clinically stable, right-handed individuals with schizophrenia were recruited from the Ege University Department of Psychiatry outpatient clinic. All SZ participants had been on a stable pharmacological regimen for at least six months prior to enrollment, with no changes in treatment during this period.  A total of 49 right-handed healthy controls (HC) were recruited via advertisements and social media platforms. The HC group was matched to the SZ group at </w:t>
+      </w:r>
+      <w:proofErr w:type="spellStart"/>
+      <w:r>
+        <w:rPr>
+          <w:rFonts w:ascii="Helvetica Neue" w:eastAsia="Helvetica Neue" w:hAnsi="Helvetica Neue" w:cs="Helvetica Neue"/>
+          <w:color w:val="0E0E0E"/>
+          <w:sz w:val="20"/>
+          <w:szCs w:val="20"/>
+        </w:rPr>
+        <w:t>he</w:t>
+      </w:r>
+      <w:proofErr w:type="spellEnd"/>
+      <w:r>
+        <w:rPr>
+          <w:rFonts w:ascii="Helvetica Neue" w:eastAsia="Helvetica Neue" w:hAnsi="Helvetica Neue" w:cs="Helvetica Neue"/>
+          <w:color w:val="0E0E0E"/>
+          <w:sz w:val="20"/>
+          <w:szCs w:val="20"/>
+        </w:rPr>
+        <w:t xml:space="preserve"> </w:t>
       </w:r>
       <w:proofErr w:type="gramStart"/>
       <w:r>
@@ -1971,7 +2128,7 @@
           <w:sz w:val="20"/>
           <w:szCs w:val="20"/>
         </w:rPr>
-        <w:t>healthy</w:t>
+        <w:t>group</w:t>
       </w:r>
       <w:proofErr w:type="gramEnd"/>
       <w:r>
@@ -1981,21 +2138,26 @@
           <w:sz w:val="20"/>
           <w:szCs w:val="20"/>
         </w:rPr>
-        <w:t xml:space="preserve"> controls (HC) were recruited via advertisements and social media platforms. The HC group was matched to the SZ group at </w:t>
-      </w:r>
-      <w:proofErr w:type="spellStart"/>
-      <w:proofErr w:type="gramStart"/>
-      <w:r>
+        <w:t xml:space="preserve"> level. The equivalence between groups in terms of age, sex and years of education was confirmed using independent samples t-tests for continuous variables and Pearson’s chi-square test for categorical variables, ensuring no significant differences (all p&gt;0.05). The study was conducted in accordance with the Declaration of Helsinki, and all participants provided written informed consent.</w:t>
+      </w:r>
+    </w:p>
+    <w:p>
+      <w:pPr>
+        <w:pStyle w:val="Standard"/>
+        <w:jc w:val="both"/>
         <w:rPr>
           <w:rFonts w:ascii="Helvetica Neue" w:eastAsia="Helvetica Neue" w:hAnsi="Helvetica Neue" w:cs="Helvetica Neue"/>
           <w:color w:val="0E0E0E"/>
           <w:sz w:val="20"/>
           <w:szCs w:val="20"/>
         </w:rPr>
-        <w:t>he</w:t>
-      </w:r>
-      <w:proofErr w:type="spellEnd"/>
-      <w:proofErr w:type="gramEnd"/>
+      </w:pPr>
+    </w:p>
+    <w:p>
+      <w:pPr>
+        <w:pStyle w:val="Standard"/>
+        <w:jc w:val="both"/>
+      </w:pPr>
       <w:r>
         <w:rPr>
           <w:rFonts w:ascii="Helvetica Neue" w:eastAsia="Helvetica Neue" w:hAnsi="Helvetica Neue" w:cs="Helvetica Neue"/>
@@ -2003,84 +2165,7 @@
           <w:sz w:val="20"/>
           <w:szCs w:val="20"/>
         </w:rPr>
-        <w:t xml:space="preserve"> </w:t>
-      </w:r>
-      <w:proofErr w:type="gramStart"/>
-      <w:r>
-        <w:rPr>
-          <w:rFonts w:ascii="Helvetica Neue" w:eastAsia="Helvetica Neue" w:hAnsi="Helvetica Neue" w:cs="Helvetica Neue"/>
-          <w:color w:val="0E0E0E"/>
-          <w:sz w:val="20"/>
-          <w:szCs w:val="20"/>
-        </w:rPr>
-        <w:t>group</w:t>
-      </w:r>
-      <w:proofErr w:type="gramEnd"/>
-      <w:r>
-        <w:rPr>
-          <w:rFonts w:ascii="Helvetica Neue" w:eastAsia="Helvetica Neue" w:hAnsi="Helvetica Neue" w:cs="Helvetica Neue"/>
-          <w:color w:val="0E0E0E"/>
-          <w:sz w:val="20"/>
-          <w:szCs w:val="20"/>
-        </w:rPr>
-        <w:t xml:space="preserve"> level. The equivalence between </w:t>
-      </w:r>
-      <w:r>
-        <w:rPr>
-          <w:rFonts w:ascii="Helvetica Neue" w:eastAsia="Helvetica Neue" w:hAnsi="Helvetica Neue" w:cs="Helvetica Neue"/>
-          <w:color w:val="0E0E0E"/>
-          <w:sz w:val="20"/>
-          <w:szCs w:val="20"/>
-        </w:rPr>
-        <w:lastRenderedPageBreak/>
-        <w:t>groups in terms of age, sex and years of education was confirmed using independent samples t-tests for continuous variables and Pearson’s chi-square test for categorical variables, ensuring no significant differences (all p&gt;0.05). The study was conducted in accordance with the Declaration of Helsinki, and all participants provided written informed consent.</w:t>
-      </w:r>
-    </w:p>
-    <w:p>
-      <w:pPr>
-        <w:pStyle w:val="Standard"/>
-        <w:jc w:val="both"/>
-        <w:rPr>
-          <w:rFonts w:ascii="Helvetica Neue" w:eastAsia="Helvetica Neue" w:hAnsi="Helvetica Neue" w:cs="Helvetica Neue"/>
-          <w:color w:val="0E0E0E"/>
-          <w:sz w:val="20"/>
-          <w:szCs w:val="20"/>
-        </w:rPr>
-      </w:pPr>
-    </w:p>
-    <w:p>
-      <w:pPr>
-        <w:pStyle w:val="Standard"/>
-        <w:jc w:val="both"/>
-      </w:pPr>
-      <w:r>
-        <w:rPr>
-          <w:rFonts w:ascii="Helvetica Neue" w:eastAsia="Helvetica Neue" w:hAnsi="Helvetica Neue" w:cs="Helvetica Neue"/>
-          <w:color w:val="0E0E0E"/>
-          <w:sz w:val="20"/>
-          <w:szCs w:val="20"/>
-        </w:rPr>
-        <w:t xml:space="preserve">Patients with current depressive episodes, substance use disorders, or significant medical comorbid conditions affecting cerebral blood flow such as diabetes, hypertension and morbid obesity were excluded. </w:t>
-      </w:r>
-      <w:proofErr w:type="gramStart"/>
-      <w:r>
-        <w:rPr>
-          <w:rFonts w:ascii="Helvetica Neue" w:eastAsia="Helvetica Neue" w:hAnsi="Helvetica Neue" w:cs="Helvetica Neue"/>
-          <w:color w:val="0E0E0E"/>
-          <w:sz w:val="20"/>
-          <w:szCs w:val="20"/>
-        </w:rPr>
-        <w:t>Healthy</w:t>
-      </w:r>
-      <w:proofErr w:type="gramEnd"/>
-      <w:r>
-        <w:rPr>
-          <w:rFonts w:ascii="Helvetica Neue" w:eastAsia="Helvetica Neue" w:hAnsi="Helvetica Neue" w:cs="Helvetica Neue"/>
-          <w:color w:val="0E0E0E"/>
-          <w:sz w:val="20"/>
-          <w:szCs w:val="20"/>
-        </w:rPr>
-        <w:t xml:space="preserve"> controls were recruited through community advertisements and had no history of psychiatric disorders and no family history of schizophrenia. Demographic characteristics of all participants are presented in Table 1.</w:t>
+        <w:t>Patients with current depressive episodes, substance use disorders, or significant medical comorbid conditions affecting cerebral blood flow such as diabetes, hypertension and morbid obesity were excluded. Healthy controls were recruited through community advertisements and had no history of psychiatric disorders and no family history of schizophrenia. Demographic characteristics of all participants are presented in Table 1.</w:t>
       </w:r>
       <w:r>
         <w:rPr>
@@ -2160,39 +2245,8 @@
           <w:sz w:val="20"/>
           <w:szCs w:val="20"/>
         </w:rPr>
-        <w:t xml:space="preserve">). </w:t>
-      </w:r>
-      <w:proofErr w:type="gramStart"/>
-      <w:r>
-        <w:rPr>
-          <w:rFonts w:ascii="Helvetica Neue" w:eastAsia="Helvetica Neue" w:hAnsi="Helvetica Neue" w:cs="Helvetica Neue"/>
-          <w:color w:val="0E0E0E"/>
-          <w:sz w:val="20"/>
-          <w:szCs w:val="20"/>
-        </w:rPr>
-        <w:t>Healthy</w:t>
-      </w:r>
-      <w:proofErr w:type="gramEnd"/>
-      <w:r>
-        <w:rPr>
-          <w:rFonts w:ascii="Helvetica Neue" w:eastAsia="Helvetica Neue" w:hAnsi="Helvetica Neue" w:cs="Helvetica Neue"/>
-          <w:color w:val="0E0E0E"/>
-          <w:sz w:val="20"/>
-          <w:szCs w:val="20"/>
-        </w:rPr>
-        <w:t xml:space="preserve"> controls (HC) were similarly evaluated using the SCID-5 to rule out any current or lifetime psychiatric </w:t>
-      </w:r>
-      <w:proofErr w:type="gramStart"/>
-      <w:r>
-        <w:rPr>
-          <w:rFonts w:ascii="Helvetica Neue" w:eastAsia="Helvetica Neue" w:hAnsi="Helvetica Neue" w:cs="Helvetica Neue"/>
-          <w:color w:val="0E0E0E"/>
-          <w:sz w:val="20"/>
-          <w:szCs w:val="20"/>
-        </w:rPr>
-        <w:t>diagnose</w:t>
-      </w:r>
-      <w:proofErr w:type="gramEnd"/>
+        <w:t>). Healthy controls (HC) were similarly evaluated using the SCID-5 to rule out any current or lifetime psychiatric diagnose</w:t>
+      </w:r>
     </w:p>
     <w:p>
       <w:pPr>
@@ -2317,6 +2371,7 @@
           <w:sz w:val="20"/>
           <w:szCs w:val="20"/>
         </w:rPr>
+        <w:lastRenderedPageBreak/>
         <w:t>The simulated trustee’s responses were predetermined to manipulate participants' beliefs about trustworthiness across three blocks of 20 trials each (totaling 60 trials). Specifically, the trustee shared the tripled amount in 80% of the trials in the first block (Block 1), 50% in the second block (Block 2), and again 80% in the third block (Block 3). While the proportion of trustee responses was fixed per block, the order of outcomes was randomized for each participant.</w:t>
       </w:r>
     </w:p>
@@ -2340,263 +2395,43 @@
           <w:szCs w:val="20"/>
         </w:rPr>
       </w:pPr>
-    </w:p>
-    <w:p>
-      <w:pPr>
-        <w:pStyle w:val="Standard"/>
-        <w:jc w:val="both"/>
-      </w:pPr>
-      <w:r>
-        <w:rPr>
-          <w:noProof/>
-        </w:rPr>
-        <w:lastRenderedPageBreak/>
-        <w:drawing>
-          <wp:inline distT="0" distB="0" distL="0" distR="0" wp14:anchorId="01857CF8" wp14:editId="01857CF9">
-            <wp:extent cx="5943600" cy="5127123"/>
-            <wp:effectExtent l="0" t="0" r="0" b="0"/>
-            <wp:docPr id="516931760" name="image2.png" descr="A diagram of a group of individuals&#10;&#10;AI-generated content may be incorrect."/>
-            <wp:cNvGraphicFramePr/>
-            <a:graphic xmlns:a="http://schemas.openxmlformats.org/drawingml/2006/main">
-              <a:graphicData uri="http://schemas.openxmlformats.org/drawingml/2006/picture">
-                <pic:pic xmlns:pic="http://schemas.openxmlformats.org/drawingml/2006/picture">
-                  <pic:nvPicPr>
-                    <pic:cNvPr id="0" name=""/>
-                    <pic:cNvPicPr/>
-                  </pic:nvPicPr>
-                  <pic:blipFill>
-                    <a:blip r:embed="rId14">
-                      <a:lum/>
-                      <a:alphaModFix/>
-                    </a:blip>
-                    <a:srcRect/>
-                    <a:stretch>
-                      <a:fillRect/>
-                    </a:stretch>
-                  </pic:blipFill>
-                  <pic:spPr>
-                    <a:xfrm>
-                      <a:off x="0" y="0"/>
-                      <a:ext cx="5943600" cy="5127123"/>
-                    </a:xfrm>
-                    <a:prstGeom prst="rect">
-                      <a:avLst/>
-                    </a:prstGeom>
-                    <a:noFill/>
-                    <a:ln>
-                      <a:noFill/>
-                      <a:prstDash/>
-                    </a:ln>
-                  </pic:spPr>
-                </pic:pic>
-              </a:graphicData>
-            </a:graphic>
-          </wp:inline>
-        </w:drawing>
-      </w:r>
-    </w:p>
-    <w:p>
-      <w:pPr>
-        <w:pStyle w:val="Standard"/>
-        <w:spacing w:line="240" w:lineRule="auto"/>
-        <w:jc w:val="both"/>
-      </w:pPr>
-      <w:r>
-        <w:rPr>
-          <w:rFonts w:ascii="Helvetica Neue" w:eastAsia="Helvetica Neue" w:hAnsi="Helvetica Neue" w:cs="Helvetica Neue"/>
-          <w:sz w:val="20"/>
-          <w:szCs w:val="20"/>
-        </w:rPr>
-        <w:t xml:space="preserve">Figure 1. </w:t>
-      </w:r>
-      <w:r>
-        <w:rPr>
-          <w:rFonts w:ascii="Helvetica Neue" w:eastAsia="Helvetica Neue" w:hAnsi="Helvetica Neue" w:cs="Helvetica Neue"/>
-          <w:sz w:val="18"/>
-          <w:szCs w:val="18"/>
-        </w:rPr>
-        <w:t>Single-trial timeline of the Trust Game. At the start of each trial, the participant receives an endowment of 40 Turkish Lira (TL) and chooses to Keep or Invest (transfer to a trustee). If they Keep, the 40 TL is split evenly (20 TL each). If they Invest, the transfer is tripled to 120 TL; the trustee then either shares it equally (60 TL each) or keeps the entire 120 TL. The six panels illustrate the standardized sequence of screens presented on every trial—from endowment and choice to trustee decision and outcome feedback. The task comprised three blocks of 20 trials (60 trials total), with the core decision on each trial being whether to trust the trustee.</w:t>
-      </w:r>
-    </w:p>
-    <w:p>
-      <w:pPr>
-        <w:pStyle w:val="Standard"/>
-        <w:jc w:val="both"/>
-        <w:rPr>
-          <w:rFonts w:ascii="Helvetica Neue" w:eastAsia="Helvetica Neue" w:hAnsi="Helvetica Neue" w:cs="Helvetica Neue"/>
-          <w:sz w:val="20"/>
-          <w:szCs w:val="20"/>
-        </w:rPr>
-      </w:pPr>
-    </w:p>
-    <w:p>
-      <w:pPr>
-        <w:pStyle w:val="Standard"/>
-        <w:jc w:val="both"/>
-        <w:rPr>
-          <w:rFonts w:ascii="Helvetica Neue" w:eastAsia="Helvetica Neue" w:hAnsi="Helvetica Neue" w:cs="Helvetica Neue"/>
-          <w:sz w:val="20"/>
-          <w:szCs w:val="20"/>
-        </w:rPr>
-      </w:pPr>
-    </w:p>
-    <w:p>
-      <w:pPr>
-        <w:pStyle w:val="Standard"/>
-        <w:jc w:val="both"/>
-        <w:rPr>
-          <w:rFonts w:ascii="Helvetica Neue" w:eastAsia="Helvetica Neue" w:hAnsi="Helvetica Neue" w:cs="Helvetica Neue"/>
-          <w:sz w:val="20"/>
-          <w:szCs w:val="20"/>
-        </w:rPr>
-      </w:pPr>
-    </w:p>
-    <w:p>
-      <w:pPr>
-        <w:pStyle w:val="Standard"/>
-        <w:jc w:val="both"/>
-        <w:rPr>
-          <w:rFonts w:ascii="Helvetica Neue" w:eastAsia="Helvetica Neue" w:hAnsi="Helvetica Neue" w:cs="Helvetica Neue"/>
-          <w:sz w:val="20"/>
-          <w:szCs w:val="20"/>
-        </w:rPr>
-      </w:pPr>
-    </w:p>
-    <w:p>
-      <w:pPr>
-        <w:pStyle w:val="Standard"/>
-        <w:jc w:val="both"/>
-        <w:rPr>
-          <w:rFonts w:ascii="Helvetica Neue" w:eastAsia="Helvetica Neue" w:hAnsi="Helvetica Neue" w:cs="Helvetica Neue"/>
-          <w:sz w:val="20"/>
-          <w:szCs w:val="20"/>
-        </w:rPr>
-      </w:pPr>
-    </w:p>
-    <w:p>
-      <w:pPr>
-        <w:pStyle w:val="Standard"/>
-        <w:jc w:val="both"/>
-        <w:rPr>
-          <w:rFonts w:ascii="Helvetica Neue" w:eastAsia="Helvetica Neue" w:hAnsi="Helvetica Neue" w:cs="Helvetica Neue"/>
-          <w:sz w:val="20"/>
-          <w:szCs w:val="20"/>
-        </w:rPr>
-      </w:pPr>
-    </w:p>
-    <w:p>
-      <w:pPr>
-        <w:pStyle w:val="Standard"/>
-        <w:jc w:val="both"/>
-      </w:pPr>
-      <w:r>
-        <w:rPr>
-          <w:noProof/>
-        </w:rPr>
-        <w:lastRenderedPageBreak/>
-        <w:drawing>
-          <wp:inline distT="0" distB="0" distL="0" distR="0" wp14:anchorId="01857CFA" wp14:editId="01857CFB">
-            <wp:extent cx="5943600" cy="3343320"/>
-            <wp:effectExtent l="0" t="0" r="0" b="9480"/>
-            <wp:docPr id="201765375" name="image5.png"/>
-            <wp:cNvGraphicFramePr/>
-            <a:graphic xmlns:a="http://schemas.openxmlformats.org/drawingml/2006/main">
-              <a:graphicData uri="http://schemas.openxmlformats.org/drawingml/2006/picture">
-                <pic:pic xmlns:pic="http://schemas.openxmlformats.org/drawingml/2006/picture">
-                  <pic:nvPicPr>
-                    <pic:cNvPr id="0" name=""/>
-                    <pic:cNvPicPr/>
-                  </pic:nvPicPr>
-                  <pic:blipFill>
-                    <a:blip r:embed="rId15">
-                      <a:lum/>
-                      <a:alphaModFix/>
-                    </a:blip>
-                    <a:srcRect/>
-                    <a:stretch>
-                      <a:fillRect/>
-                    </a:stretch>
-                  </pic:blipFill>
-                  <pic:spPr>
-                    <a:xfrm>
-                      <a:off x="0" y="0"/>
-                      <a:ext cx="5943600" cy="3343320"/>
-                    </a:xfrm>
-                    <a:prstGeom prst="rect">
-                      <a:avLst/>
-                    </a:prstGeom>
-                    <a:noFill/>
-                    <a:ln>
-                      <a:noFill/>
-                      <a:prstDash/>
-                    </a:ln>
-                  </pic:spPr>
-                </pic:pic>
-              </a:graphicData>
-            </a:graphic>
-          </wp:inline>
-        </w:drawing>
-      </w:r>
-    </w:p>
-    <w:p>
-      <w:pPr>
-        <w:pStyle w:val="Standard"/>
-        <w:spacing w:line="240" w:lineRule="auto"/>
-        <w:jc w:val="both"/>
-      </w:pPr>
-      <w:r>
-        <w:rPr>
-          <w:rFonts w:ascii="Helvetica Neue" w:eastAsia="Helvetica Neue" w:hAnsi="Helvetica Neue" w:cs="Helvetica Neue"/>
-          <w:b/>
-          <w:bCs/>
-          <w:sz w:val="18"/>
-          <w:szCs w:val="18"/>
-        </w:rPr>
-        <w:t>Figure 2.</w:t>
-      </w:r>
-      <w:r>
-        <w:rPr>
-          <w:rFonts w:ascii="Arial Unicode MS" w:eastAsia="Arial Unicode MS" w:hAnsi="Arial Unicode MS" w:cs="Arial Unicode MS"/>
-          <w:sz w:val="18"/>
-          <w:szCs w:val="18"/>
-        </w:rPr>
-        <w:t xml:space="preserve"> Trial screens and timing in the Trust Game. fMRI task model for each trial. Each participant plays the game as sets of 20 trials, i.e., 60 trials in total. (1) Decision/anticipation (6 s): trustee photo + 40 TL endowment shown; no response required. (2) Choice confirmation (≤3 s): participants confirm Keep vs Invest via button press; no response yields 0 TL for that trial; five missed responses (consecutive or not) terminate the task. (3) Anticipation (3 s): waiting for trustee’s decision. (4) Outcome (3 s): trustee’s choice display </w:t>
-      </w:r>
-      <w:proofErr w:type="gramStart"/>
-      <w:r>
-        <w:rPr>
-          <w:rFonts w:ascii="Arial Unicode MS" w:eastAsia="Arial Unicode MS" w:hAnsi="Arial Unicode MS" w:cs="Arial Unicode MS"/>
-          <w:sz w:val="18"/>
-          <w:szCs w:val="18"/>
-        </w:rPr>
-        <w:t>share</w:t>
-      </w:r>
-      <w:proofErr w:type="gramEnd"/>
-      <w:r>
-        <w:rPr>
-          <w:rFonts w:ascii="Arial Unicode MS" w:eastAsia="Arial Unicode MS" w:hAnsi="Arial Unicode MS" w:cs="Arial Unicode MS"/>
-          <w:sz w:val="18"/>
-          <w:szCs w:val="18"/>
-        </w:rPr>
-        <w:t xml:space="preserve"> the tripled investment (120 TL, 60 TL each) or </w:t>
-      </w:r>
-      <w:proofErr w:type="gramStart"/>
-      <w:r>
-        <w:rPr>
-          <w:rFonts w:ascii="Arial Unicode MS" w:eastAsia="Arial Unicode MS" w:hAnsi="Arial Unicode MS" w:cs="Arial Unicode MS"/>
-          <w:sz w:val="18"/>
-          <w:szCs w:val="18"/>
-        </w:rPr>
-        <w:t>keep all—</w:t>
-      </w:r>
-      <w:proofErr w:type="gramEnd"/>
-      <w:r>
-        <w:rPr>
-          <w:rFonts w:ascii="Arial Unicode MS" w:eastAsia="Arial Unicode MS" w:hAnsi="Arial Unicode MS" w:cs="Arial Unicode MS"/>
-          <w:sz w:val="18"/>
-          <w:szCs w:val="18"/>
-        </w:rPr>
-        <w:t>along with participant earnings. (E) Jittered ITI (blank) 3–6 s. (F) Fixation 3–6 s, adjusted to yield a fixed 9 s total inter-trial interval. Durations in seconds unless noted.</w:t>
+      <w:r>
+        <w:rPr>
+          <w:rFonts w:ascii="Helvetica Neue" w:eastAsia="Helvetica Neue" w:hAnsi="Helvetica Neue" w:cs="Helvetica Neue"/>
+          <w:sz w:val="20"/>
+          <w:szCs w:val="20"/>
+        </w:rPr>
+        <w:t>[Insert Figure 1]</w:t>
+      </w:r>
+    </w:p>
+    <w:p>
+      <w:pPr>
+        <w:pStyle w:val="Standard"/>
+        <w:jc w:val="both"/>
+        <w:rPr>
+          <w:rFonts w:ascii="Helvetica Neue" w:eastAsia="Helvetica Neue" w:hAnsi="Helvetica Neue" w:cs="Helvetica Neue"/>
+          <w:sz w:val="20"/>
+          <w:szCs w:val="20"/>
+        </w:rPr>
+      </w:pPr>
+    </w:p>
+    <w:p>
+      <w:pPr>
+        <w:pStyle w:val="Standard"/>
+        <w:jc w:val="both"/>
+        <w:rPr>
+          <w:rFonts w:ascii="Helvetica Neue" w:eastAsia="Helvetica Neue" w:hAnsi="Helvetica Neue" w:cs="Helvetica Neue"/>
+          <w:sz w:val="20"/>
+          <w:szCs w:val="20"/>
+        </w:rPr>
+      </w:pPr>
+      <w:r>
+        <w:rPr>
+          <w:rFonts w:ascii="Helvetica Neue" w:eastAsia="Helvetica Neue" w:hAnsi="Helvetica Neue" w:cs="Helvetica Neue"/>
+          <w:sz w:val="20"/>
+          <w:szCs w:val="20"/>
+        </w:rPr>
+        <w:t>[Insert Figure 2]</w:t>
       </w:r>
     </w:p>
     <w:p>
@@ -2677,27 +2512,7 @@
           <w:sz w:val="20"/>
           <w:szCs w:val="20"/>
         </w:rPr>
-        <w:t xml:space="preserve">). Subject-level parameters were estimated using Maximum A Posteriori (MAP) estimation to ensure robust fits. Optimization routines and prior distributions are detailed in the Supplementary Material. We performed control analysis for model selection, comparing simple RW </w:t>
-      </w:r>
-      <w:proofErr w:type="gramStart"/>
-      <w:r>
-        <w:rPr>
-          <w:rFonts w:ascii="Helvetica Neue" w:eastAsia="Helvetica Neue" w:hAnsi="Helvetica Neue" w:cs="Helvetica Neue"/>
-          <w:color w:val="000000"/>
-          <w:sz w:val="20"/>
-          <w:szCs w:val="20"/>
-        </w:rPr>
-        <w:t>model</w:t>
-      </w:r>
-      <w:proofErr w:type="gramEnd"/>
-      <w:r>
-        <w:rPr>
-          <w:rFonts w:ascii="Helvetica Neue" w:eastAsia="Helvetica Neue" w:hAnsi="Helvetica Neue" w:cs="Helvetica Neue"/>
-          <w:color w:val="000000"/>
-          <w:sz w:val="20"/>
-          <w:szCs w:val="20"/>
-        </w:rPr>
-        <w:t xml:space="preserve"> to alternative models such as adaptive learning, dual alpha and null model. Full mathematical model formulations are provided in the Supplementary Material.</w:t>
+        <w:t>). Subject-level parameters were estimated using Maximum A Posteriori (MAP) estimation to ensure robust fits. Optimization routines and prior distributions are detailed in the Supplementary Material. We performed control analysis for model selection, comparing simple RW model to alternative models such as adaptive learning, dual alpha and null model. Full mathematical model formulations are provided in the Supplementary Material.</w:t>
       </w:r>
     </w:p>
     <w:p>
@@ -2826,7 +2641,6 @@
           <w:sz w:val="20"/>
           <w:szCs w:val="20"/>
         </w:rPr>
-        <w:lastRenderedPageBreak/>
         <w:t>Group differences in the computational parameters (</w:t>
       </w:r>
       <m:oMath>
@@ -2987,7 +2801,16 @@
           <w:sz w:val="20"/>
           <w:szCs w:val="20"/>
         </w:rPr>
-        <w:t>) extracted from the winning computational model. We employed a Linear Mixed-Effects Model (LMM) to account for the nested, repeated-measures structure of the data (i.e., multiple trials nested within individual subjects).</w:t>
+        <w:t xml:space="preserve">) extracted from the winning computational model. We </w:t>
+      </w:r>
+      <w:r>
+        <w:rPr>
+          <w:rFonts w:ascii="Helvetica Neue" w:eastAsia="Helvetica Neue" w:hAnsi="Helvetica Neue" w:cs="Helvetica Neue"/>
+          <w:sz w:val="20"/>
+          <w:szCs w:val="20"/>
+        </w:rPr>
+        <w:lastRenderedPageBreak/>
+        <w:t>employed a Linear Mixed-Effects Model (LMM) to account for the nested, repeated-measures structure of the data (i.e., multiple trials nested within individual subjects).</w:t>
       </w:r>
     </w:p>
     <w:p>
@@ -3640,27 +3463,7 @@
           <w:sz w:val="20"/>
           <w:szCs w:val="20"/>
         </w:rPr>
-        <w:t xml:space="preserve">. The model included </w:t>
-      </w:r>
-      <w:proofErr w:type="gramStart"/>
-      <w:r>
-        <w:rPr>
-          <w:rFonts w:ascii="Helvetica Neue" w:eastAsia="Helvetica Neue" w:hAnsi="Helvetica Neue" w:cs="Helvetica Neue"/>
-          <w:color w:val="000000"/>
-          <w:sz w:val="20"/>
-          <w:szCs w:val="20"/>
-        </w:rPr>
-        <w:t>categorical</w:t>
-      </w:r>
-      <w:proofErr w:type="gramEnd"/>
-      <w:r>
-        <w:rPr>
-          <w:rFonts w:ascii="Helvetica Neue" w:eastAsia="Helvetica Neue" w:hAnsi="Helvetica Neue" w:cs="Helvetica Neue"/>
-          <w:color w:val="000000"/>
-          <w:sz w:val="20"/>
-          <w:szCs w:val="20"/>
-        </w:rPr>
-        <w:t xml:space="preserve"> fixed main effects for diagnostic </w:t>
+        <w:t xml:space="preserve">. The model included categorical fixed main effects for diagnostic </w:t>
       </w:r>
       <m:oMath>
         <m:r>
@@ -3902,7 +3705,25 @@
           <w:sz w:val="20"/>
           <w:szCs w:val="20"/>
         </w:rPr>
-        <w:t xml:space="preserve"> Verio, Erlangen, Germany) equipped with a 12-channel head coil. A 24-minute and 54-second task- based fMRI scan (utilizing the Trust Game paradigm) was acquired with the following core parameters: repetition time (TR) = 3000 </w:t>
+        <w:t xml:space="preserve"> </w:t>
+      </w:r>
+      <w:proofErr w:type="spellStart"/>
+      <w:r>
+        <w:rPr>
+          <w:rFonts w:ascii="Helvetica Neue" w:hAnsi="Helvetica Neue"/>
+          <w:sz w:val="20"/>
+          <w:szCs w:val="20"/>
+        </w:rPr>
+        <w:t>Verio</w:t>
+      </w:r>
+      <w:proofErr w:type="spellEnd"/>
+      <w:r>
+        <w:rPr>
+          <w:rFonts w:ascii="Helvetica Neue" w:hAnsi="Helvetica Neue"/>
+          <w:sz w:val="20"/>
+          <w:szCs w:val="20"/>
+        </w:rPr>
+        <w:t xml:space="preserve">, Erlangen, Germany) equipped with a 12-channel head coil. A 24-minute and 54-second task- based fMRI scan (utilizing the Trust Game paradigm) was acquired with the following core parameters: repetition time (TR) = 3000 </w:t>
       </w:r>
       <w:proofErr w:type="spellStart"/>
       <w:r>
@@ -3996,25 +3817,7 @@
           <w:sz w:val="20"/>
           <w:szCs w:val="20"/>
         </w:rPr>
-        <w:t xml:space="preserve">First-level General Linear Models (GLM) captured task-related BOLD responses. Crucially, trial-by-trial Prediction Errors (PE) were entered as an orthogonalized parametric modulator on the feedback onset to isolate computational learning signals. Second-level </w:t>
-      </w:r>
-      <w:proofErr w:type="gramStart"/>
-      <w:r>
-        <w:rPr>
-          <w:rFonts w:ascii="Helvetica Neue" w:eastAsia="Helvetica Neue" w:hAnsi="Helvetica Neue" w:cs="Helvetica Neue"/>
-          <w:sz w:val="20"/>
-          <w:szCs w:val="20"/>
-        </w:rPr>
-        <w:t>analyses</w:t>
-      </w:r>
-      <w:proofErr w:type="gramEnd"/>
-      <w:r>
-        <w:rPr>
-          <w:rFonts w:ascii="Helvetica Neue" w:eastAsia="Helvetica Neue" w:hAnsi="Helvetica Neue" w:cs="Helvetica Neue"/>
-          <w:sz w:val="20"/>
-          <w:szCs w:val="20"/>
-        </w:rPr>
-        <w:t xml:space="preserve"> evaluated group differences (Healthy Controls (HC) vs Schizophrenia (SZ)) via two sample t-tests. Whole-brain statistical maps were </w:t>
+        <w:t xml:space="preserve">First-level General Linear Models (GLM) captured task-related BOLD responses. Crucially, trial-by-trial Prediction Errors (PE) were entered as an orthogonalized parametric modulator on the feedback onset to isolate computational learning signals. Second-level analyses evaluated group differences (Healthy Controls (HC) vs Schizophrenia (SZ)) via two sample t-tests. Whole-brain statistical maps were </w:t>
       </w:r>
       <w:proofErr w:type="spellStart"/>
       <w:r>
@@ -4120,7 +3923,6 @@
           <w:sz w:val="20"/>
           <w:szCs w:val="20"/>
         </w:rPr>
-        <w:lastRenderedPageBreak/>
         <w:t>3. Results</w:t>
       </w:r>
     </w:p>
@@ -4403,88 +4205,14 @@
         <w:jc w:val="both"/>
       </w:pPr>
       <w:r>
-        <w:rPr>
-          <w:noProof/>
-        </w:rPr>
-        <w:drawing>
-          <wp:inline distT="0" distB="0" distL="0" distR="0" wp14:anchorId="01857CFC" wp14:editId="01857CFD">
-            <wp:extent cx="3239636" cy="1350001"/>
-            <wp:effectExtent l="0" t="0" r="0" b="2549"/>
-            <wp:docPr id="1782411764" name="image3.png"/>
-            <wp:cNvGraphicFramePr/>
-            <a:graphic xmlns:a="http://schemas.openxmlformats.org/drawingml/2006/main">
-              <a:graphicData uri="http://schemas.openxmlformats.org/drawingml/2006/picture">
-                <pic:pic xmlns:pic="http://schemas.openxmlformats.org/drawingml/2006/picture">
-                  <pic:nvPicPr>
-                    <pic:cNvPr id="0" name=""/>
-                    <pic:cNvPicPr/>
-                  </pic:nvPicPr>
-                  <pic:blipFill>
-                    <a:blip r:embed="rId16">
-                      <a:lum/>
-                      <a:alphaModFix/>
-                    </a:blip>
-                    <a:srcRect r="24"/>
-                    <a:stretch>
-                      <a:fillRect/>
-                    </a:stretch>
-                  </pic:blipFill>
-                  <pic:spPr>
-                    <a:xfrm>
-                      <a:off x="0" y="0"/>
-                      <a:ext cx="3239636" cy="1350001"/>
-                    </a:xfrm>
-                    <a:prstGeom prst="rect">
-                      <a:avLst/>
-                    </a:prstGeom>
-                    <a:noFill/>
-                    <a:ln>
-                      <a:noFill/>
-                      <a:prstDash/>
-                    </a:ln>
-                  </pic:spPr>
-                </pic:pic>
-              </a:graphicData>
-            </a:graphic>
-          </wp:inline>
-        </w:drawing>
-      </w:r>
-    </w:p>
-    <w:p>
-      <w:pPr>
-        <w:pStyle w:val="Standard"/>
-        <w:spacing w:before="180" w:after="180" w:line="240" w:lineRule="auto"/>
-        <w:jc w:val="both"/>
-      </w:pPr>
-      <w:r>
-        <w:rPr>
-          <w:rFonts w:ascii="Helvetica Neue" w:eastAsia="Helvetica Neue" w:hAnsi="Helvetica Neue" w:cs="Helvetica Neue"/>
-          <w:color w:val="000000"/>
-          <w:sz w:val="18"/>
-          <w:szCs w:val="18"/>
-        </w:rPr>
-        <w:t xml:space="preserve">Figure 3. Group differences in Win-Stay and Loss-Shift behavior. Probability of utilizing Win-Stay and Loss-Shift heuristics for Healthy Controls (HC) and Schizophrenia (SZ) patients. SZ patients demonstrated a significantly lower probability of applying the Win-Stay strategy compared to HC, whereas Loss-Shift behavior remained intact across both groups. Colored markers represent individual participants, overlaid on box plots displaying </w:t>
-      </w:r>
-      <w:proofErr w:type="gramStart"/>
-      <w:r>
-        <w:rPr>
-          <w:rFonts w:ascii="Helvetica Neue" w:eastAsia="Helvetica Neue" w:hAnsi="Helvetica Neue" w:cs="Helvetica Neue"/>
-          <w:color w:val="000000"/>
-          <w:sz w:val="18"/>
-          <w:szCs w:val="18"/>
-        </w:rPr>
-        <w:t>the data</w:t>
-      </w:r>
-      <w:proofErr w:type="gramEnd"/>
-      <w:r>
-        <w:rPr>
-          <w:rFonts w:ascii="Helvetica Neue" w:eastAsia="Helvetica Neue" w:hAnsi="Helvetica Neue" w:cs="Helvetica Neue"/>
-          <w:color w:val="000000"/>
-          <w:sz w:val="18"/>
-          <w:szCs w:val="18"/>
-        </w:rPr>
-        <w:t xml:space="preserve"> distribution and median (permutation test).</w:t>
-      </w:r>
+        <w:t>[Insert Figure 3]</w:t>
+      </w:r>
+    </w:p>
+    <w:p>
+      <w:pPr>
+        <w:pStyle w:val="Standard"/>
+        <w:jc w:val="both"/>
+      </w:pPr>
     </w:p>
     <w:p>
       <w:pPr>
@@ -4510,6 +4238,7 @@
           <w:sz w:val="20"/>
           <w:szCs w:val="20"/>
         </w:rPr>
+        <w:lastRenderedPageBreak/>
         <w:t>3.2 Computational Modeling Results</w:t>
       </w:r>
     </w:p>
@@ -4772,189 +4501,26 @@
       <w:pPr>
         <w:pStyle w:val="Standard"/>
         <w:jc w:val="both"/>
-        <w:rPr>
-          <w:rFonts w:ascii="Helvetica Neue" w:eastAsia="Helvetica Neue" w:hAnsi="Helvetica Neue" w:cs="Helvetica Neue"/>
-          <w:sz w:val="20"/>
-          <w:szCs w:val="20"/>
-        </w:rPr>
-      </w:pPr>
-    </w:p>
-    <w:p>
-      <w:pPr>
-        <w:pStyle w:val="Standard"/>
-        <w:jc w:val="both"/>
-      </w:pPr>
-      <w:r>
-        <w:rPr>
-          <w:noProof/>
-        </w:rPr>
-        <w:lastRenderedPageBreak/>
-        <w:drawing>
-          <wp:inline distT="0" distB="0" distL="0" distR="0" wp14:anchorId="01857CFE" wp14:editId="01857CFF">
-            <wp:extent cx="3239636" cy="1350001"/>
-            <wp:effectExtent l="0" t="0" r="0" b="2549"/>
-            <wp:docPr id="1260238288" name="image1.png"/>
-            <wp:cNvGraphicFramePr/>
-            <a:graphic xmlns:a="http://schemas.openxmlformats.org/drawingml/2006/main">
-              <a:graphicData uri="http://schemas.openxmlformats.org/drawingml/2006/picture">
-                <pic:pic xmlns:pic="http://schemas.openxmlformats.org/drawingml/2006/picture">
-                  <pic:nvPicPr>
-                    <pic:cNvPr id="0" name=""/>
-                    <pic:cNvPicPr/>
-                  </pic:nvPicPr>
-                  <pic:blipFill>
-                    <a:blip r:embed="rId17">
-                      <a:lum/>
-                      <a:alphaModFix/>
-                    </a:blip>
-                    <a:srcRect/>
-                    <a:stretch>
-                      <a:fillRect/>
-                    </a:stretch>
-                  </pic:blipFill>
-                  <pic:spPr>
-                    <a:xfrm>
-                      <a:off x="0" y="0"/>
-                      <a:ext cx="3239636" cy="1350001"/>
-                    </a:xfrm>
-                    <a:prstGeom prst="rect">
-                      <a:avLst/>
-                    </a:prstGeom>
-                    <a:noFill/>
-                    <a:ln>
-                      <a:noFill/>
-                      <a:prstDash/>
-                    </a:ln>
-                  </pic:spPr>
-                </pic:pic>
-              </a:graphicData>
-            </a:graphic>
-          </wp:inline>
-        </w:drawing>
-      </w:r>
-    </w:p>
-    <w:p>
-      <w:pPr>
-        <w:pStyle w:val="Standard"/>
-        <w:jc w:val="both"/>
-        <w:rPr>
-          <w:rFonts w:ascii="Helvetica Neue" w:eastAsia="Helvetica Neue" w:hAnsi="Helvetica Neue" w:cs="Helvetica Neue"/>
-          <w:sz w:val="18"/>
-          <w:szCs w:val="18"/>
-        </w:rPr>
-      </w:pPr>
-    </w:p>
-    <w:p>
-      <w:pPr>
-        <w:pStyle w:val="Standard"/>
-        <w:jc w:val="both"/>
-      </w:pPr>
-      <w:r>
-        <w:rPr>
-          <w:rFonts w:ascii="Helvetica Neue" w:eastAsia="Helvetica Neue" w:hAnsi="Helvetica Neue" w:cs="Helvetica Neue"/>
-          <w:b/>
-          <w:bCs/>
-          <w:sz w:val="18"/>
-          <w:szCs w:val="18"/>
-        </w:rPr>
-        <w:t>Figure 4.</w:t>
-      </w:r>
-      <w:r>
-        <w:rPr>
-          <w:rFonts w:ascii="Helvetica Neue" w:eastAsia="Helvetica Neue" w:hAnsi="Helvetica Neue" w:cs="Helvetica Neue"/>
-          <w:sz w:val="18"/>
-          <w:szCs w:val="18"/>
-        </w:rPr>
-        <w:t xml:space="preserve"> Group differences in computational learning parameters. Distributions of learning rate (</w:t>
-      </w:r>
-      <m:oMath>
-        <m:r>
-          <w:rPr>
-            <w:rFonts w:ascii="Cambria Math" w:hAnsi="Cambria Math"/>
-          </w:rPr>
-          <m:t>α</m:t>
-        </m:r>
-      </m:oMath>
-      <w:r>
-        <w:rPr>
-          <w:rFonts w:ascii="Helvetica Neue" w:eastAsia="Helvetica Neue" w:hAnsi="Helvetica Neue" w:cs="Helvetica Neue"/>
-          <w:sz w:val="18"/>
-          <w:szCs w:val="18"/>
-        </w:rPr>
-        <w:t xml:space="preserve">), inverse temperature </w:t>
-      </w:r>
-      <m:oMath>
-        <m:d>
-          <m:dPr>
-            <m:endChr m:val=""/>
-            <m:ctrlPr>
-              <w:rPr>
-                <w:rFonts w:ascii="Cambria Math" w:hAnsi="Cambria Math"/>
-              </w:rPr>
-            </m:ctrlPr>
-          </m:dPr>
-          <m:e>
-            <m:r>
-              <w:rPr>
-                <w:rFonts w:ascii="Cambria Math" w:hAnsi="Cambria Math"/>
-              </w:rPr>
-              <m:t>β</m:t>
-            </m:r>
-          </m:e>
-        </m:d>
-      </m:oMath>
-      <w:r>
-        <w:rPr>
-          <w:rFonts w:ascii="Helvetica Neue" w:eastAsia="Helvetica Neue" w:hAnsi="Helvetica Neue" w:cs="Helvetica Neue"/>
-          <w:sz w:val="18"/>
-          <w:szCs w:val="18"/>
-        </w:rPr>
-        <w:t>), and pseudo-R</w:t>
-      </w:r>
-      <w:r>
-        <w:rPr>
-          <w:rFonts w:ascii="Helvetica Neue" w:eastAsia="Helvetica Neue" w:hAnsi="Helvetica Neue" w:cs="Helvetica Neue"/>
-          <w:sz w:val="18"/>
-          <w:szCs w:val="18"/>
-          <w:vertAlign w:val="superscript"/>
-        </w:rPr>
-        <w:t>2</w:t>
-      </w:r>
-      <w:r>
-        <w:rPr>
-          <w:rFonts w:ascii="Helvetica Neue" w:eastAsia="Helvetica Neue" w:hAnsi="Helvetica Neue" w:cs="Helvetica Neue"/>
-          <w:sz w:val="18"/>
-          <w:szCs w:val="18"/>
-        </w:rPr>
-        <w:t xml:space="preserve"> for Healthy Controls (HC) and Schizophrenia (SZ) patients. SZ patients demonstrated significantly reduced learning rates and poorer overall model fits compared to HC, while differences in inverse temperature (</w:t>
-      </w:r>
-      <m:oMath>
-        <m:r>
-          <w:rPr>
-            <w:rFonts w:ascii="Cambria Math" w:hAnsi="Cambria Math"/>
-          </w:rPr>
-          <m:t>β</m:t>
-        </m:r>
-      </m:oMath>
-      <w:r>
-        <w:rPr>
-          <w:rFonts w:ascii="Helvetica Neue" w:eastAsia="Helvetica Neue" w:hAnsi="Helvetica Neue" w:cs="Helvetica Neue"/>
-          <w:sz w:val="18"/>
-          <w:szCs w:val="18"/>
-        </w:rPr>
-        <w:t>) were non-significant. Individual parameter estimates are overlaid on violin plots showing the data distribution and interquartile range (black bar) (permutation tests, Bonferroni-corrected).</w:t>
-      </w:r>
-    </w:p>
-    <w:p>
-      <w:pPr>
-        <w:pStyle w:val="Standard"/>
-        <w:jc w:val="both"/>
-        <w:rPr>
-          <w:rFonts w:ascii="Helvetica Neue" w:eastAsia="Helvetica Neue" w:hAnsi="Helvetica Neue" w:cs="Helvetica Neue"/>
-          <w:sz w:val="20"/>
-          <w:szCs w:val="20"/>
-        </w:rPr>
-      </w:pPr>
+      </w:pPr>
+    </w:p>
+    <w:p>
+      <w:pPr>
+        <w:pStyle w:val="Standard"/>
+        <w:jc w:val="both"/>
+        <w:rPr>
+          <w:rFonts w:ascii="Helvetica Neue" w:eastAsia="Helvetica Neue" w:hAnsi="Helvetica Neue" w:cs="Helvetica Neue"/>
+          <w:sz w:val="20"/>
+          <w:szCs w:val="20"/>
+        </w:rPr>
+      </w:pPr>
+      <w:r>
+        <w:rPr>
+          <w:rFonts w:ascii="Helvetica Neue" w:eastAsia="Helvetica Neue" w:hAnsi="Helvetica Neue" w:cs="Helvetica Neue"/>
+          <w:sz w:val="20"/>
+          <w:szCs w:val="20"/>
+        </w:rPr>
+        <w:t>[Insert Figure 4]</w:t>
+      </w:r>
     </w:p>
     <w:p>
       <w:pPr>
@@ -5391,6 +4957,7 @@
           <w:sz w:val="20"/>
           <w:szCs w:val="20"/>
         </w:rPr>
+        <w:lastRenderedPageBreak/>
         <w:t>3.6 Neural Correlates of Prediction Error</w:t>
       </w:r>
     </w:p>
@@ -5428,14 +4995,7 @@
           <w:rPr>
             <w:rFonts w:ascii="Cambria Math" w:hAnsi="Cambria Math"/>
           </w:rPr>
-          <m:t>p&lt;</m:t>
-        </m:r>
-        <m:r>
-          <w:rPr>
-            <w:rFonts w:ascii="Cambria Math" w:hAnsi="Cambria Math"/>
-          </w:rPr>
-          <w:lastRenderedPageBreak/>
-          <m:t>0.05</m:t>
+          <m:t>p&lt;0.05</m:t>
         </m:r>
       </m:oMath>
       <w:r>
@@ -5777,177 +5337,20 @@
       <w:pPr>
         <w:pStyle w:val="Standard"/>
         <w:jc w:val="both"/>
-      </w:pPr>
-      <w:r>
-        <w:rPr>
-          <w:noProof/>
-        </w:rPr>
-        <w:drawing>
-          <wp:inline distT="0" distB="0" distL="0" distR="0" wp14:anchorId="01857D00" wp14:editId="01857D01">
-            <wp:extent cx="5039999" cy="2346844"/>
-            <wp:effectExtent l="0" t="0" r="8251" b="0"/>
-            <wp:docPr id="1758549175" name="image4.png" descr="A close-up of a brain&#10;&#10;AI-generated content may be incorrect."/>
-            <wp:cNvGraphicFramePr/>
-            <a:graphic xmlns:a="http://schemas.openxmlformats.org/drawingml/2006/main">
-              <a:graphicData uri="http://schemas.openxmlformats.org/drawingml/2006/picture">
-                <pic:pic xmlns:pic="http://schemas.openxmlformats.org/drawingml/2006/picture">
-                  <pic:nvPicPr>
-                    <pic:cNvPr id="0" name=""/>
-                    <pic:cNvPicPr/>
-                  </pic:nvPicPr>
-                  <pic:blipFill>
-                    <a:blip r:embed="rId18">
-                      <a:lum/>
-                      <a:alphaModFix/>
-                    </a:blip>
-                    <a:srcRect/>
-                    <a:stretch>
-                      <a:fillRect/>
-                    </a:stretch>
-                  </pic:blipFill>
-                  <pic:spPr>
-                    <a:xfrm>
-                      <a:off x="0" y="0"/>
-                      <a:ext cx="5039999" cy="2346844"/>
-                    </a:xfrm>
-                    <a:prstGeom prst="rect">
-                      <a:avLst/>
-                    </a:prstGeom>
-                    <a:noFill/>
-                    <a:ln>
-                      <a:noFill/>
-                      <a:prstDash/>
-                    </a:ln>
-                  </pic:spPr>
-                </pic:pic>
-              </a:graphicData>
-            </a:graphic>
-          </wp:inline>
-        </w:drawing>
-      </w:r>
-    </w:p>
-    <w:p>
-      <w:pPr>
-        <w:pStyle w:val="Standard"/>
-        <w:spacing w:line="240" w:lineRule="auto"/>
-        <w:jc w:val="both"/>
-      </w:pPr>
-      <w:r>
-        <w:rPr>
-          <w:rFonts w:ascii="Helvetica Neue" w:eastAsia="Helvetica Neue" w:hAnsi="Helvetica Neue" w:cs="Helvetica Neue"/>
-          <w:sz w:val="20"/>
-          <w:szCs w:val="20"/>
-        </w:rPr>
-        <w:t xml:space="preserve">Figure 5. Neural correlates </w:t>
-      </w:r>
-      <w:proofErr w:type="gramStart"/>
-      <w:r>
-        <w:rPr>
-          <w:rFonts w:ascii="Helvetica Neue" w:eastAsia="Helvetica Neue" w:hAnsi="Helvetica Neue" w:cs="Helvetica Neue"/>
-          <w:sz w:val="20"/>
-          <w:szCs w:val="20"/>
-        </w:rPr>
-        <w:t>of</w:t>
-      </w:r>
-      <w:proofErr w:type="gramEnd"/>
-      <w:r>
-        <w:rPr>
-          <w:rFonts w:ascii="Helvetica Neue" w:eastAsia="Helvetica Neue" w:hAnsi="Helvetica Neue" w:cs="Helvetica Neue"/>
-          <w:sz w:val="20"/>
-          <w:szCs w:val="20"/>
-        </w:rPr>
-        <w:t xml:space="preserve"> social prediction </w:t>
-      </w:r>
-      <w:proofErr w:type="gramStart"/>
-      <w:r>
-        <w:rPr>
-          <w:rFonts w:ascii="Helvetica Neue" w:eastAsia="Helvetica Neue" w:hAnsi="Helvetica Neue" w:cs="Helvetica Neue"/>
-          <w:sz w:val="20"/>
-          <w:szCs w:val="20"/>
-        </w:rPr>
-        <w:t>error</w:t>
-      </w:r>
-      <w:proofErr w:type="gramEnd"/>
-      <w:r>
-        <w:rPr>
-          <w:rFonts w:ascii="Helvetica Neue" w:eastAsia="Helvetica Neue" w:hAnsi="Helvetica Neue" w:cs="Helvetica Neue"/>
-          <w:sz w:val="20"/>
-          <w:szCs w:val="20"/>
-        </w:rPr>
-        <w:t xml:space="preserve"> and group differences. Whole-brain parametric modulation analysis of BOLD signals tracking trial-by-trial prediction errors (PE) at the time of trustee feedback. (A) Within the Healthy Control (HC) group, positive PEs significantly engaged a network including the bilateral visual/occipital cortex, right caudate/nucleus accumbens, and right ventral striatum. (B) A two-sample t-test (HC &gt; SZ) revealed that patients with schizophrenia exhibited significantly blunted PE-related activation compared to controls, specifically within the left lateral occipital cortex and middle occipital gyrus extending into the fusiform gyrus. Statistical maps are </w:t>
-      </w:r>
-      <w:proofErr w:type="spellStart"/>
-      <w:r>
-        <w:rPr>
-          <w:rFonts w:ascii="Helvetica Neue" w:eastAsia="Helvetica Neue" w:hAnsi="Helvetica Neue" w:cs="Helvetica Neue"/>
-          <w:sz w:val="20"/>
-          <w:szCs w:val="20"/>
-        </w:rPr>
-        <w:t>thresholded</w:t>
-      </w:r>
-      <w:proofErr w:type="spellEnd"/>
-      <w:r>
-        <w:rPr>
-          <w:rFonts w:ascii="Helvetica Neue" w:eastAsia="Helvetica Neue" w:hAnsi="Helvetica Neue" w:cs="Helvetica Neue"/>
-          <w:sz w:val="20"/>
-          <w:szCs w:val="20"/>
-        </w:rPr>
-        <w:t xml:space="preserve"> at </w:t>
-      </w:r>
-      <m:oMath>
-        <m:r>
-          <w:rPr>
-            <w:rFonts w:ascii="Cambria Math" w:hAnsi="Cambria Math"/>
-          </w:rPr>
-          <m:t>p&lt;0.001</m:t>
-        </m:r>
-      </m:oMath>
-      <w:r>
-        <w:rPr>
-          <w:rFonts w:ascii="Helvetica Neue" w:eastAsia="Helvetica Neue" w:hAnsi="Helvetica Neue" w:cs="Helvetica Neue"/>
-          <w:sz w:val="20"/>
-          <w:szCs w:val="20"/>
-        </w:rPr>
-        <w:t xml:space="preserve"> (uncorrected) at the voxel level and FWE-corrected at </w:t>
-      </w:r>
-      <m:oMath>
-        <m:r>
-          <w:rPr>
-            <w:rFonts w:ascii="Cambria Math" w:hAnsi="Cambria Math"/>
-          </w:rPr>
-          <m:t>p&lt;0.05</m:t>
-        </m:r>
-      </m:oMath>
-      <w:r>
-        <w:rPr>
-          <w:rFonts w:ascii="Helvetica Neue" w:eastAsia="Helvetica Neue" w:hAnsi="Helvetica Neue" w:cs="Helvetica Neue"/>
-          <w:sz w:val="20"/>
-          <w:szCs w:val="20"/>
-        </w:rPr>
-        <w:t xml:space="preserve"> at the cluster level. Color bars represent Z-statistics.</w:t>
-      </w:r>
-    </w:p>
-    <w:p>
-      <w:pPr>
-        <w:pStyle w:val="Standard"/>
-        <w:jc w:val="both"/>
-        <w:rPr>
-          <w:rFonts w:ascii="Helvetica Neue" w:eastAsia="Helvetica Neue" w:hAnsi="Helvetica Neue" w:cs="Helvetica Neue"/>
-          <w:sz w:val="20"/>
-          <w:szCs w:val="20"/>
-        </w:rPr>
-      </w:pPr>
-    </w:p>
-    <w:p>
-      <w:pPr>
-        <w:pStyle w:val="Standard"/>
-        <w:jc w:val="both"/>
-        <w:rPr>
-          <w:rFonts w:ascii="Helvetica Neue" w:eastAsia="Helvetica Neue" w:hAnsi="Helvetica Neue" w:cs="Helvetica Neue"/>
-          <w:sz w:val="20"/>
-          <w:szCs w:val="20"/>
-        </w:rPr>
-      </w:pPr>
+        <w:rPr>
+          <w:rFonts w:ascii="Helvetica Neue" w:eastAsia="Helvetica Neue" w:hAnsi="Helvetica Neue" w:cs="Helvetica Neue"/>
+          <w:sz w:val="20"/>
+          <w:szCs w:val="20"/>
+        </w:rPr>
+      </w:pPr>
+      <w:r>
+        <w:rPr>
+          <w:rFonts w:ascii="Helvetica Neue" w:eastAsia="Helvetica Neue" w:hAnsi="Helvetica Neue" w:cs="Helvetica Neue"/>
+          <w:sz w:val="20"/>
+          <w:szCs w:val="20"/>
+        </w:rPr>
+        <w:t>[Insert Figure 5]</w:t>
+      </w:r>
     </w:p>
     <w:p>
       <w:pPr>
@@ -5969,7 +5372,6 @@
           <w:sz w:val="20"/>
           <w:szCs w:val="20"/>
         </w:rPr>
-        <w:lastRenderedPageBreak/>
         <w:t>Discussion</w:t>
       </w:r>
     </w:p>
@@ -6082,6 +5484,7 @@
           <w:sz w:val="20"/>
           <w:szCs w:val="20"/>
         </w:rPr>
+        <w:lastRenderedPageBreak/>
         <w:t>4.2 Behavioral Imprecision and Inconsistent Preferences</w:t>
       </w:r>
     </w:p>
@@ -6334,15 +5737,7 @@
           <w:sz w:val="20"/>
           <w:szCs w:val="20"/>
         </w:rPr>
-        <w:t xml:space="preserve"> in our cohort correlated specifically with positive symptom severity rather than negative symptoms or cognitive deficits.  This clinical dissociation suggests that the observed computational deficits stem from primary psychopathology rather than secondary social withdrawal. Since choice imprecision was independent of negative symptoms, blunted prediction errors do not merely reflect social isolation. Instead, their specific link to positive symptoms supports a primary dopaminergic disruption. Aberrant precision-weighting </w:t>
-      </w:r>
-      <w:r>
-        <w:rPr>
-          <w:sz w:val="20"/>
-          <w:szCs w:val="20"/>
-        </w:rPr>
-        <w:lastRenderedPageBreak/>
-        <w:t>degrades social feedback reliability, causing a symptom-associated lack of trust rather than a loss of social practice.</w:t>
+        <w:t xml:space="preserve"> in our cohort correlated specifically with positive symptom severity rather than negative symptoms or cognitive deficits.  This clinical dissociation suggests that the observed computational deficits stem from primary psychopathology rather than secondary social withdrawal. Since choice imprecision was independent of negative symptoms, blunted prediction errors do not merely reflect social isolation. Instead, their specific link to positive symptoms supports a primary dopaminergic disruption. Aberrant precision-weighting degrades social feedback reliability, causing a symptom-associated lack of trust rather than a loss of social practice.</w:t>
       </w:r>
     </w:p>
     <w:p>
@@ -6377,25 +5772,7 @@
           <w:sz w:val="20"/>
           <w:szCs w:val="20"/>
         </w:rPr>
-        <w:t xml:space="preserve">To elucidate the temporal dynamics of this learning failure, we analyzed absolute prediction error (PE) magnitudes across task phases. Normatively, PEs should </w:t>
-      </w:r>
-      <w:proofErr w:type="gramStart"/>
-      <w:r>
-        <w:rPr>
-          <w:rFonts w:ascii="Helvetica Neue" w:eastAsia="Helvetica Neue" w:hAnsi="Helvetica Neue" w:cs="Helvetica Neue"/>
-          <w:sz w:val="20"/>
-          <w:szCs w:val="20"/>
-        </w:rPr>
-        <w:t>scale with</w:t>
-      </w:r>
-      <w:proofErr w:type="gramEnd"/>
-      <w:r>
-        <w:rPr>
-          <w:rFonts w:ascii="Helvetica Neue" w:eastAsia="Helvetica Neue" w:hAnsi="Helvetica Neue" w:cs="Helvetica Neue"/>
-          <w:sz w:val="20"/>
-          <w:szCs w:val="20"/>
-        </w:rPr>
-        <w:t xml:space="preserve"> environmental uncertainty to rapidly update internal models when social contingencies change </w:t>
+        <w:t xml:space="preserve">To elucidate the temporal dynamics of this learning failure, we analyzed absolute prediction error (PE) magnitudes across task phases. Normatively, PEs should scale with environmental uncertainty to rapidly update internal models when social contingencies change </w:t>
       </w:r>
       <w:bookmarkStart w:id="18" w:name="ZOTERO_BREF_bfPrwM8FoTwo"/>
       <w:r>
@@ -6513,7 +5890,16 @@
           <w:sz w:val="20"/>
           <w:szCs w:val="20"/>
         </w:rPr>
-        <w:t xml:space="preserve">). This relationship provides strong empirical support for predictive coding accounts of psychosis, such as those detailed by Horga and </w:t>
+        <w:t xml:space="preserve">). This relationship provides strong empirical support for predictive coding accounts of psychosis, such as those </w:t>
+      </w:r>
+      <w:r>
+        <w:rPr>
+          <w:rFonts w:ascii="Helvetica Neue" w:eastAsia="Helvetica Neue" w:hAnsi="Helvetica Neue" w:cs="Helvetica Neue"/>
+          <w:sz w:val="20"/>
+          <w:szCs w:val="20"/>
+        </w:rPr>
+        <w:lastRenderedPageBreak/>
+        <w:t xml:space="preserve">detailed by Horga and </w:t>
       </w:r>
       <w:proofErr w:type="gramStart"/>
       <w:r>
@@ -6711,7 +6097,6 @@
           <w:sz w:val="20"/>
           <w:szCs w:val="20"/>
         </w:rPr>
-        <w:lastRenderedPageBreak/>
         <w:t xml:space="preserve">This deficit aligns with shortened intrinsic neural timescales and impaired functional connectivity within early visual hierarchies </w:t>
       </w:r>
       <w:bookmarkStart w:id="26" w:name="ZOTERO_BREF_nX78XZfO5rAH"/>
@@ -6846,6 +6231,7 @@
           <w:sz w:val="20"/>
           <w:szCs w:val="20"/>
         </w:rPr>
+        <w:lastRenderedPageBreak/>
         <w:t>Limitations and Conclusion</w:t>
       </w:r>
     </w:p>
@@ -6948,25 +6334,7 @@
           <w:sz w:val="20"/>
           <w:szCs w:val="20"/>
         </w:rPr>
-        <w:t xml:space="preserve"> parameters may be noisy. Third, lacking a non-social control task (e.g., a probabilistic </w:t>
-      </w:r>
-      <w:proofErr w:type="gramStart"/>
-      <w:r>
-        <w:rPr>
-          <w:rFonts w:ascii="Helvetica Neue" w:hAnsi="Helvetica Neue"/>
-          <w:sz w:val="20"/>
-          <w:szCs w:val="20"/>
-        </w:rPr>
-        <w:t>slot-machine</w:t>
-      </w:r>
-      <w:proofErr w:type="gramEnd"/>
-      <w:r>
-        <w:rPr>
-          <w:rFonts w:ascii="Helvetica Neue" w:hAnsi="Helvetica Neue"/>
-          <w:sz w:val="20"/>
-          <w:szCs w:val="20"/>
-        </w:rPr>
-        <w:t>), it remains unclear whether these deficits are specific to social feedback or reflect domain-general learning impairments.</w:t>
+        <w:t xml:space="preserve"> parameters may be noisy. Third, lacking a non-social control task (e.g., a probabilistic slot-machine), it remains unclear whether these deficits are specific to social feedback or reflect domain-general learning impairments.</w:t>
       </w:r>
     </w:p>
     <w:p>
@@ -7016,6 +6384,22 @@
           <w:szCs w:val="20"/>
         </w:rPr>
         <w:t>This research was supported by Ege University Scientific Research Projects to A.S.G. (grant number 196-23567)</w:t>
+      </w:r>
+      <w:r>
+        <w:rPr>
+          <w:rFonts w:ascii="Helvetica Neue" w:hAnsi="Helvetica Neue"/>
+          <w:sz w:val="20"/>
+          <w:szCs w:val="20"/>
+        </w:rPr>
+        <w:t xml:space="preserve">. </w:t>
+      </w:r>
+      <w:r>
+        <w:rPr>
+          <w:rFonts w:ascii="Helvetica Neue" w:hAnsi="Helvetica Neue"/>
+          <w:sz w:val="20"/>
+          <w:szCs w:val="20"/>
+        </w:rPr>
+        <w:t>All authors report no biomedical financial interests or potential conflicts of interest.</w:t>
       </w:r>
     </w:p>
     <w:p>
@@ -7024,6 +6408,9 @@
         <w:keepNext/>
         <w:keepLines/>
         <w:spacing w:before="360" w:after="80"/>
+        <w:rPr>
+          <w:lang w:val="tr-TR"/>
+        </w:rPr>
       </w:pPr>
       <w:r>
         <w:rPr>
@@ -7032,34 +6419,991 @@
           <w:sz w:val="40"/>
           <w:szCs w:val="40"/>
         </w:rPr>
+        <w:t>References</w:t>
+      </w:r>
+    </w:p>
+    <w:p>
+      <w:pPr>
+        <w:pStyle w:val="Bibliography1"/>
+      </w:pPr>
+      <w:bookmarkStart w:id="28" w:name="ZOTERO_BREF_Lwh4X9hnA6Ef"/>
+      <w:r>
+        <w:t xml:space="preserve">1. </w:t>
+      </w:r>
+      <w:proofErr w:type="spellStart"/>
+      <w:r>
+        <w:t>Kochunov</w:t>
+      </w:r>
+      <w:proofErr w:type="spellEnd"/>
+      <w:r>
+        <w:t xml:space="preserve"> P, Coyle TR, Rowland LM, Jahanshad N, Thompson PM, Kelly S, </w:t>
+      </w:r>
+      <w:r>
+        <w:rPr>
+          <w:i/>
+        </w:rPr>
+        <w:t>et al.</w:t>
+      </w:r>
+      <w:r>
+        <w:t xml:space="preserve"> (2017): Association of White Matter </w:t>
+      </w:r>
+      <w:proofErr w:type="gramStart"/>
+      <w:r>
+        <w:t>With</w:t>
+      </w:r>
+      <w:proofErr w:type="gramEnd"/>
+      <w:r>
+        <w:t xml:space="preserve"> Core Cognitive Deficits in Patients With Schizophrenia [no. 9]. </w:t>
+      </w:r>
+      <w:r>
+        <w:rPr>
+          <w:i/>
+        </w:rPr>
+        <w:t>JAMA Psychiatry</w:t>
+      </w:r>
+      <w:r>
+        <w:t xml:space="preserve"> 74: 958.</w:t>
+      </w:r>
+    </w:p>
+    <w:p>
+      <w:pPr>
+        <w:pStyle w:val="Bibliography1"/>
+      </w:pPr>
+      <w:r>
+        <w:t xml:space="preserve">2. </w:t>
+      </w:r>
+      <w:proofErr w:type="spellStart"/>
+      <w:r>
+        <w:t>Caqueo-Urízar</w:t>
+      </w:r>
+      <w:proofErr w:type="spellEnd"/>
+      <w:r>
+        <w:t xml:space="preserve"> A, Boyer L, </w:t>
+      </w:r>
+      <w:proofErr w:type="spellStart"/>
+      <w:r>
+        <w:t>Baumstarck</w:t>
+      </w:r>
+      <w:proofErr w:type="spellEnd"/>
+      <w:r>
+        <w:t xml:space="preserve"> K, Gilman SE (2015): Subjective perceptions of cognitive deficits and their influences on quality of life among patients with schizophrenia [no. 11]. </w:t>
+      </w:r>
+      <w:r>
+        <w:rPr>
+          <w:i/>
+        </w:rPr>
+        <w:t>Qual Life Res</w:t>
+      </w:r>
+      <w:r>
+        <w:t xml:space="preserve"> 24: 2753–2760.</w:t>
+      </w:r>
+    </w:p>
+    <w:p>
+      <w:pPr>
+        <w:pStyle w:val="Bibliography1"/>
+      </w:pPr>
+      <w:r>
+        <w:t xml:space="preserve">3. Lesh TA, </w:t>
+      </w:r>
+      <w:proofErr w:type="spellStart"/>
+      <w:r>
+        <w:t>Niendam</w:t>
+      </w:r>
+      <w:proofErr w:type="spellEnd"/>
+      <w:r>
+        <w:t xml:space="preserve"> TA, </w:t>
+      </w:r>
+      <w:proofErr w:type="spellStart"/>
+      <w:r>
+        <w:t>Minzenberg</w:t>
+      </w:r>
+      <w:proofErr w:type="spellEnd"/>
+      <w:r>
+        <w:t xml:space="preserve"> MJ, Carter CS (2011): Cognitive Control Deficits in Schizophrenia: Mechanisms and Meaning [no. 1]. </w:t>
+      </w:r>
+      <w:proofErr w:type="spellStart"/>
+      <w:r>
+        <w:rPr>
+          <w:i/>
+        </w:rPr>
+        <w:t>Neuropsychopharmacol</w:t>
+      </w:r>
+      <w:proofErr w:type="spellEnd"/>
+      <w:r>
+        <w:t xml:space="preserve"> 36: 316–338.</w:t>
+      </w:r>
+    </w:p>
+    <w:p>
+      <w:pPr>
+        <w:pStyle w:val="Bibliography1"/>
+      </w:pPr>
+      <w:r>
+        <w:t xml:space="preserve">4. Tripathi A, Kar SK, Shukla R (2018): Cognitive Deficits in Schizophrenia: Understanding the Biological Correlates and Remediation Strategies [no. 1]. </w:t>
+      </w:r>
+      <w:r>
+        <w:rPr>
+          <w:i/>
+        </w:rPr>
+        <w:t xml:space="preserve">Clin </w:t>
+      </w:r>
+      <w:proofErr w:type="spellStart"/>
+      <w:r>
+        <w:rPr>
+          <w:i/>
+        </w:rPr>
+        <w:t>Psychopharmacol</w:t>
+      </w:r>
+      <w:proofErr w:type="spellEnd"/>
+      <w:r>
+        <w:rPr>
+          <w:i/>
+        </w:rPr>
+        <w:t xml:space="preserve"> </w:t>
+      </w:r>
+      <w:proofErr w:type="spellStart"/>
+      <w:r>
+        <w:rPr>
+          <w:i/>
+        </w:rPr>
+        <w:t>Neurosci</w:t>
+      </w:r>
+      <w:proofErr w:type="spellEnd"/>
+      <w:r>
+        <w:t xml:space="preserve"> 16: 7–17.</w:t>
+      </w:r>
+    </w:p>
+    <w:p>
+      <w:pPr>
+        <w:pStyle w:val="Bibliography1"/>
+      </w:pPr>
+      <w:r>
+        <w:t xml:space="preserve">5. </w:t>
+      </w:r>
+      <w:proofErr w:type="spellStart"/>
+      <w:r>
+        <w:t>Prouteau</w:t>
+      </w:r>
+      <w:proofErr w:type="spellEnd"/>
+      <w:r>
+        <w:t xml:space="preserve"> A, </w:t>
+      </w:r>
+      <w:proofErr w:type="spellStart"/>
+      <w:r>
+        <w:t>Verdoux</w:t>
+      </w:r>
+      <w:proofErr w:type="spellEnd"/>
+      <w:r>
+        <w:t xml:space="preserve"> H, Briand C, Lesage A, Lalonde P, Nicole L, </w:t>
+      </w:r>
+      <w:r>
+        <w:rPr>
+          <w:i/>
+        </w:rPr>
+        <w:t>et al.</w:t>
+      </w:r>
+      <w:r>
+        <w:t xml:space="preserve"> (2005): Cognitive predictors of psychosocial functioning outcome in schizophrenia: A follow-up study of subjects participating in a rehabilitation program. </w:t>
+      </w:r>
+      <w:r>
+        <w:rPr>
+          <w:i/>
+        </w:rPr>
+        <w:t>Schizophrenia Research</w:t>
+      </w:r>
+      <w:r>
+        <w:t xml:space="preserve"> 77: 343–353.</w:t>
+      </w:r>
+    </w:p>
+    <w:p>
+      <w:pPr>
+        <w:pStyle w:val="Bibliography1"/>
+      </w:pPr>
+      <w:r>
+        <w:t xml:space="preserve">6. Pascal De </w:t>
+      </w:r>
+      <w:proofErr w:type="spellStart"/>
+      <w:r>
+        <w:t>Raykeer</w:t>
+      </w:r>
+      <w:proofErr w:type="spellEnd"/>
+      <w:r>
+        <w:t xml:space="preserve"> R, </w:t>
+      </w:r>
+      <w:proofErr w:type="spellStart"/>
+      <w:r>
+        <w:t>Hoertel</w:t>
+      </w:r>
+      <w:proofErr w:type="spellEnd"/>
+      <w:r>
+        <w:t xml:space="preserve"> N, Blanco C, Lavaud P, Kaladjian A, Blumenstock Y, </w:t>
+      </w:r>
+      <w:r>
+        <w:rPr>
+          <w:i/>
+        </w:rPr>
+        <w:t>et al.</w:t>
+      </w:r>
+      <w:r>
+        <w:t xml:space="preserve"> (2019): Effects of depression and cognitive impairment on quality of life in older adults with schizophrenia spectrum disorder: Results from a multicenter study. </w:t>
+      </w:r>
+      <w:r>
+        <w:rPr>
+          <w:i/>
+        </w:rPr>
+        <w:t>Journal of Affective Disorders</w:t>
+      </w:r>
+      <w:r>
+        <w:t xml:space="preserve"> 256: 164–175.</w:t>
+      </w:r>
+    </w:p>
+    <w:p>
+      <w:pPr>
+        <w:pStyle w:val="Bibliography1"/>
+      </w:pPr>
+      <w:r>
+        <w:t xml:space="preserve">7. Green MF, Horan WP, Lee J (2015): Social cognition in schizophrenia. </w:t>
+      </w:r>
+      <w:r>
+        <w:rPr>
+          <w:i/>
+        </w:rPr>
+        <w:t>Nature Reviews Neuroscience</w:t>
+      </w:r>
+      <w:r>
+        <w:t xml:space="preserve"> 16: 620–631.</w:t>
+      </w:r>
+    </w:p>
+    <w:p>
+      <w:pPr>
+        <w:pStyle w:val="Bibliography1"/>
+      </w:pPr>
+      <w:r>
+        <w:t xml:space="preserve">8. Berg J, Dickhaut J, McCabe K (1995): Trust, Reciprocity, and Social History. </w:t>
+      </w:r>
+      <w:r>
+        <w:rPr>
+          <w:i/>
+        </w:rPr>
+        <w:t>Games and Economic Behavior</w:t>
+      </w:r>
+      <w:r>
+        <w:t xml:space="preserve"> 10: 122–142.</w:t>
+      </w:r>
+    </w:p>
+    <w:p>
+      <w:pPr>
+        <w:pStyle w:val="Bibliography1"/>
+      </w:pPr>
+      <w:r>
+        <w:t xml:space="preserve">9. Miall RC, Wolpert DM (1996): Forward Models for Physiological Motor Control. </w:t>
+      </w:r>
+      <w:r>
+        <w:rPr>
+          <w:i/>
+        </w:rPr>
+        <w:t>Neural Networks</w:t>
+      </w:r>
+      <w:r>
+        <w:t xml:space="preserve"> 9: 1265–1279.</w:t>
+      </w:r>
+    </w:p>
+    <w:p>
+      <w:pPr>
+        <w:pStyle w:val="Bibliography1"/>
+      </w:pPr>
+      <w:r>
         <w:lastRenderedPageBreak/>
-        <w:t>References</w:t>
+        <w:t xml:space="preserve">10. Schultz W, Dickinson A (2000): Neuronal Coding of Prediction Errors. </w:t>
+      </w:r>
+      <w:r>
+        <w:rPr>
+          <w:i/>
+        </w:rPr>
+        <w:t xml:space="preserve">Annu Rev </w:t>
+      </w:r>
+      <w:proofErr w:type="spellStart"/>
+      <w:r>
+        <w:rPr>
+          <w:i/>
+        </w:rPr>
+        <w:t>Neurosci</w:t>
+      </w:r>
+      <w:proofErr w:type="spellEnd"/>
+      <w:r>
+        <w:t xml:space="preserve"> 23: 473–500.</w:t>
       </w:r>
     </w:p>
     <w:p>
       <w:pPr>
         <w:pStyle w:val="Bibliography1"/>
       </w:pPr>
-      <w:bookmarkStart w:id="28" w:name="ZOTERO_BREF_Lwh4X9hnA6Ef"/>
-      <w:r>
-        <w:t xml:space="preserve">1. </w:t>
+      <w:r>
+        <w:t xml:space="preserve">11. Friston K (2009): The free-energy principle: a rough guide to the brain? </w:t>
+      </w:r>
+      <w:r>
+        <w:rPr>
+          <w:i/>
+        </w:rPr>
+        <w:t>Trends in Cognitive Sciences</w:t>
+      </w:r>
+      <w:r>
+        <w:t xml:space="preserve"> 13: 293–301.</w:t>
+      </w:r>
+    </w:p>
+    <w:p>
+      <w:pPr>
+        <w:pStyle w:val="Bibliography1"/>
+      </w:pPr>
+      <w:r>
+        <w:t xml:space="preserve">12. </w:t>
       </w:r>
       <w:proofErr w:type="spellStart"/>
       <w:r>
-        <w:t>Kochunov</w:t>
+        <w:t>Katthagen</w:t>
       </w:r>
       <w:proofErr w:type="spellEnd"/>
       <w:r>
-        <w:t xml:space="preserve"> P, Coyle TR, Rowland LM, Jahanshad N, Thompson PM, Kelly S, </w:t>
+        <w:t xml:space="preserve"> T, Kaminski J, Heinz A, Buchert R, Schlagenhauf F (2020): Striatal Dopamine and Reward Prediction Error Signaling in Unmedicated Schizophrenia Patients. </w:t>
       </w:r>
       <w:r>
         <w:rPr>
           <w:i/>
         </w:rPr>
+        <w:t>Schizophrenia Bulletin</w:t>
+      </w:r>
+      <w:r>
+        <w:t xml:space="preserve"> 46: 1535–1546.</w:t>
+      </w:r>
+    </w:p>
+    <w:p>
+      <w:pPr>
+        <w:pStyle w:val="Bibliography1"/>
+      </w:pPr>
+      <w:r>
+        <w:t xml:space="preserve">13. Millard SJ, Bearden CE, </w:t>
+      </w:r>
+      <w:proofErr w:type="spellStart"/>
+      <w:r>
+        <w:t>Karlsgodt</w:t>
+      </w:r>
+      <w:proofErr w:type="spellEnd"/>
+      <w:r>
+        <w:t xml:space="preserve"> KH, Sharpe MJ (2022): The prediction-error hypothesis of schizophrenia: new data point to circuit-specific changes in dopamine activity [no. 3]. </w:t>
+      </w:r>
+      <w:proofErr w:type="spellStart"/>
+      <w:r>
+        <w:rPr>
+          <w:i/>
+        </w:rPr>
+        <w:t>Neuropsychopharmacol</w:t>
+      </w:r>
+      <w:proofErr w:type="spellEnd"/>
+      <w:r>
+        <w:t xml:space="preserve"> 47: 628–640.</w:t>
+      </w:r>
+    </w:p>
+    <w:p>
+      <w:pPr>
+        <w:pStyle w:val="Bibliography1"/>
+      </w:pPr>
+      <w:r>
+        <w:t xml:space="preserve">14. Reinen JM, Van Snellenberg JX, Horga G, Abi-Dargham A, Daw ND, </w:t>
+      </w:r>
+      <w:proofErr w:type="spellStart"/>
+      <w:r>
+        <w:t>Shohamy</w:t>
+      </w:r>
+      <w:proofErr w:type="spellEnd"/>
+      <w:r>
+        <w:t xml:space="preserve"> D (2016): Motivational Context Modulates Prediction Error Response in Schizophrenia. </w:t>
+      </w:r>
+      <w:r>
+        <w:rPr>
+          <w:i/>
+        </w:rPr>
+        <w:t>SCHBUL</w:t>
+      </w:r>
+      <w:r>
+        <w:t xml:space="preserve"> 42: 1467–1475.</w:t>
+      </w:r>
+    </w:p>
+    <w:p>
+      <w:pPr>
+        <w:pStyle w:val="Bibliography1"/>
+      </w:pPr>
+      <w:r>
+        <w:t xml:space="preserve">15. Charlton CE, Hauke DJ, Litvak V, </w:t>
+      </w:r>
+      <w:proofErr w:type="spellStart"/>
+      <w:r>
+        <w:t>Wobmann</w:t>
+      </w:r>
+      <w:proofErr w:type="spellEnd"/>
+      <w:r>
+        <w:t xml:space="preserve"> M, De Bock R, Andreou C, </w:t>
+      </w:r>
+      <w:r>
+        <w:rPr>
+          <w:i/>
+        </w:rPr>
         <w:t>et al.</w:t>
       </w:r>
       <w:r>
-        <w:t xml:space="preserve"> (2017): Association of White Matter </w:t>
+        <w:t xml:space="preserve"> (2026): Neural Dynamics of Social Cognition: A Single‐Trial Computational Analysis of Learning Under Uncertainty. </w:t>
+      </w:r>
+      <w:r>
+        <w:rPr>
+          <w:i/>
+        </w:rPr>
+        <w:t>Human Brain Mapping</w:t>
+      </w:r>
+      <w:r>
+        <w:t xml:space="preserve"> 47: e70433.</w:t>
+      </w:r>
+    </w:p>
+    <w:p>
+      <w:pPr>
+        <w:pStyle w:val="Bibliography1"/>
+      </w:pPr>
+      <w:r>
+        <w:t xml:space="preserve">16. </w:t>
+      </w:r>
+      <w:proofErr w:type="spellStart"/>
+      <w:r>
+        <w:t>Deserno</w:t>
+      </w:r>
+      <w:proofErr w:type="spellEnd"/>
+      <w:r>
+        <w:t xml:space="preserve"> L, Boehme R, Mathys C, </w:t>
+      </w:r>
+      <w:proofErr w:type="spellStart"/>
+      <w:r>
+        <w:t>Katthagen</w:t>
+      </w:r>
+      <w:proofErr w:type="spellEnd"/>
+      <w:r>
+        <w:t xml:space="preserve"> T, Kaminski J, Stephan KE, </w:t>
+      </w:r>
+      <w:r>
+        <w:rPr>
+          <w:i/>
+        </w:rPr>
+        <w:t>et al.</w:t>
+      </w:r>
+      <w:r>
+        <w:t xml:space="preserve"> (2020): Volatility Estimates Increase Choice Switching and Relate to Prefrontal Activity in Schizophrenia. </w:t>
+      </w:r>
+      <w:r>
+        <w:rPr>
+          <w:i/>
+        </w:rPr>
+        <w:t>Biological Psychiatry: Cognitive Neuroscience and Neuroimaging</w:t>
+      </w:r>
+      <w:r>
+        <w:t xml:space="preserve"> 5: 173–183.</w:t>
+      </w:r>
+    </w:p>
+    <w:p>
+      <w:pPr>
+        <w:pStyle w:val="Bibliography1"/>
+      </w:pPr>
+      <w:r>
+        <w:t xml:space="preserve">17. Glimcher PW (2011): Understanding dopamine and reinforcement learning: The dopamine reward prediction error hypothesis. </w:t>
+      </w:r>
+      <w:r>
+        <w:rPr>
+          <w:i/>
+        </w:rPr>
+        <w:t>Proc Natl Acad Sci USA</w:t>
+      </w:r>
+      <w:r>
+        <w:t xml:space="preserve"> 108: 15647–15654.</w:t>
+      </w:r>
+    </w:p>
+    <w:p>
+      <w:pPr>
+        <w:pStyle w:val="Bibliography1"/>
+      </w:pPr>
+      <w:r>
+        <w:t xml:space="preserve">18. Huys QJM, Maia TV, Frank MJ (2016): Computational psychiatry as a bridge from neuroscience to clinical applications. </w:t>
+      </w:r>
+      <w:r>
+        <w:rPr>
+          <w:i/>
+        </w:rPr>
+        <w:t xml:space="preserve">Nat </w:t>
+      </w:r>
+      <w:proofErr w:type="spellStart"/>
+      <w:r>
+        <w:rPr>
+          <w:i/>
+        </w:rPr>
+        <w:t>Neurosci</w:t>
+      </w:r>
+      <w:proofErr w:type="spellEnd"/>
+      <w:r>
+        <w:t xml:space="preserve"> 19: 404–413.</w:t>
+      </w:r>
+    </w:p>
+    <w:p>
+      <w:pPr>
+        <w:pStyle w:val="Bibliography1"/>
+      </w:pPr>
+      <w:r>
+        <w:t xml:space="preserve">19. Waltz JA, Gold JM (2015): Motivational Deficits in Schizophrenia and the Representation of Expected Value. In: Simpson EH, Balsam PD, editors. </w:t>
+      </w:r>
+      <w:r>
+        <w:rPr>
+          <w:i/>
+        </w:rPr>
+        <w:t>Behavioral Neuroscience of Motivation</w:t>
+      </w:r>
+      <w:r>
+        <w:t>, vol. 27. Cham: Springer International Publishing, pp 375–410.</w:t>
+      </w:r>
+    </w:p>
+    <w:p>
+      <w:pPr>
+        <w:pStyle w:val="Bibliography1"/>
+      </w:pPr>
+      <w:r>
+        <w:t xml:space="preserve">20. Gold JM, Waltz JA, Prentice KJ, Morris SE, </w:t>
+      </w:r>
+      <w:proofErr w:type="spellStart"/>
+      <w:r>
+        <w:t>Heerey</w:t>
+      </w:r>
+      <w:proofErr w:type="spellEnd"/>
+      <w:r>
+        <w:t xml:space="preserve"> EA (2008): Reward processing in schizophrenia: a deficit in the representation of value. </w:t>
+      </w:r>
+      <w:proofErr w:type="spellStart"/>
+      <w:r>
+        <w:rPr>
+          <w:i/>
+        </w:rPr>
+        <w:t>Schizophr</w:t>
+      </w:r>
+      <w:proofErr w:type="spellEnd"/>
+      <w:r>
+        <w:rPr>
+          <w:i/>
+        </w:rPr>
+        <w:t xml:space="preserve"> Bull</w:t>
+      </w:r>
+      <w:r>
+        <w:t xml:space="preserve"> 34: 835–847.</w:t>
+      </w:r>
+    </w:p>
+    <w:p>
+      <w:pPr>
+        <w:pStyle w:val="Bibliography1"/>
+      </w:pPr>
+      <w:r>
+        <w:t xml:space="preserve">21. </w:t>
+      </w:r>
+      <w:proofErr w:type="spellStart"/>
+      <w:r>
+        <w:t>Gromann</w:t>
+      </w:r>
+      <w:proofErr w:type="spellEnd"/>
+      <w:r>
+        <w:t xml:space="preserve"> PM, </w:t>
+      </w:r>
+      <w:proofErr w:type="spellStart"/>
+      <w:r>
+        <w:t>Heslenfeld</w:t>
+      </w:r>
+      <w:proofErr w:type="spellEnd"/>
+      <w:r>
+        <w:t xml:space="preserve"> DJ, Fett A-K, Joyce DW, Shergill SS, </w:t>
+      </w:r>
+      <w:proofErr w:type="spellStart"/>
+      <w:r>
+        <w:t>Krabbendam</w:t>
+      </w:r>
+      <w:proofErr w:type="spellEnd"/>
+      <w:r>
+        <w:t xml:space="preserve"> L (2013): Trust versus paranoia: abnormal response to social reward in psychotic illness [no. 6]. </w:t>
+      </w:r>
+      <w:r>
+        <w:rPr>
+          <w:i/>
+        </w:rPr>
+        <w:t>Brain</w:t>
+      </w:r>
+      <w:r>
+        <w:t xml:space="preserve"> 136: 1968–1975.</w:t>
+      </w:r>
+    </w:p>
+    <w:p>
+      <w:pPr>
+        <w:pStyle w:val="Bibliography1"/>
+      </w:pPr>
+      <w:r>
+        <w:t xml:space="preserve">22. Howes OD, Murray RM (2014): Schizophrenia: An integrated </w:t>
+      </w:r>
+      <w:proofErr w:type="spellStart"/>
+      <w:r>
+        <w:t>sociodevelopmental</w:t>
+      </w:r>
+      <w:proofErr w:type="spellEnd"/>
+      <w:r>
+        <w:t xml:space="preserve">-cognitive model. </w:t>
+      </w:r>
+      <w:r>
+        <w:rPr>
+          <w:i/>
+        </w:rPr>
+        <w:t>The Lancet</w:t>
+      </w:r>
+      <w:r>
+        <w:t xml:space="preserve"> 383: 1677–1687.</w:t>
+      </w:r>
+    </w:p>
+    <w:p>
+      <w:pPr>
+        <w:pStyle w:val="Bibliography1"/>
+      </w:pPr>
+      <w:r>
+        <w:t xml:space="preserve">23. Heinz A, Schlagenhauf F (2010): Dopaminergic Dysfunction in Schizophrenia: Salience Attribution Revisited. </w:t>
+      </w:r>
+      <w:r>
+        <w:rPr>
+          <w:i/>
+        </w:rPr>
+        <w:t>Schizophrenia Bulletin</w:t>
+      </w:r>
+      <w:r>
+        <w:t xml:space="preserve"> 36: 472–485.</w:t>
+      </w:r>
+    </w:p>
+    <w:p>
+      <w:pPr>
+        <w:pStyle w:val="Bibliography1"/>
+      </w:pPr>
+      <w:r>
+        <w:t xml:space="preserve">24. Kapur S (2003): Psychosis as a State of Aberrant Salience: A Framework Linking Biology, Phenomenology, and Pharmacology in Schizophrenia. </w:t>
+      </w:r>
+      <w:r>
+        <w:rPr>
+          <w:i/>
+        </w:rPr>
+        <w:t>AJP</w:t>
+      </w:r>
+      <w:r>
+        <w:t xml:space="preserve"> 160: 13–23.</w:t>
+      </w:r>
+    </w:p>
+    <w:p>
+      <w:pPr>
+        <w:pStyle w:val="Bibliography1"/>
+      </w:pPr>
+      <w:r>
+        <w:t xml:space="preserve">25. Maia TV, Frank MJ (2011): From reinforcement learning models to psychiatric and neurological disorders. </w:t>
+      </w:r>
+      <w:r>
+        <w:rPr>
+          <w:i/>
+        </w:rPr>
+        <w:t xml:space="preserve">Nat </w:t>
+      </w:r>
+      <w:proofErr w:type="spellStart"/>
+      <w:r>
+        <w:rPr>
+          <w:i/>
+        </w:rPr>
+        <w:t>Neurosci</w:t>
+      </w:r>
+      <w:proofErr w:type="spellEnd"/>
+      <w:r>
+        <w:t xml:space="preserve"> 14: 154–162.</w:t>
+      </w:r>
+    </w:p>
+    <w:p>
+      <w:pPr>
+        <w:pStyle w:val="Bibliography1"/>
+      </w:pPr>
+      <w:r>
+        <w:t xml:space="preserve">26. Corlett PR, Murray GK, Honey GD, Aitken MRF, Shanks DR, Robbins TW, </w:t>
+      </w:r>
+      <w:r>
+        <w:rPr>
+          <w:i/>
+        </w:rPr>
+        <w:t>et al.</w:t>
+      </w:r>
+      <w:r>
+        <w:t xml:space="preserve"> (2007): Disrupted prediction-error signal in psychosis: evidence for an associative account of delusions. </w:t>
+      </w:r>
+      <w:r>
+        <w:rPr>
+          <w:i/>
+        </w:rPr>
+        <w:t>Brain</w:t>
+      </w:r>
+      <w:r>
+        <w:t xml:space="preserve"> 130: 2387–2400.</w:t>
+      </w:r>
+    </w:p>
+    <w:p>
+      <w:pPr>
+        <w:pStyle w:val="Bibliography1"/>
+      </w:pPr>
+      <w:r>
+        <w:lastRenderedPageBreak/>
+        <w:t xml:space="preserve">27. Griffiths O, Langdon R, Le Pelley ME, Coltheart M (2014): Delusions and prediction error: re-examining the </w:t>
+      </w:r>
+      <w:proofErr w:type="spellStart"/>
+      <w:r>
+        <w:t>behavioural</w:t>
+      </w:r>
+      <w:proofErr w:type="spellEnd"/>
+      <w:r>
+        <w:t xml:space="preserve"> evidence for disrupted error </w:t>
+      </w:r>
+      <w:proofErr w:type="spellStart"/>
+      <w:r>
+        <w:t>signalling</w:t>
+      </w:r>
+      <w:proofErr w:type="spellEnd"/>
+      <w:r>
+        <w:t xml:space="preserve"> in delusion formation. </w:t>
+      </w:r>
+      <w:r>
+        <w:rPr>
+          <w:i/>
+        </w:rPr>
+        <w:t>Cognitive Neuropsychiatry</w:t>
+      </w:r>
+      <w:r>
+        <w:t xml:space="preserve"> 19: 439–467.</w:t>
+      </w:r>
+    </w:p>
+    <w:p>
+      <w:pPr>
+        <w:pStyle w:val="Bibliography1"/>
+      </w:pPr>
+      <w:r>
+        <w:t xml:space="preserve">28. Diaconescu AO, Mathys C, Weber LAE, Kasper L, Mauer J, Stephan KE (2017): Hierarchical prediction errors in midbrain and septum during social learning. </w:t>
+      </w:r>
+      <w:r>
+        <w:rPr>
+          <w:i/>
+        </w:rPr>
+        <w:t>Social Cognitive and Affective Neuroscience</w:t>
+      </w:r>
+      <w:r>
+        <w:t xml:space="preserve"> 12: 618–634.</w:t>
+      </w:r>
+    </w:p>
+    <w:p>
+      <w:pPr>
+        <w:pStyle w:val="Bibliography1"/>
+      </w:pPr>
+      <w:r>
+        <w:t xml:space="preserve">29. Dima D, </w:t>
+      </w:r>
+      <w:proofErr w:type="spellStart"/>
+      <w:r>
+        <w:t>Roiser</w:t>
+      </w:r>
+      <w:proofErr w:type="spellEnd"/>
+      <w:r>
+        <w:t xml:space="preserve"> JP, Dietrich DE, </w:t>
+      </w:r>
+      <w:proofErr w:type="spellStart"/>
+      <w:r>
+        <w:t>Bonnemann</w:t>
+      </w:r>
+      <w:proofErr w:type="spellEnd"/>
+      <w:r>
+        <w:t xml:space="preserve"> C, </w:t>
+      </w:r>
+      <w:proofErr w:type="spellStart"/>
+      <w:r>
+        <w:t>Lanfermann</w:t>
+      </w:r>
+      <w:proofErr w:type="spellEnd"/>
+      <w:r>
+        <w:t xml:space="preserve"> H, Emrich HM, Dillo W (2009): Understanding why patients with schizophrenia do not perceive the hollow-mask illusion using dynamic causal modelling. </w:t>
+      </w:r>
+      <w:proofErr w:type="spellStart"/>
+      <w:r>
+        <w:rPr>
+          <w:i/>
+        </w:rPr>
+        <w:t>NeuroImage</w:t>
+      </w:r>
+      <w:proofErr w:type="spellEnd"/>
+      <w:r>
+        <w:t xml:space="preserve"> 46: 1180–1186.</w:t>
+      </w:r>
+    </w:p>
+    <w:p>
+      <w:pPr>
+        <w:pStyle w:val="Bibliography1"/>
+      </w:pPr>
+      <w:r>
+        <w:t xml:space="preserve">30. Claassen C, Langdon R, </w:t>
+      </w:r>
+      <w:proofErr w:type="spellStart"/>
+      <w:r>
+        <w:t>Brüne</w:t>
+      </w:r>
+      <w:proofErr w:type="spellEnd"/>
+      <w:r>
+        <w:t xml:space="preserve"> M (2020): Recognition of Social Rule Violation in “Deficit Syndrome” Schizophrenia: A Study Using Economic Games. </w:t>
+      </w:r>
+      <w:r>
+        <w:rPr>
+          <w:i/>
+        </w:rPr>
+        <w:t>Front Psychiatry</w:t>
+      </w:r>
+      <w:r>
+        <w:t xml:space="preserve"> 11: 835.</w:t>
+      </w:r>
+    </w:p>
+    <w:p>
+      <w:pPr>
+        <w:pStyle w:val="Bibliography1"/>
+      </w:pPr>
+      <w:r>
+        <w:t xml:space="preserve">31. Adams RA, Stephan KE, Brown HR, Frith CD, Friston KJ (2013): The Computational Anatomy of Psychosis. </w:t>
+      </w:r>
+      <w:r>
+        <w:rPr>
+          <w:i/>
+        </w:rPr>
+        <w:t>Front Psychiatry</w:t>
+      </w:r>
+      <w:r>
+        <w:t xml:space="preserve"> 4. https://doi.org/10.3389/fpsyt.2013.00047</w:t>
+      </w:r>
+    </w:p>
+    <w:p>
+      <w:pPr>
+        <w:pStyle w:val="Bibliography1"/>
+      </w:pPr>
+      <w:r>
+        <w:t xml:space="preserve">32. </w:t>
+      </w:r>
+      <w:proofErr w:type="spellStart"/>
+      <w:r>
+        <w:t>Alós</w:t>
+      </w:r>
+      <w:proofErr w:type="spellEnd"/>
+      <w:r>
+        <w:t xml:space="preserve">-Ferrer C, </w:t>
+      </w:r>
+      <w:proofErr w:type="spellStart"/>
+      <w:r>
+        <w:t>Farolfi</w:t>
+      </w:r>
+      <w:proofErr w:type="spellEnd"/>
+      <w:r>
+        <w:t xml:space="preserve"> F (2019): Trust Games and Beyond. </w:t>
+      </w:r>
+      <w:r>
+        <w:rPr>
+          <w:i/>
+        </w:rPr>
+        <w:t xml:space="preserve">Front </w:t>
+      </w:r>
+      <w:proofErr w:type="spellStart"/>
+      <w:r>
+        <w:rPr>
+          <w:i/>
+        </w:rPr>
+        <w:t>Neurosci</w:t>
+      </w:r>
+      <w:proofErr w:type="spellEnd"/>
+      <w:r>
+        <w:t xml:space="preserve"> 13: 887.</w:t>
+      </w:r>
+    </w:p>
+    <w:p>
+      <w:pPr>
+        <w:pStyle w:val="Bibliography1"/>
+      </w:pPr>
+      <w:r>
+        <w:t xml:space="preserve">33. Waltz JA, Frank MJ, Robinson BM, Gold JM (2007): Selective Reinforcement Learning Deficits in Schizophrenia Support Predictions from Computational Models of Striatal-Cortical Dysfunction. </w:t>
+      </w:r>
+      <w:r>
+        <w:rPr>
+          <w:i/>
+        </w:rPr>
+        <w:t>Biological Psychiatry</w:t>
+      </w:r>
+      <w:r>
+        <w:t xml:space="preserve"> 62: 756–764.</w:t>
+      </w:r>
+    </w:p>
+    <w:p>
+      <w:pPr>
+        <w:pStyle w:val="Bibliography1"/>
+      </w:pPr>
+      <w:r>
+        <w:t xml:space="preserve">34. Fromm SP, Wieland L, Klettke A, Nassar MR, </w:t>
+      </w:r>
+      <w:proofErr w:type="spellStart"/>
+      <w:r>
+        <w:t>Katthagen</w:t>
+      </w:r>
+      <w:proofErr w:type="spellEnd"/>
+      <w:r>
+        <w:t xml:space="preserve"> T, </w:t>
+      </w:r>
+      <w:proofErr w:type="spellStart"/>
+      <w:r>
+        <w:t>Markett</w:t>
+      </w:r>
+      <w:proofErr w:type="spellEnd"/>
+      <w:r>
+        <w:t xml:space="preserve"> S, </w:t>
+      </w:r>
+      <w:r>
+        <w:rPr>
+          <w:i/>
+        </w:rPr>
+        <w:t>et al.</w:t>
+      </w:r>
+      <w:r>
+        <w:t xml:space="preserve"> (2023): Computational mechanisms of belief updating in relation to psychotic-like experiences. </w:t>
+      </w:r>
+      <w:r>
+        <w:rPr>
+          <w:i/>
+        </w:rPr>
+        <w:t>Front Psychiatry</w:t>
+      </w:r>
+      <w:r>
+        <w:t xml:space="preserve"> 14: 1170168.</w:t>
+      </w:r>
+    </w:p>
+    <w:p>
+      <w:pPr>
+        <w:pStyle w:val="Bibliography1"/>
+      </w:pPr>
+      <w:r>
+        <w:t xml:space="preserve">35. Strauss GP, Robinson BM, Waltz JA, Frank MJ, </w:t>
+      </w:r>
+      <w:proofErr w:type="spellStart"/>
+      <w:r>
+        <w:t>Kasanova</w:t>
+      </w:r>
+      <w:proofErr w:type="spellEnd"/>
+      <w:r>
+        <w:t xml:space="preserve"> Z, </w:t>
+      </w:r>
+      <w:proofErr w:type="spellStart"/>
+      <w:r>
+        <w:t>Herbener</w:t>
+      </w:r>
+      <w:proofErr w:type="spellEnd"/>
+      <w:r>
+        <w:t xml:space="preserve"> ES, Gold JM (2011): Patients </w:t>
       </w:r>
       <w:proofErr w:type="gramStart"/>
       <w:r>
@@ -7067,7 +7411,339 @@
       </w:r>
       <w:proofErr w:type="gramEnd"/>
       <w:r>
-        <w:t xml:space="preserve"> Core Cognitive Deficits in Patients </w:t>
+        <w:t xml:space="preserve"> Schizophrenia Demonstrate Inconsistent Preference Judgments for Affective and Nonaffective Stimuli. </w:t>
+      </w:r>
+      <w:r>
+        <w:rPr>
+          <w:i/>
+        </w:rPr>
+        <w:t>Schizophrenia Bulletin</w:t>
+      </w:r>
+      <w:r>
+        <w:t xml:space="preserve"> 37: 1295–1304.</w:t>
+      </w:r>
+    </w:p>
+    <w:p>
+      <w:pPr>
+        <w:pStyle w:val="Bibliography1"/>
+      </w:pPr>
+      <w:r>
+        <w:t xml:space="preserve">36. Lechner S, Hsieh MH, Lin Y-T, Liu C-M, Chen I-F, Liu C-C, </w:t>
+      </w:r>
+      <w:r>
+        <w:rPr>
+          <w:i/>
+        </w:rPr>
+        <w:t>et al.</w:t>
+      </w:r>
+      <w:r>
+        <w:t xml:space="preserve"> (2025): Temporal imprecision and its dynamics in schizophrenia. </w:t>
+      </w:r>
+      <w:proofErr w:type="spellStart"/>
+      <w:r>
+        <w:rPr>
+          <w:i/>
+        </w:rPr>
+        <w:t>Transl</w:t>
+      </w:r>
+      <w:proofErr w:type="spellEnd"/>
+      <w:r>
+        <w:rPr>
+          <w:i/>
+        </w:rPr>
+        <w:t xml:space="preserve"> Psychiatry</w:t>
+      </w:r>
+      <w:r>
+        <w:t xml:space="preserve"> 15: 279.</w:t>
+      </w:r>
+    </w:p>
+    <w:p>
+      <w:pPr>
+        <w:pStyle w:val="Bibliography1"/>
+      </w:pPr>
+      <w:r>
+        <w:t xml:space="preserve">37. Lechner S, </w:t>
+      </w:r>
+      <w:proofErr w:type="spellStart"/>
+      <w:r>
+        <w:t>Northoff</w:t>
+      </w:r>
+      <w:proofErr w:type="spellEnd"/>
+      <w:r>
+        <w:t xml:space="preserve"> G (2023): Temporal imprecision and phase instability in schizophrenia resting state EEG. </w:t>
+      </w:r>
+      <w:r>
+        <w:rPr>
+          <w:i/>
+        </w:rPr>
+        <w:t>Asian Journal of Psychiatry</w:t>
+      </w:r>
+      <w:r>
+        <w:t xml:space="preserve"> 86: 103654.</w:t>
+      </w:r>
+    </w:p>
+    <w:p>
+      <w:pPr>
+        <w:pStyle w:val="Bibliography1"/>
+      </w:pPr>
+      <w:r>
+        <w:t xml:space="preserve">38. Wolff A, </w:t>
+      </w:r>
+      <w:proofErr w:type="spellStart"/>
+      <w:r>
+        <w:t>Northoff</w:t>
+      </w:r>
+      <w:proofErr w:type="spellEnd"/>
+      <w:r>
+        <w:t xml:space="preserve"> G (2023): Phase Based Temporal Imprecision in Schizophrenia. </w:t>
+      </w:r>
+      <w:r>
+        <w:rPr>
+          <w:i/>
+        </w:rPr>
+        <w:t>Molecular psychiatry</w:t>
+      </w:r>
+      <w:r>
+        <w:t>.</w:t>
+      </w:r>
+    </w:p>
+    <w:p>
+      <w:pPr>
+        <w:pStyle w:val="Bibliography1"/>
+      </w:pPr>
+      <w:r>
+        <w:t xml:space="preserve">39. Yaple ZA, Tolomeo S, Yu R (2021): Abnormal prediction error processing in schizophrenia and depression [no. 11]. </w:t>
+      </w:r>
+      <w:r>
+        <w:rPr>
+          <w:i/>
+        </w:rPr>
+        <w:t>Hum Brain Mapp</w:t>
+      </w:r>
+      <w:r>
+        <w:t xml:space="preserve"> 42: 3547–3560.</w:t>
+      </w:r>
+    </w:p>
+    <w:p>
+      <w:pPr>
+        <w:pStyle w:val="Bibliography1"/>
+      </w:pPr>
+      <w:r>
+        <w:t xml:space="preserve">40. Hauke DJ, </w:t>
+      </w:r>
+      <w:proofErr w:type="spellStart"/>
+      <w:r>
+        <w:t>Wobmann</w:t>
+      </w:r>
+      <w:proofErr w:type="spellEnd"/>
+      <w:r>
+        <w:t xml:space="preserve"> M, Andreou C, Mackintosh AJ, De Bock R, Karvelis P, </w:t>
+      </w:r>
+      <w:r>
+        <w:rPr>
+          <w:i/>
+        </w:rPr>
+        <w:t>et al.</w:t>
+      </w:r>
+      <w:r>
+        <w:t xml:space="preserve"> (2024): Altered Perception of Environmental Volatility During Social Learning in Emerging Psychosis. </w:t>
+      </w:r>
+      <w:r>
+        <w:rPr>
+          <w:i/>
+        </w:rPr>
+        <w:t>Computational Psychiatry</w:t>
+      </w:r>
+      <w:r>
+        <w:t xml:space="preserve"> 8: 1–22.</w:t>
+      </w:r>
+    </w:p>
+    <w:p>
+      <w:pPr>
+        <w:pStyle w:val="Bibliography1"/>
+      </w:pPr>
+      <w:r>
+        <w:t xml:space="preserve">41. Horga G, Schatz KC, Abi-Dargham A, Peterson BS (2014): Deficits in Predictive Coding Underlie Hallucinations in Schizophrenia. </w:t>
+      </w:r>
+      <w:r>
+        <w:rPr>
+          <w:i/>
+        </w:rPr>
+        <w:t>Journal of Neuroscience</w:t>
+      </w:r>
+      <w:r>
+        <w:t xml:space="preserve"> 34: 8072–8082.</w:t>
+      </w:r>
+    </w:p>
+    <w:p>
+      <w:pPr>
+        <w:pStyle w:val="Bibliography1"/>
+      </w:pPr>
+      <w:r>
+        <w:t xml:space="preserve">42. Sterzer P, Adams RA, Fletcher P, Frith C, Lawrie SM, </w:t>
+      </w:r>
+      <w:proofErr w:type="spellStart"/>
+      <w:r>
+        <w:t>Muckli</w:t>
+      </w:r>
+      <w:proofErr w:type="spellEnd"/>
+      <w:r>
+        <w:t xml:space="preserve"> L, </w:t>
+      </w:r>
+      <w:r>
+        <w:rPr>
+          <w:i/>
+        </w:rPr>
+        <w:t>et al.</w:t>
+      </w:r>
+      <w:r>
+        <w:t xml:space="preserve"> (2018, November): The Predictive Coding Account of Psychosis. </w:t>
+      </w:r>
+      <w:r>
+        <w:rPr>
+          <w:i/>
+        </w:rPr>
+        <w:t>Biological Psychiatry</w:t>
+      </w:r>
+      <w:r>
+        <w:t>, vol. 84. Elsevier USA, pp 634–643.</w:t>
+      </w:r>
+    </w:p>
+    <w:p>
+      <w:pPr>
+        <w:pStyle w:val="Bibliography1"/>
+      </w:pPr>
+      <w:r>
+        <w:t xml:space="preserve">43. Shaw AD, Sumner RL, Berndt LCS (2026): Predictive coding and neurocomputational psychiatry: a mechanistic framework for understanding mental disorders. </w:t>
+      </w:r>
+      <w:r>
+        <w:rPr>
+          <w:i/>
+        </w:rPr>
+        <w:t>Front Psychiatry</w:t>
+      </w:r>
+      <w:r>
+        <w:t xml:space="preserve"> 16: 1713833.</w:t>
+      </w:r>
+    </w:p>
+    <w:p>
+      <w:pPr>
+        <w:pStyle w:val="Bibliography1"/>
+      </w:pPr>
+      <w:r>
+        <w:t xml:space="preserve">44. Behrens TEJ, Hunt LT, Woolrich MW, Rushworth MFS (2008): Associative learning of social value. </w:t>
+      </w:r>
+      <w:r>
+        <w:rPr>
+          <w:i/>
+        </w:rPr>
+        <w:t>Nature</w:t>
+      </w:r>
+      <w:r>
+        <w:t xml:space="preserve"> 456: 245–249.</w:t>
+      </w:r>
+    </w:p>
+    <w:p>
+      <w:pPr>
+        <w:pStyle w:val="Bibliography1"/>
+      </w:pPr>
+      <w:r>
+        <w:lastRenderedPageBreak/>
+        <w:t xml:space="preserve">45. Haxby JV, Hoffman EA, </w:t>
+      </w:r>
+      <w:proofErr w:type="spellStart"/>
+      <w:r>
+        <w:t>Gobbini</w:t>
+      </w:r>
+      <w:proofErr w:type="spellEnd"/>
+      <w:r>
+        <w:t xml:space="preserve"> MI (2000): The distributed human neural system for face perception. </w:t>
+      </w:r>
+      <w:r>
+        <w:rPr>
+          <w:i/>
+        </w:rPr>
+        <w:t>Trends in Cognitive Sciences</w:t>
+      </w:r>
+      <w:r>
+        <w:t xml:space="preserve"> 4: 223–233.</w:t>
+      </w:r>
+    </w:p>
+    <w:p>
+      <w:pPr>
+        <w:pStyle w:val="Bibliography1"/>
+      </w:pPr>
+      <w:r>
+        <w:t xml:space="preserve">46. Lin A, Adolphs R, Rangel A (2012): Social and monetary reward learning engage overlapping neural substrates. </w:t>
+      </w:r>
+      <w:r>
+        <w:rPr>
+          <w:i/>
+        </w:rPr>
+        <w:t>Social Cognitive and Affective Neuroscience</w:t>
+      </w:r>
+      <w:r>
+        <w:t xml:space="preserve"> 7: 274–281.</w:t>
+      </w:r>
+    </w:p>
+    <w:p>
+      <w:pPr>
+        <w:pStyle w:val="Bibliography1"/>
+      </w:pPr>
+      <w:r>
+        <w:t xml:space="preserve">47. Friston KJ, Stephan KE, Montague R, Dolan RJ (2014): Computational psychiatry: the brain as a phantastic organ. </w:t>
+      </w:r>
+      <w:r>
+        <w:rPr>
+          <w:i/>
+        </w:rPr>
+        <w:t>The Lancet Psychiatry</w:t>
+      </w:r>
+      <w:r>
+        <w:t xml:space="preserve"> 1: 148–158.</w:t>
+      </w:r>
+    </w:p>
+    <w:p>
+      <w:pPr>
+        <w:pStyle w:val="Bibliography1"/>
+      </w:pPr>
+      <w:r>
+        <w:t xml:space="preserve">48. Butler PD, Schechter I, Zemon V, Schwartz SG, Greenstein VC, Gordon J, </w:t>
+      </w:r>
+      <w:r>
+        <w:rPr>
+          <w:i/>
+        </w:rPr>
+        <w:t>et al.</w:t>
+      </w:r>
+      <w:r>
+        <w:t xml:space="preserve"> (2001): Dysfunction of Early-Stage Visual Processing in Schizophrenia. </w:t>
+      </w:r>
+      <w:r>
+        <w:rPr>
+          <w:i/>
+        </w:rPr>
+        <w:t>AJP</w:t>
+      </w:r>
+      <w:r>
+        <w:t xml:space="preserve"> 158: 1126–1133.</w:t>
+      </w:r>
+    </w:p>
+    <w:p>
+      <w:pPr>
+        <w:pStyle w:val="Bibliography1"/>
+      </w:pPr>
+      <w:r>
+        <w:t xml:space="preserve">49. Gur RE, McGrath C, Chan RM, Schroeder L, Turner T, Turetsky BI, </w:t>
+      </w:r>
+      <w:r>
+        <w:rPr>
+          <w:i/>
+        </w:rPr>
+        <w:t>et al.</w:t>
+      </w:r>
+      <w:r>
+        <w:t xml:space="preserve"> (2002): An fMRI Study of Facial Emotion Processing in Patients </w:t>
       </w:r>
       <w:proofErr w:type="gramStart"/>
       <w:r>
@@ -7075,16 +7751,16 @@
       </w:r>
       <w:proofErr w:type="gramEnd"/>
       <w:r>
-        <w:t xml:space="preserve"> Schizophrenia [no. 9]. </w:t>
+        <w:t xml:space="preserve"> Schizophrenia. </w:t>
       </w:r>
       <w:r>
         <w:rPr>
           <w:i/>
         </w:rPr>
-        <w:t>JAMA Psychiatry</w:t>
-      </w:r>
-      <w:r>
-        <w:t xml:space="preserve"> 74: 958.</w:t>
+        <w:t>AJP</w:t>
+      </w:r>
+      <w:r>
+        <w:t xml:space="preserve"> 159: 1992–1999.</w:t>
       </w:r>
     </w:p>
     <w:p>
@@ -7092,32 +7768,54 @@
         <w:pStyle w:val="Bibliography1"/>
       </w:pPr>
       <w:r>
-        <w:t xml:space="preserve">2. </w:t>
+        <w:t xml:space="preserve">50. Wengler K, Goldberg AT, Chahine G, Horga G (2020): Distinct hierarchical alterations of intrinsic neural timescales account for different manifestations of psychosis. </w:t>
       </w:r>
       <w:proofErr w:type="spellStart"/>
       <w:r>
-        <w:t>Caqueo-Urízar</w:t>
+        <w:rPr>
+          <w:i/>
+        </w:rPr>
+        <w:t>eLife</w:t>
       </w:r>
       <w:proofErr w:type="spellEnd"/>
       <w:r>
-        <w:t xml:space="preserve"> A, Boyer L, </w:t>
+        <w:t xml:space="preserve"> 9: e56151.</w:t>
+      </w:r>
+    </w:p>
+    <w:p>
+      <w:pPr>
+        <w:pStyle w:val="Bibliography1"/>
+      </w:pPr>
+      <w:r>
+        <w:t xml:space="preserve">51. </w:t>
       </w:r>
       <w:proofErr w:type="spellStart"/>
       <w:r>
-        <w:t>Baumstarck</w:t>
+        <w:t>Geljic</w:t>
       </w:r>
       <w:proofErr w:type="spellEnd"/>
       <w:r>
-        <w:t xml:space="preserve"> K, Gilman SE (2015): Subjective perceptions of cognitive deficits and their influences on quality of life among patients with schizophrenia [no. 11]. </w:t>
+        <w:t xml:space="preserve"> M, Mitchell M, Stevens K-A, Holbrook H, Darke H, Goodbourn P, </w:t>
       </w:r>
       <w:r>
         <w:rPr>
           <w:i/>
         </w:rPr>
-        <w:t>Qual Life Res</w:t>
-      </w:r>
-      <w:r>
-        <w:t xml:space="preserve"> 24: 2753–2760.</w:t>
+        <w:t>et al.</w:t>
+      </w:r>
+      <w:r>
+        <w:t xml:space="preserve"> (2025): Visual integration deficits associated with psychosis are independent of diagnosis. </w:t>
+      </w:r>
+      <w:proofErr w:type="spellStart"/>
+      <w:r>
+        <w:rPr>
+          <w:i/>
+        </w:rPr>
+        <w:t>Schizophr</w:t>
+      </w:r>
+      <w:proofErr w:type="spellEnd"/>
+      <w:r>
+        <w:t xml:space="preserve"> 11: 58.</w:t>
       </w:r>
     </w:p>
     <w:p>
@@ -7125,26 +7823,99 @@
         <w:pStyle w:val="Bibliography1"/>
       </w:pPr>
       <w:r>
-        <w:t xml:space="preserve">3. Lesh TA, Niendam TA, </w:t>
+        <w:t xml:space="preserve">52. Haarsma J, Knolle F, Griffin JD, Taverne H, Mada M, Goodyer IM, </w:t>
+      </w:r>
+      <w:r>
+        <w:rPr>
+          <w:i/>
+        </w:rPr>
+        <w:t>et al.</w:t>
+      </w:r>
+      <w:r>
+        <w:t xml:space="preserve"> (2020): Influence of prior beliefs on perception in early psychosis: Effects of illness stage and hierarchical level of belief. </w:t>
+      </w:r>
+      <w:r>
+        <w:rPr>
+          <w:i/>
+        </w:rPr>
+        <w:t>Journal of Abnormal Psychology</w:t>
+      </w:r>
+      <w:r>
+        <w:t xml:space="preserve"> 129: 581–598.</w:t>
+      </w:r>
+    </w:p>
+    <w:p>
+      <w:pPr>
+        <w:pStyle w:val="Bibliography1"/>
+      </w:pPr>
+      <w:r>
+        <w:t xml:space="preserve">53. </w:t>
       </w:r>
       <w:proofErr w:type="spellStart"/>
       <w:r>
-        <w:t>Minzenberg</w:t>
+        <w:t>Uscătescu</w:t>
       </w:r>
       <w:proofErr w:type="spellEnd"/>
       <w:r>
-        <w:t xml:space="preserve"> MJ, Carter CS (2011): Cognitive Control Deficits in Schizophrenia: Mechanisms and Meaning [no. 1]. </w:t>
+        <w:t xml:space="preserve"> LC, Said-</w:t>
       </w:r>
       <w:proofErr w:type="spellStart"/>
       <w:r>
+        <w:t>Yürekli</w:t>
+      </w:r>
+      <w:proofErr w:type="spellEnd"/>
+      <w:r>
+        <w:t xml:space="preserve"> S, </w:t>
+      </w:r>
+      <w:proofErr w:type="spellStart"/>
+      <w:r>
+        <w:t>Kronbichler</w:t>
+      </w:r>
+      <w:proofErr w:type="spellEnd"/>
+      <w:r>
+        <w:t xml:space="preserve"> L, </w:t>
+      </w:r>
+      <w:proofErr w:type="spellStart"/>
+      <w:r>
+        <w:t>Stelzig-Schöler</w:t>
+      </w:r>
+      <w:proofErr w:type="spellEnd"/>
+      <w:r>
+        <w:t xml:space="preserve"> R, Pearce B-G, Reich LA, </w:t>
+      </w:r>
+      <w:r>
         <w:rPr>
           <w:i/>
         </w:rPr>
-        <w:t>Neuropsychopharmacol</w:t>
+        <w:t>et al.</w:t>
+      </w:r>
+      <w:r>
+        <w:t xml:space="preserve"> (2021): Reduced intrinsic neural timescales in schizophrenia along posterior parietal and occipital areas. </w:t>
+      </w:r>
+      <w:proofErr w:type="spellStart"/>
+      <w:r>
+        <w:rPr>
+          <w:i/>
+        </w:rPr>
+        <w:t>npj</w:t>
       </w:r>
       <w:proofErr w:type="spellEnd"/>
       <w:r>
-        <w:t xml:space="preserve"> 36: 316–338.</w:t>
+        <w:rPr>
+          <w:i/>
+        </w:rPr>
+        <w:t xml:space="preserve"> </w:t>
+      </w:r>
+      <w:proofErr w:type="spellStart"/>
+      <w:r>
+        <w:rPr>
+          <w:i/>
+        </w:rPr>
+        <w:t>Schizophr</w:t>
+      </w:r>
+      <w:proofErr w:type="spellEnd"/>
+      <w:r>
+        <w:t xml:space="preserve"> 7: 55.</w:t>
       </w:r>
     </w:p>
     <w:p>
@@ -7152,1383 +7923,30 @@
         <w:pStyle w:val="Bibliography1"/>
       </w:pPr>
       <w:r>
-        <w:t xml:space="preserve">4. Tripathi A, Kar SK, Shukla R (2018): Cognitive Deficits in Schizophrenia: Understanding the Biological Correlates and Remediation Strategies [no. 1]. </w:t>
-      </w:r>
+        <w:t xml:space="preserve">54. Nakazawa K, Sapkota K (2020): The origin of NMDA receptor hypofunction in schizophrenia. </w:t>
+      </w:r>
+      <w:proofErr w:type="spellStart"/>
       <w:r>
         <w:rPr>
           <w:i/>
         </w:rPr>
-        <w:t xml:space="preserve">Clin </w:t>
+        <w:t>Pharmacol</w:t>
+      </w:r>
+      <w:proofErr w:type="spellEnd"/>
+      <w:r>
+        <w:rPr>
+          <w:i/>
+        </w:rPr>
+        <w:t xml:space="preserve"> </w:t>
       </w:r>
       <w:proofErr w:type="spellStart"/>
       <w:r>
         <w:rPr>
           <w:i/>
         </w:rPr>
-        <w:t>Psychopharmacol</w:t>
+        <w:t>Ther</w:t>
       </w:r>
       <w:proofErr w:type="spellEnd"/>
-      <w:r>
-        <w:rPr>
-          <w:i/>
-        </w:rPr>
-        <w:t xml:space="preserve"> </w:t>
-      </w:r>
-      <w:proofErr w:type="spellStart"/>
-      <w:r>
-        <w:rPr>
-          <w:i/>
-        </w:rPr>
-        <w:t>Neurosci</w:t>
-      </w:r>
-      <w:proofErr w:type="spellEnd"/>
-      <w:r>
-        <w:t xml:space="preserve"> 16: 7–17.</w:t>
-      </w:r>
-    </w:p>
-    <w:p>
-      <w:pPr>
-        <w:pStyle w:val="Bibliography1"/>
-      </w:pPr>
-      <w:r>
-        <w:t xml:space="preserve">5. </w:t>
-      </w:r>
-      <w:proofErr w:type="spellStart"/>
-      <w:r>
-        <w:t>Prouteau</w:t>
-      </w:r>
-      <w:proofErr w:type="spellEnd"/>
-      <w:r>
-        <w:t xml:space="preserve"> A, </w:t>
-      </w:r>
-      <w:proofErr w:type="spellStart"/>
-      <w:r>
-        <w:t>Verdoux</w:t>
-      </w:r>
-      <w:proofErr w:type="spellEnd"/>
-      <w:r>
-        <w:t xml:space="preserve"> H, Briand C, Lesage A, Lalonde P, Nicole L, </w:t>
-      </w:r>
-      <w:r>
-        <w:rPr>
-          <w:i/>
-        </w:rPr>
-        <w:t>et al.</w:t>
-      </w:r>
-      <w:r>
-        <w:t xml:space="preserve"> (2005): Cognitive predictors of psychosocial functioning outcome in schizophrenia: A follow-up study of subjects participating in a rehabilitation program. </w:t>
-      </w:r>
-      <w:r>
-        <w:rPr>
-          <w:i/>
-        </w:rPr>
-        <w:t>Schizophrenia Research</w:t>
-      </w:r>
-      <w:r>
-        <w:t xml:space="preserve"> 77: 343–353.</w:t>
-      </w:r>
-    </w:p>
-    <w:p>
-      <w:pPr>
-        <w:pStyle w:val="Bibliography1"/>
-      </w:pPr>
-      <w:r>
-        <w:t xml:space="preserve">6. Pascal De Raykeer R, </w:t>
-      </w:r>
-      <w:proofErr w:type="spellStart"/>
-      <w:r>
-        <w:t>Hoertel</w:t>
-      </w:r>
-      <w:proofErr w:type="spellEnd"/>
-      <w:r>
-        <w:t xml:space="preserve"> N, Blanco C, Lavaud P, Kaladjian A, Blumenstock Y, </w:t>
-      </w:r>
-      <w:r>
-        <w:rPr>
-          <w:i/>
-        </w:rPr>
-        <w:t>et al.</w:t>
-      </w:r>
-      <w:r>
-        <w:t xml:space="preserve"> (2019): Effects of depression and cognitive impairment on quality of life in older adults with schizophrenia spectrum disorder: Results from a multicenter study. </w:t>
-      </w:r>
-      <w:r>
-        <w:rPr>
-          <w:i/>
-        </w:rPr>
-        <w:t>Journal of Affective Disorders</w:t>
-      </w:r>
-      <w:r>
-        <w:t xml:space="preserve"> 256: 164–175.</w:t>
-      </w:r>
-    </w:p>
-    <w:p>
-      <w:pPr>
-        <w:pStyle w:val="Bibliography1"/>
-      </w:pPr>
-      <w:r>
-        <w:t xml:space="preserve">7. Green MF, Horan WP, Lee J (2015): Social cognition in schizophrenia. </w:t>
-      </w:r>
-      <w:r>
-        <w:rPr>
-          <w:i/>
-        </w:rPr>
-        <w:t>Nature Reviews Neuroscience</w:t>
-      </w:r>
-      <w:r>
-        <w:t xml:space="preserve"> 16: 620–631.</w:t>
-      </w:r>
-    </w:p>
-    <w:p>
-      <w:pPr>
-        <w:pStyle w:val="Bibliography1"/>
-      </w:pPr>
-      <w:r>
-        <w:t xml:space="preserve">8. Berg J, Dickhaut J, McCabe K (1995): Trust, Reciprocity, and Social History. </w:t>
-      </w:r>
-      <w:r>
-        <w:rPr>
-          <w:i/>
-        </w:rPr>
-        <w:t>Games and Economic Behavior</w:t>
-      </w:r>
-      <w:r>
-        <w:t xml:space="preserve"> 10: 122–142.</w:t>
-      </w:r>
-    </w:p>
-    <w:p>
-      <w:pPr>
-        <w:pStyle w:val="Bibliography1"/>
-      </w:pPr>
-      <w:r>
-        <w:t xml:space="preserve">9. Miall RC, Wolpert DM (1996): Forward Models for Physiological Motor Control. </w:t>
-      </w:r>
-      <w:r>
-        <w:rPr>
-          <w:i/>
-        </w:rPr>
-        <w:t>Neural Networks</w:t>
-      </w:r>
-      <w:r>
-        <w:t xml:space="preserve"> 9: 1265–1279.</w:t>
-      </w:r>
-    </w:p>
-    <w:p>
-      <w:pPr>
-        <w:pStyle w:val="Bibliography1"/>
-      </w:pPr>
-      <w:r>
-        <w:t xml:space="preserve">10. Schultz W, Dickinson A (2000): Neuronal Coding of Prediction Errors. </w:t>
-      </w:r>
-      <w:r>
-        <w:rPr>
-          <w:i/>
-        </w:rPr>
-        <w:t xml:space="preserve">Annu Rev </w:t>
-      </w:r>
-      <w:proofErr w:type="spellStart"/>
-      <w:r>
-        <w:rPr>
-          <w:i/>
-        </w:rPr>
-        <w:t>Neurosci</w:t>
-      </w:r>
-      <w:proofErr w:type="spellEnd"/>
-      <w:r>
-        <w:t xml:space="preserve"> 23: 473–500.</w:t>
-      </w:r>
-    </w:p>
-    <w:p>
-      <w:pPr>
-        <w:pStyle w:val="Bibliography1"/>
-      </w:pPr>
-      <w:r>
-        <w:t xml:space="preserve">11. Friston K (2009): The free-energy principle: a rough guide to the brain? </w:t>
-      </w:r>
-      <w:r>
-        <w:rPr>
-          <w:i/>
-        </w:rPr>
-        <w:t>Trends in Cognitive Sciences</w:t>
-      </w:r>
-      <w:r>
-        <w:t xml:space="preserve"> 13: 293–301.</w:t>
-      </w:r>
-    </w:p>
-    <w:p>
-      <w:pPr>
-        <w:pStyle w:val="Bibliography1"/>
-      </w:pPr>
-      <w:r>
-        <w:t xml:space="preserve">12. </w:t>
-      </w:r>
-      <w:proofErr w:type="spellStart"/>
-      <w:r>
-        <w:t>Katthagen</w:t>
-      </w:r>
-      <w:proofErr w:type="spellEnd"/>
-      <w:r>
-        <w:t xml:space="preserve"> T, Kaminski J, Heinz A, Buchert R, Schlagenhauf F (2020): Striatal Dopamine and Reward Prediction Error Signaling in Unmedicated Schizophrenia Patients. </w:t>
-      </w:r>
-      <w:r>
-        <w:rPr>
-          <w:i/>
-        </w:rPr>
-        <w:t>Schizophrenia Bulletin</w:t>
-      </w:r>
-      <w:r>
-        <w:t xml:space="preserve"> 46: 1535–1546.</w:t>
-      </w:r>
-    </w:p>
-    <w:p>
-      <w:pPr>
-        <w:pStyle w:val="Bibliography1"/>
-      </w:pPr>
-      <w:r>
-        <w:t xml:space="preserve">13. Millard SJ, Bearden CE, </w:t>
-      </w:r>
-      <w:proofErr w:type="spellStart"/>
-      <w:r>
-        <w:t>Karlsgodt</w:t>
-      </w:r>
-      <w:proofErr w:type="spellEnd"/>
-      <w:r>
-        <w:t xml:space="preserve"> KH, Sharpe MJ (2022): The prediction-error hypothesis of schizophrenia: new data point to circuit-specific changes in dopamine activity [no. 3]. </w:t>
-      </w:r>
-      <w:proofErr w:type="spellStart"/>
-      <w:r>
-        <w:rPr>
-          <w:i/>
-        </w:rPr>
-        <w:t>Neuropsychopharmacol</w:t>
-      </w:r>
-      <w:proofErr w:type="spellEnd"/>
-      <w:r>
-        <w:t xml:space="preserve"> 47: 628–640.</w:t>
-      </w:r>
-    </w:p>
-    <w:p>
-      <w:pPr>
-        <w:pStyle w:val="Bibliography1"/>
-      </w:pPr>
-      <w:r>
-        <w:t xml:space="preserve">14. Reinen JM, Van Snellenberg JX, Horga G, Abi-Dargham A, Daw ND, </w:t>
-      </w:r>
-      <w:proofErr w:type="spellStart"/>
-      <w:r>
-        <w:t>Shohamy</w:t>
-      </w:r>
-      <w:proofErr w:type="spellEnd"/>
-      <w:r>
-        <w:t xml:space="preserve"> D (2016): Motivational Context Modulates Prediction Error Response in Schizophrenia. </w:t>
-      </w:r>
-      <w:r>
-        <w:rPr>
-          <w:i/>
-        </w:rPr>
-        <w:t>SCHBUL</w:t>
-      </w:r>
-      <w:r>
-        <w:t xml:space="preserve"> 42: 1467–1475.</w:t>
-      </w:r>
-    </w:p>
-    <w:p>
-      <w:pPr>
-        <w:pStyle w:val="Bibliography1"/>
-      </w:pPr>
-      <w:r>
-        <w:t xml:space="preserve">15. Charlton CE, Hauke DJ, Litvak V, </w:t>
-      </w:r>
-      <w:proofErr w:type="spellStart"/>
-      <w:r>
-        <w:t>Wobmann</w:t>
-      </w:r>
-      <w:proofErr w:type="spellEnd"/>
-      <w:r>
-        <w:t xml:space="preserve"> M, De Bock R, Andreou C, </w:t>
-      </w:r>
-      <w:r>
-        <w:rPr>
-          <w:i/>
-        </w:rPr>
-        <w:t>et al.</w:t>
-      </w:r>
-      <w:r>
-        <w:t xml:space="preserve"> (2026): Neural Dynamics of Social Cognition: A Single‐Trial Computational Analysis of Learning Under Uncertainty. </w:t>
-      </w:r>
-      <w:r>
-        <w:rPr>
-          <w:i/>
-        </w:rPr>
-        <w:t>Human Brain Mapping</w:t>
-      </w:r>
-      <w:r>
-        <w:t xml:space="preserve"> 47: e70433.</w:t>
-      </w:r>
-    </w:p>
-    <w:p>
-      <w:pPr>
-        <w:pStyle w:val="Bibliography1"/>
-      </w:pPr>
-      <w:r>
-        <w:lastRenderedPageBreak/>
-        <w:t xml:space="preserve">16. </w:t>
-      </w:r>
-      <w:proofErr w:type="spellStart"/>
-      <w:r>
-        <w:t>Deserno</w:t>
-      </w:r>
-      <w:proofErr w:type="spellEnd"/>
-      <w:r>
-        <w:t xml:space="preserve"> L, Boehme R, Mathys C, </w:t>
-      </w:r>
-      <w:proofErr w:type="spellStart"/>
-      <w:r>
-        <w:t>Katthagen</w:t>
-      </w:r>
-      <w:proofErr w:type="spellEnd"/>
-      <w:r>
-        <w:t xml:space="preserve"> T, Kaminski J, Stephan KE, </w:t>
-      </w:r>
-      <w:r>
-        <w:rPr>
-          <w:i/>
-        </w:rPr>
-        <w:t>et al.</w:t>
-      </w:r>
-      <w:r>
-        <w:t xml:space="preserve"> (2020): Volatility Estimates Increase Choice Switching and Relate to Prefrontal Activity in Schizophrenia. </w:t>
-      </w:r>
-      <w:r>
-        <w:rPr>
-          <w:i/>
-        </w:rPr>
-        <w:t>Biological Psychiatry: Cognitive Neuroscience and Neuroimaging</w:t>
-      </w:r>
-      <w:r>
-        <w:t xml:space="preserve"> 5: 173–183.</w:t>
-      </w:r>
-    </w:p>
-    <w:p>
-      <w:pPr>
-        <w:pStyle w:val="Bibliography1"/>
-      </w:pPr>
-      <w:r>
-        <w:t xml:space="preserve">17. Glimcher PW (2011): Understanding dopamine and reinforcement learning: The dopamine reward prediction error hypothesis. </w:t>
-      </w:r>
-      <w:r>
-        <w:rPr>
-          <w:i/>
-        </w:rPr>
-        <w:t>Proc Natl Acad Sci USA</w:t>
-      </w:r>
-      <w:r>
-        <w:t xml:space="preserve"> 108: 15647–15654.</w:t>
-      </w:r>
-    </w:p>
-    <w:p>
-      <w:pPr>
-        <w:pStyle w:val="Bibliography1"/>
-      </w:pPr>
-      <w:r>
-        <w:t xml:space="preserve">18. Huys QJM, Maia TV, Frank MJ (2016): Computational psychiatry as a bridge from neuroscience to clinical applications. </w:t>
-      </w:r>
-      <w:r>
-        <w:rPr>
-          <w:i/>
-        </w:rPr>
-        <w:t xml:space="preserve">Nat </w:t>
-      </w:r>
-      <w:proofErr w:type="spellStart"/>
-      <w:r>
-        <w:rPr>
-          <w:i/>
-        </w:rPr>
-        <w:t>Neurosci</w:t>
-      </w:r>
-      <w:proofErr w:type="spellEnd"/>
-      <w:r>
-        <w:t xml:space="preserve"> 19: 404–413.</w:t>
-      </w:r>
-    </w:p>
-    <w:p>
-      <w:pPr>
-        <w:pStyle w:val="Bibliography1"/>
-      </w:pPr>
-      <w:r>
-        <w:t xml:space="preserve">19. Waltz JA, Gold JM (2015): Motivational Deficits in Schizophrenia and the Representation of Expected Value. In: Simpson EH, Balsam PD, editors. </w:t>
-      </w:r>
-      <w:r>
-        <w:rPr>
-          <w:i/>
-        </w:rPr>
-        <w:t>Behavioral Neuroscience of Motivation</w:t>
-      </w:r>
-      <w:r>
-        <w:t>, vol. 27. Cham: Springer International Publishing, pp 375–410.</w:t>
-      </w:r>
-    </w:p>
-    <w:p>
-      <w:pPr>
-        <w:pStyle w:val="Bibliography1"/>
-      </w:pPr>
-      <w:r>
-        <w:t xml:space="preserve">20. Gold JM, Waltz JA, Prentice KJ, Morris SE, </w:t>
-      </w:r>
-      <w:proofErr w:type="spellStart"/>
-      <w:r>
-        <w:t>Heerey</w:t>
-      </w:r>
-      <w:proofErr w:type="spellEnd"/>
-      <w:r>
-        <w:t xml:space="preserve"> EA (2008): Reward processing in schizophrenia: a deficit in the representation of value. </w:t>
-      </w:r>
-      <w:proofErr w:type="spellStart"/>
-      <w:r>
-        <w:rPr>
-          <w:i/>
-        </w:rPr>
-        <w:t>Schizophr</w:t>
-      </w:r>
-      <w:proofErr w:type="spellEnd"/>
-      <w:r>
-        <w:rPr>
-          <w:i/>
-        </w:rPr>
-        <w:t xml:space="preserve"> Bull</w:t>
-      </w:r>
-      <w:r>
-        <w:t xml:space="preserve"> 34: 835–847.</w:t>
-      </w:r>
-    </w:p>
-    <w:p>
-      <w:pPr>
-        <w:pStyle w:val="Bibliography1"/>
-      </w:pPr>
-      <w:r>
-        <w:t xml:space="preserve">21. </w:t>
-      </w:r>
-      <w:proofErr w:type="spellStart"/>
-      <w:r>
-        <w:t>Gromann</w:t>
-      </w:r>
-      <w:proofErr w:type="spellEnd"/>
-      <w:r>
-        <w:t xml:space="preserve"> PM, </w:t>
-      </w:r>
-      <w:proofErr w:type="spellStart"/>
-      <w:r>
-        <w:t>Heslenfeld</w:t>
-      </w:r>
-      <w:proofErr w:type="spellEnd"/>
-      <w:r>
-        <w:t xml:space="preserve"> DJ, Fett A-K, Joyce DW, Shergill SS, </w:t>
-      </w:r>
-      <w:proofErr w:type="spellStart"/>
-      <w:r>
-        <w:t>Krabbendam</w:t>
-      </w:r>
-      <w:proofErr w:type="spellEnd"/>
-      <w:r>
-        <w:t xml:space="preserve"> L (2013): Trust versus paranoia: abnormal response to social reward in psychotic illness [no. 6]. </w:t>
-      </w:r>
-      <w:r>
-        <w:rPr>
-          <w:i/>
-        </w:rPr>
-        <w:t>Brain</w:t>
-      </w:r>
-      <w:r>
-        <w:t xml:space="preserve"> 136: 1968–1975.</w:t>
-      </w:r>
-    </w:p>
-    <w:p>
-      <w:pPr>
-        <w:pStyle w:val="Bibliography1"/>
-      </w:pPr>
-      <w:r>
-        <w:t xml:space="preserve">22. Howes OD, Murray RM (2014): Schizophrenia: An integrated </w:t>
-      </w:r>
-      <w:proofErr w:type="spellStart"/>
-      <w:r>
-        <w:t>sociodevelopmental</w:t>
-      </w:r>
-      <w:proofErr w:type="spellEnd"/>
-      <w:r>
-        <w:t xml:space="preserve">-cognitive model. </w:t>
-      </w:r>
-      <w:r>
-        <w:rPr>
-          <w:i/>
-        </w:rPr>
-        <w:t>The Lancet</w:t>
-      </w:r>
-      <w:r>
-        <w:t xml:space="preserve"> 383: 1677–1687.</w:t>
-      </w:r>
-    </w:p>
-    <w:p>
-      <w:pPr>
-        <w:pStyle w:val="Bibliography1"/>
-      </w:pPr>
-      <w:r>
-        <w:t xml:space="preserve">23. Heinz A, Schlagenhauf F (2010): Dopaminergic Dysfunction in Schizophrenia: Salience Attribution Revisited. </w:t>
-      </w:r>
-      <w:r>
-        <w:rPr>
-          <w:i/>
-        </w:rPr>
-        <w:t>Schizophrenia Bulletin</w:t>
-      </w:r>
-      <w:r>
-        <w:t xml:space="preserve"> 36: 472–485.</w:t>
-      </w:r>
-    </w:p>
-    <w:p>
-      <w:pPr>
-        <w:pStyle w:val="Bibliography1"/>
-      </w:pPr>
-      <w:r>
-        <w:t xml:space="preserve">24. Kapur S (2003): Psychosis as a State of Aberrant Salience: A Framework Linking Biology, Phenomenology, and Pharmacology in Schizophrenia. </w:t>
-      </w:r>
-      <w:r>
-        <w:rPr>
-          <w:i/>
-        </w:rPr>
-        <w:t>AJP</w:t>
-      </w:r>
-      <w:r>
-        <w:t xml:space="preserve"> 160: 13–23.</w:t>
-      </w:r>
-    </w:p>
-    <w:p>
-      <w:pPr>
-        <w:pStyle w:val="Bibliography1"/>
-      </w:pPr>
-      <w:r>
-        <w:t xml:space="preserve">25. Maia TV, Frank MJ (2011): From reinforcement learning models to psychiatric and neurological disorders. </w:t>
-      </w:r>
-      <w:r>
-        <w:rPr>
-          <w:i/>
-        </w:rPr>
-        <w:t xml:space="preserve">Nat </w:t>
-      </w:r>
-      <w:proofErr w:type="spellStart"/>
-      <w:r>
-        <w:rPr>
-          <w:i/>
-        </w:rPr>
-        <w:t>Neurosci</w:t>
-      </w:r>
-      <w:proofErr w:type="spellEnd"/>
-      <w:r>
-        <w:t xml:space="preserve"> 14: 154–162.</w:t>
-      </w:r>
-    </w:p>
-    <w:p>
-      <w:pPr>
-        <w:pStyle w:val="Bibliography1"/>
-      </w:pPr>
-      <w:r>
-        <w:t xml:space="preserve">26. Corlett PR, Murray GK, Honey GD, Aitken MRF, Shanks DR, Robbins TW, </w:t>
-      </w:r>
-      <w:r>
-        <w:rPr>
-          <w:i/>
-        </w:rPr>
-        <w:t>et al.</w:t>
-      </w:r>
-      <w:r>
-        <w:t xml:space="preserve"> (2007): Disrupted prediction-error signal in psychosis: evidence for an associative account of delusions. </w:t>
-      </w:r>
-      <w:r>
-        <w:rPr>
-          <w:i/>
-        </w:rPr>
-        <w:t>Brain</w:t>
-      </w:r>
-      <w:r>
-        <w:t xml:space="preserve"> 130: 2387–2400.</w:t>
-      </w:r>
-    </w:p>
-    <w:p>
-      <w:pPr>
-        <w:pStyle w:val="Bibliography1"/>
-      </w:pPr>
-      <w:r>
-        <w:t xml:space="preserve">27. Griffiths O, Langdon R, Le Pelley ME, Coltheart M (2014): Delusions and prediction error: re-examining the </w:t>
-      </w:r>
-      <w:proofErr w:type="spellStart"/>
-      <w:r>
-        <w:t>behavioural</w:t>
-      </w:r>
-      <w:proofErr w:type="spellEnd"/>
-      <w:r>
-        <w:t xml:space="preserve"> evidence for disrupted error </w:t>
-      </w:r>
-      <w:proofErr w:type="spellStart"/>
-      <w:r>
-        <w:t>signalling</w:t>
-      </w:r>
-      <w:proofErr w:type="spellEnd"/>
-      <w:r>
-        <w:t xml:space="preserve"> in delusion formation. </w:t>
-      </w:r>
-      <w:r>
-        <w:rPr>
-          <w:i/>
-        </w:rPr>
-        <w:t>Cognitive Neuropsychiatry</w:t>
-      </w:r>
-      <w:r>
-        <w:t xml:space="preserve"> 19: 439–467.</w:t>
-      </w:r>
-    </w:p>
-    <w:p>
-      <w:pPr>
-        <w:pStyle w:val="Bibliography1"/>
-      </w:pPr>
-      <w:r>
-        <w:t xml:space="preserve">28. Diaconescu AO, Mathys C, Weber LAE, Kasper L, Mauer J, Stephan KE (2017): Hierarchical prediction errors in midbrain and septum during social learning. </w:t>
-      </w:r>
-      <w:r>
-        <w:rPr>
-          <w:i/>
-        </w:rPr>
-        <w:t>Social Cognitive and Affective Neuroscience</w:t>
-      </w:r>
-      <w:r>
-        <w:t xml:space="preserve"> 12: 618–634.</w:t>
-      </w:r>
-    </w:p>
-    <w:p>
-      <w:pPr>
-        <w:pStyle w:val="Bibliography1"/>
-      </w:pPr>
-      <w:r>
-        <w:t xml:space="preserve">29. Dima D, </w:t>
-      </w:r>
-      <w:proofErr w:type="spellStart"/>
-      <w:r>
-        <w:t>Roiser</w:t>
-      </w:r>
-      <w:proofErr w:type="spellEnd"/>
-      <w:r>
-        <w:t xml:space="preserve"> JP, Dietrich DE, Bonnemann C, </w:t>
-      </w:r>
-      <w:proofErr w:type="spellStart"/>
-      <w:r>
-        <w:t>Lanfermann</w:t>
-      </w:r>
-      <w:proofErr w:type="spellEnd"/>
-      <w:r>
-        <w:t xml:space="preserve"> H, Emrich HM, Dillo W (2009): Understanding why patients with schizophrenia do not perceive the hollow-mask illusion using dynamic causal modelling. </w:t>
-      </w:r>
-      <w:proofErr w:type="spellStart"/>
-      <w:r>
-        <w:rPr>
-          <w:i/>
-        </w:rPr>
-        <w:t>NeuroImage</w:t>
-      </w:r>
-      <w:proofErr w:type="spellEnd"/>
-      <w:r>
-        <w:t xml:space="preserve"> 46: 1180–1186.</w:t>
-      </w:r>
-    </w:p>
-    <w:p>
-      <w:pPr>
-        <w:pStyle w:val="Bibliography1"/>
-      </w:pPr>
-      <w:r>
-        <w:t xml:space="preserve">30. Claassen C, Langdon R, </w:t>
-      </w:r>
-      <w:proofErr w:type="spellStart"/>
-      <w:r>
-        <w:t>Brüne</w:t>
-      </w:r>
-      <w:proofErr w:type="spellEnd"/>
-      <w:r>
-        <w:t xml:space="preserve"> M (2020): Recognition of Social Rule Violation in “Deficit Syndrome” Schizophrenia: A Study Using Economic Games. </w:t>
-      </w:r>
-      <w:r>
-        <w:rPr>
-          <w:i/>
-        </w:rPr>
-        <w:t>Front Psychiatry</w:t>
-      </w:r>
-      <w:r>
-        <w:t xml:space="preserve"> 11: 835.</w:t>
-      </w:r>
-    </w:p>
-    <w:p>
-      <w:pPr>
-        <w:pStyle w:val="Bibliography1"/>
-      </w:pPr>
-      <w:r>
-        <w:t xml:space="preserve">31. Adams RA, Stephan KE, Brown HR, Frith CD, Friston KJ (2013): The Computational Anatomy of Psychosis. </w:t>
-      </w:r>
-      <w:r>
-        <w:rPr>
-          <w:i/>
-        </w:rPr>
-        <w:t>Front Psychiatry</w:t>
-      </w:r>
-      <w:r>
-        <w:t xml:space="preserve"> 4. https://doi.org/10.3389/fpsyt.2013.00047</w:t>
-      </w:r>
-    </w:p>
-    <w:p>
-      <w:pPr>
-        <w:pStyle w:val="Bibliography1"/>
-      </w:pPr>
-      <w:r>
-        <w:t xml:space="preserve">32. </w:t>
-      </w:r>
-      <w:proofErr w:type="spellStart"/>
-      <w:r>
-        <w:t>Alós</w:t>
-      </w:r>
-      <w:proofErr w:type="spellEnd"/>
-      <w:r>
-        <w:t xml:space="preserve">-Ferrer C, </w:t>
-      </w:r>
-      <w:proofErr w:type="spellStart"/>
-      <w:r>
-        <w:t>Farolfi</w:t>
-      </w:r>
-      <w:proofErr w:type="spellEnd"/>
-      <w:r>
-        <w:t xml:space="preserve"> F (2019): Trust Games and Beyond. </w:t>
-      </w:r>
-      <w:r>
-        <w:rPr>
-          <w:i/>
-        </w:rPr>
-        <w:t xml:space="preserve">Front </w:t>
-      </w:r>
-      <w:proofErr w:type="spellStart"/>
-      <w:r>
-        <w:rPr>
-          <w:i/>
-        </w:rPr>
-        <w:t>Neurosci</w:t>
-      </w:r>
-      <w:proofErr w:type="spellEnd"/>
-      <w:r>
-        <w:t xml:space="preserve"> 13: 887.</w:t>
-      </w:r>
-    </w:p>
-    <w:p>
-      <w:pPr>
-        <w:pStyle w:val="Bibliography1"/>
-      </w:pPr>
-      <w:r>
-        <w:t xml:space="preserve">33. Waltz JA, Frank MJ, Robinson BM, Gold JM (2007): Selective Reinforcement Learning Deficits in Schizophrenia Support Predictions from Computational Models of Striatal-Cortical Dysfunction. </w:t>
-      </w:r>
-      <w:r>
-        <w:rPr>
-          <w:i/>
-        </w:rPr>
-        <w:t>Biological Psychiatry</w:t>
-      </w:r>
-      <w:r>
-        <w:t xml:space="preserve"> 62: 756–764.</w:t>
-      </w:r>
-    </w:p>
-    <w:p>
-      <w:pPr>
-        <w:pStyle w:val="Bibliography1"/>
-      </w:pPr>
-      <w:r>
-        <w:lastRenderedPageBreak/>
-        <w:t xml:space="preserve">34. Fromm SP, Wieland L, Klettke A, Nassar MR, </w:t>
-      </w:r>
-      <w:proofErr w:type="spellStart"/>
-      <w:r>
-        <w:t>Katthagen</w:t>
-      </w:r>
-      <w:proofErr w:type="spellEnd"/>
-      <w:r>
-        <w:t xml:space="preserve"> T, </w:t>
-      </w:r>
-      <w:proofErr w:type="spellStart"/>
-      <w:r>
-        <w:t>Markett</w:t>
-      </w:r>
-      <w:proofErr w:type="spellEnd"/>
-      <w:r>
-        <w:t xml:space="preserve"> S, </w:t>
-      </w:r>
-      <w:r>
-        <w:rPr>
-          <w:i/>
-        </w:rPr>
-        <w:t>et al.</w:t>
-      </w:r>
-      <w:r>
-        <w:t xml:space="preserve"> (2023): Computational mechanisms of belief updating in relation to psychotic-like experiences. </w:t>
-      </w:r>
-      <w:r>
-        <w:rPr>
-          <w:i/>
-        </w:rPr>
-        <w:t>Front Psychiatry</w:t>
-      </w:r>
-      <w:r>
-        <w:t xml:space="preserve"> 14: 1170168.</w:t>
-      </w:r>
-    </w:p>
-    <w:p>
-      <w:pPr>
-        <w:pStyle w:val="Bibliography1"/>
-      </w:pPr>
-      <w:r>
-        <w:t xml:space="preserve">35. Strauss GP, Robinson BM, Waltz JA, Frank MJ, </w:t>
-      </w:r>
-      <w:proofErr w:type="spellStart"/>
-      <w:r>
-        <w:t>Kasanova</w:t>
-      </w:r>
-      <w:proofErr w:type="spellEnd"/>
-      <w:r>
-        <w:t xml:space="preserve"> Z, Herbener ES, Gold JM (2011): Patients </w:t>
-      </w:r>
-      <w:proofErr w:type="gramStart"/>
-      <w:r>
-        <w:t>With</w:t>
-      </w:r>
-      <w:proofErr w:type="gramEnd"/>
-      <w:r>
-        <w:t xml:space="preserve"> Schizophrenia Demonstrate Inconsistent Preference Judgments for Affective and Nonaffective Stimuli. </w:t>
-      </w:r>
-      <w:r>
-        <w:rPr>
-          <w:i/>
-        </w:rPr>
-        <w:t>Schizophrenia Bulletin</w:t>
-      </w:r>
-      <w:r>
-        <w:t xml:space="preserve"> 37: 1295–1304.</w:t>
-      </w:r>
-    </w:p>
-    <w:p>
-      <w:pPr>
-        <w:pStyle w:val="Bibliography1"/>
-      </w:pPr>
-      <w:r>
-        <w:t xml:space="preserve">36. Lechner S, Hsieh MH, Lin Y-T, Liu C-M, Chen I-F, Liu C-C, </w:t>
-      </w:r>
-      <w:r>
-        <w:rPr>
-          <w:i/>
-        </w:rPr>
-        <w:t>et al.</w:t>
-      </w:r>
-      <w:r>
-        <w:t xml:space="preserve"> (2025): Temporal imprecision and its dynamics in schizophrenia. </w:t>
-      </w:r>
-      <w:proofErr w:type="spellStart"/>
-      <w:r>
-        <w:rPr>
-          <w:i/>
-        </w:rPr>
-        <w:t>Transl</w:t>
-      </w:r>
-      <w:proofErr w:type="spellEnd"/>
-      <w:r>
-        <w:rPr>
-          <w:i/>
-        </w:rPr>
-        <w:t xml:space="preserve"> Psychiatry</w:t>
-      </w:r>
-      <w:r>
-        <w:t xml:space="preserve"> 15: 279.</w:t>
-      </w:r>
-    </w:p>
-    <w:p>
-      <w:pPr>
-        <w:pStyle w:val="Bibliography1"/>
-      </w:pPr>
-      <w:r>
-        <w:t xml:space="preserve">37. Lechner S, </w:t>
-      </w:r>
-      <w:proofErr w:type="spellStart"/>
-      <w:r>
-        <w:t>Northoff</w:t>
-      </w:r>
-      <w:proofErr w:type="spellEnd"/>
-      <w:r>
-        <w:t xml:space="preserve"> G (2023): Temporal imprecision and phase instability in schizophrenia resting state EEG. </w:t>
-      </w:r>
-      <w:r>
-        <w:rPr>
-          <w:i/>
-        </w:rPr>
-        <w:t>Asian Journal of Psychiatry</w:t>
-      </w:r>
-      <w:r>
-        <w:t xml:space="preserve"> 86: 103654.</w:t>
-      </w:r>
-    </w:p>
-    <w:p>
-      <w:pPr>
-        <w:pStyle w:val="Bibliography1"/>
-      </w:pPr>
-      <w:r>
-        <w:t xml:space="preserve">38. Wolff A, </w:t>
-      </w:r>
-      <w:proofErr w:type="spellStart"/>
-      <w:r>
-        <w:t>Northoff</w:t>
-      </w:r>
-      <w:proofErr w:type="spellEnd"/>
-      <w:r>
-        <w:t xml:space="preserve"> G (2023): Phase Based Temporal Imprecision in Schizophrenia. </w:t>
-      </w:r>
-      <w:r>
-        <w:rPr>
-          <w:i/>
-        </w:rPr>
-        <w:t>Molecular psychiatry</w:t>
-      </w:r>
-      <w:r>
-        <w:t>.</w:t>
-      </w:r>
-    </w:p>
-    <w:p>
-      <w:pPr>
-        <w:pStyle w:val="Bibliography1"/>
-      </w:pPr>
-      <w:r>
-        <w:t xml:space="preserve">39. Yaple ZA, Tolomeo S, Yu R (2021): Abnormal prediction error processing in schizophrenia and depression [no. 11]. </w:t>
-      </w:r>
-      <w:r>
-        <w:rPr>
-          <w:i/>
-        </w:rPr>
-        <w:t>Hum Brain Mapp</w:t>
-      </w:r>
-      <w:r>
-        <w:t xml:space="preserve"> 42: 3547–3560.</w:t>
-      </w:r>
-    </w:p>
-    <w:p>
-      <w:pPr>
-        <w:pStyle w:val="Bibliography1"/>
-      </w:pPr>
-      <w:r>
-        <w:t xml:space="preserve">40. Hauke DJ, </w:t>
-      </w:r>
-      <w:proofErr w:type="spellStart"/>
-      <w:r>
-        <w:t>Wobmann</w:t>
-      </w:r>
-      <w:proofErr w:type="spellEnd"/>
-      <w:r>
-        <w:t xml:space="preserve"> M, Andreou C, Mackintosh AJ, De Bock R, Karvelis P, </w:t>
-      </w:r>
-      <w:r>
-        <w:rPr>
-          <w:i/>
-        </w:rPr>
-        <w:t>et al.</w:t>
-      </w:r>
-      <w:r>
-        <w:t xml:space="preserve"> (2024): Altered Perception of Environmental Volatility During Social Learning in Emerging Psychosis. </w:t>
-      </w:r>
-      <w:r>
-        <w:rPr>
-          <w:i/>
-        </w:rPr>
-        <w:t>Computational Psychiatry</w:t>
-      </w:r>
-      <w:r>
-        <w:t xml:space="preserve"> 8: 1–22.</w:t>
-      </w:r>
-    </w:p>
-    <w:p>
-      <w:pPr>
-        <w:pStyle w:val="Bibliography1"/>
-      </w:pPr>
-      <w:r>
-        <w:t xml:space="preserve">41. Horga G, Schatz KC, Abi-Dargham A, Peterson BS (2014): Deficits in Predictive Coding Underlie Hallucinations in Schizophrenia. </w:t>
-      </w:r>
-      <w:r>
-        <w:rPr>
-          <w:i/>
-        </w:rPr>
-        <w:t>Journal of Neuroscience</w:t>
-      </w:r>
-      <w:r>
-        <w:t xml:space="preserve"> 34: 8072–8082.</w:t>
-      </w:r>
-    </w:p>
-    <w:p>
-      <w:pPr>
-        <w:pStyle w:val="Bibliography1"/>
-      </w:pPr>
-      <w:r>
-        <w:t xml:space="preserve">42. Sterzer P, Adams RA, Fletcher P, Frith C, Lawrie SM, </w:t>
-      </w:r>
-      <w:proofErr w:type="spellStart"/>
-      <w:r>
-        <w:t>Muckli</w:t>
-      </w:r>
-      <w:proofErr w:type="spellEnd"/>
-      <w:r>
-        <w:t xml:space="preserve"> L, </w:t>
-      </w:r>
-      <w:r>
-        <w:rPr>
-          <w:i/>
-        </w:rPr>
-        <w:t>et al.</w:t>
-      </w:r>
-      <w:r>
-        <w:t xml:space="preserve"> (2018, November): The Predictive Coding Account of Psychosis. </w:t>
-      </w:r>
-      <w:r>
-        <w:rPr>
-          <w:i/>
-        </w:rPr>
-        <w:t>Biological Psychiatry</w:t>
-      </w:r>
-      <w:r>
-        <w:t>, vol. 84. Elsevier USA, pp 634–643.</w:t>
-      </w:r>
-    </w:p>
-    <w:p>
-      <w:pPr>
-        <w:pStyle w:val="Bibliography1"/>
-      </w:pPr>
-      <w:r>
-        <w:t xml:space="preserve">43. Shaw AD, Sumner RL, Berndt LCS (2026): Predictive coding and neurocomputational psychiatry: a mechanistic framework for understanding mental disorders. </w:t>
-      </w:r>
-      <w:r>
-        <w:rPr>
-          <w:i/>
-        </w:rPr>
-        <w:t>Front Psychiatry</w:t>
-      </w:r>
-      <w:r>
-        <w:t xml:space="preserve"> 16: 1713833.</w:t>
-      </w:r>
-    </w:p>
-    <w:p>
-      <w:pPr>
-        <w:pStyle w:val="Bibliography1"/>
-      </w:pPr>
-      <w:r>
-        <w:t xml:space="preserve">44. Behrens TEJ, Hunt LT, Woolrich MW, Rushworth MFS (2008): Associative learning of social value. </w:t>
-      </w:r>
-      <w:r>
-        <w:rPr>
-          <w:i/>
-        </w:rPr>
-        <w:t>Nature</w:t>
-      </w:r>
-      <w:r>
-        <w:t xml:space="preserve"> 456: 245–249.</w:t>
-      </w:r>
-    </w:p>
-    <w:p>
-      <w:pPr>
-        <w:pStyle w:val="Bibliography1"/>
-      </w:pPr>
-      <w:r>
-        <w:t xml:space="preserve">45. Haxby JV, Hoffman EA, </w:t>
-      </w:r>
-      <w:proofErr w:type="spellStart"/>
-      <w:r>
-        <w:t>Gobbini</w:t>
-      </w:r>
-      <w:proofErr w:type="spellEnd"/>
-      <w:r>
-        <w:t xml:space="preserve"> MI (2000): The distributed human neural system for face perception. </w:t>
-      </w:r>
-      <w:r>
-        <w:rPr>
-          <w:i/>
-        </w:rPr>
-        <w:t>Trends in Cognitive Sciences</w:t>
-      </w:r>
-      <w:r>
-        <w:t xml:space="preserve"> 4: 223–233.</w:t>
-      </w:r>
-    </w:p>
-    <w:p>
-      <w:pPr>
-        <w:pStyle w:val="Bibliography1"/>
-      </w:pPr>
-      <w:r>
-        <w:t xml:space="preserve">46. Lin A, Adolphs R, Rangel A (2012): Social and monetary reward learning engage overlapping neural substrates. </w:t>
-      </w:r>
-      <w:r>
-        <w:rPr>
-          <w:i/>
-        </w:rPr>
-        <w:t>Social Cognitive and Affective Neuroscience</w:t>
-      </w:r>
-      <w:r>
-        <w:t xml:space="preserve"> 7: 274–281.</w:t>
-      </w:r>
-    </w:p>
-    <w:p>
-      <w:pPr>
-        <w:pStyle w:val="Bibliography1"/>
-      </w:pPr>
-      <w:r>
-        <w:t xml:space="preserve">47. Friston KJ, Stephan KE, Montague R, Dolan RJ (2014): Computational psychiatry: the brain as a phantastic organ. </w:t>
-      </w:r>
-      <w:r>
-        <w:rPr>
-          <w:i/>
-        </w:rPr>
-        <w:t>The Lancet Psychiatry</w:t>
-      </w:r>
-      <w:r>
-        <w:t xml:space="preserve"> 1: 148–158.</w:t>
-      </w:r>
-    </w:p>
-    <w:p>
-      <w:pPr>
-        <w:pStyle w:val="Bibliography1"/>
-      </w:pPr>
-      <w:r>
-        <w:t xml:space="preserve">48. Butler PD, Schechter I, Zemon V, Schwartz SG, Greenstein VC, Gordon J, </w:t>
-      </w:r>
-      <w:r>
-        <w:rPr>
-          <w:i/>
-        </w:rPr>
-        <w:t>et al.</w:t>
-      </w:r>
-      <w:r>
-        <w:t xml:space="preserve"> (2001): Dysfunction of Early-Stage Visual Processing in Schizophrenia. </w:t>
-      </w:r>
-      <w:r>
-        <w:rPr>
-          <w:i/>
-        </w:rPr>
-        <w:t>AJP</w:t>
-      </w:r>
-      <w:r>
-        <w:t xml:space="preserve"> 158: 1126–1133.</w:t>
-      </w:r>
-    </w:p>
-    <w:p>
-      <w:pPr>
-        <w:pStyle w:val="Bibliography1"/>
-      </w:pPr>
-      <w:r>
-        <w:t xml:space="preserve">49. Gur RE, McGrath C, Chan RM, Schroeder L, Turner T, Turetsky BI, </w:t>
-      </w:r>
-      <w:r>
-        <w:rPr>
-          <w:i/>
-        </w:rPr>
-        <w:t>et al.</w:t>
-      </w:r>
-      <w:r>
-        <w:t xml:space="preserve"> (2002): An fMRI Study of Facial Emotion Processing in Patients </w:t>
-      </w:r>
-      <w:proofErr w:type="gramStart"/>
-      <w:r>
-        <w:t>With</w:t>
-      </w:r>
-      <w:proofErr w:type="gramEnd"/>
-      <w:r>
-        <w:t xml:space="preserve"> Schizophrenia. </w:t>
-      </w:r>
-      <w:r>
-        <w:rPr>
-          <w:i/>
-        </w:rPr>
-        <w:t>AJP</w:t>
-      </w:r>
-      <w:r>
-        <w:t xml:space="preserve"> 159: 1992–1999.</w:t>
-      </w:r>
-    </w:p>
-    <w:p>
-      <w:pPr>
-        <w:pStyle w:val="Bibliography1"/>
-      </w:pPr>
-      <w:r>
-        <w:t xml:space="preserve">50. Wengler K, Goldberg AT, Chahine G, Horga G (2020): Distinct hierarchical alterations of intrinsic neural timescales account for different manifestations of psychosis. </w:t>
-      </w:r>
-      <w:proofErr w:type="spellStart"/>
-      <w:r>
-        <w:rPr>
-          <w:i/>
-        </w:rPr>
-        <w:t>eLife</w:t>
-      </w:r>
-      <w:proofErr w:type="spellEnd"/>
-      <w:r>
-        <w:t xml:space="preserve"> 9: e56151.</w:t>
-      </w:r>
-    </w:p>
-    <w:p>
-      <w:pPr>
-        <w:pStyle w:val="Bibliography1"/>
-      </w:pPr>
-      <w:r>
-        <w:t xml:space="preserve">51. </w:t>
-      </w:r>
-      <w:proofErr w:type="spellStart"/>
-      <w:r>
-        <w:t>Geljic</w:t>
-      </w:r>
-      <w:proofErr w:type="spellEnd"/>
-      <w:r>
-        <w:t xml:space="preserve"> M, Mitchell M, Stevens K-A, Holbrook H, Darke H, Goodbourn P, </w:t>
-      </w:r>
-      <w:r>
-        <w:rPr>
-          <w:i/>
-        </w:rPr>
-        <w:t>et al.</w:t>
-      </w:r>
-      <w:r>
-        <w:t xml:space="preserve"> (2025): Visual integration deficits associated with psychosis are independent of diagnosis. </w:t>
-      </w:r>
-      <w:proofErr w:type="spellStart"/>
-      <w:r>
-        <w:rPr>
-          <w:i/>
-        </w:rPr>
-        <w:t>Schizophr</w:t>
-      </w:r>
-      <w:proofErr w:type="spellEnd"/>
-      <w:r>
-        <w:t xml:space="preserve"> 11: 58.</w:t>
-      </w:r>
-    </w:p>
-    <w:p>
-      <w:pPr>
-        <w:pStyle w:val="Bibliography1"/>
-      </w:pPr>
-      <w:r>
-        <w:t xml:space="preserve">52. Haarsma J, Knolle F, Griffin JD, Taverne H, Mada M, Goodyer IM, </w:t>
-      </w:r>
-      <w:r>
-        <w:rPr>
-          <w:i/>
-        </w:rPr>
-        <w:t>et al.</w:t>
-      </w:r>
-      <w:r>
-        <w:t xml:space="preserve"> (2020): Influence of prior beliefs on perception in early psychosis: Effects of illness stage and hierarchical level of belief. </w:t>
-      </w:r>
-      <w:r>
-        <w:rPr>
-          <w:i/>
-        </w:rPr>
-        <w:t>Journal of Abnormal Psychology</w:t>
-      </w:r>
-      <w:r>
-        <w:t xml:space="preserve"> 129: 581–598.</w:t>
-      </w:r>
-    </w:p>
-    <w:p>
-      <w:pPr>
-        <w:pStyle w:val="Bibliography1"/>
-      </w:pPr>
-      <w:r>
-        <w:lastRenderedPageBreak/>
-        <w:t xml:space="preserve">53. </w:t>
-      </w:r>
-      <w:proofErr w:type="spellStart"/>
-      <w:r>
-        <w:t>Uscătescu</w:t>
-      </w:r>
-      <w:proofErr w:type="spellEnd"/>
-      <w:r>
-        <w:t xml:space="preserve"> LC, Said-</w:t>
-      </w:r>
-      <w:proofErr w:type="spellStart"/>
-      <w:r>
-        <w:t>Yürekli</w:t>
-      </w:r>
-      <w:proofErr w:type="spellEnd"/>
-      <w:r>
-        <w:t xml:space="preserve"> S, </w:t>
-      </w:r>
-      <w:proofErr w:type="spellStart"/>
-      <w:r>
-        <w:t>Kronbichler</w:t>
-      </w:r>
-      <w:proofErr w:type="spellEnd"/>
-      <w:r>
-        <w:t xml:space="preserve"> L, Stelzig-</w:t>
-      </w:r>
-      <w:proofErr w:type="spellStart"/>
-      <w:r>
-        <w:t>Schöler</w:t>
-      </w:r>
-      <w:proofErr w:type="spellEnd"/>
-      <w:r>
-        <w:t xml:space="preserve"> R, Pearce B-G, Reich LA, </w:t>
-      </w:r>
-      <w:r>
-        <w:rPr>
-          <w:i/>
-        </w:rPr>
-        <w:t>et al.</w:t>
-      </w:r>
-      <w:r>
-        <w:t xml:space="preserve"> (2021): Reduced intrinsic neural timescales in schizophrenia along posterior parietal and occipital areas. </w:t>
-      </w:r>
-      <w:proofErr w:type="spellStart"/>
-      <w:r>
-        <w:rPr>
-          <w:i/>
-        </w:rPr>
-        <w:t>npj</w:t>
-      </w:r>
-      <w:proofErr w:type="spellEnd"/>
-      <w:r>
-        <w:rPr>
-          <w:i/>
-        </w:rPr>
-        <w:t xml:space="preserve"> </w:t>
-      </w:r>
-      <w:proofErr w:type="spellStart"/>
-      <w:r>
-        <w:rPr>
-          <w:i/>
-        </w:rPr>
-        <w:t>Schizophr</w:t>
-      </w:r>
-      <w:proofErr w:type="spellEnd"/>
-      <w:r>
-        <w:t xml:space="preserve"> 7: 55.</w:t>
-      </w:r>
-    </w:p>
-    <w:p>
-      <w:pPr>
-        <w:pStyle w:val="Bibliography1"/>
-      </w:pPr>
-      <w:r>
-        <w:t xml:space="preserve">54. Nakazawa K, Sapkota K (2020): The origin of NMDA receptor hypofunction in schizophrenia. </w:t>
-      </w:r>
-      <w:proofErr w:type="spellStart"/>
-      <w:r>
-        <w:rPr>
-          <w:i/>
-        </w:rPr>
-        <w:t>Pharmacol</w:t>
-      </w:r>
-      <w:proofErr w:type="spellEnd"/>
-      <w:r>
-        <w:rPr>
-          <w:i/>
-        </w:rPr>
-        <w:t xml:space="preserve"> Ther</w:t>
-      </w:r>
       <w:r>
         <w:t xml:space="preserve"> 205: 107426.</w:t>
       </w:r>
@@ -8615,8 +8033,387 @@
         </w:rPr>
       </w:pPr>
     </w:p>
+    <w:p>
+      <w:pPr>
+        <w:pStyle w:val="Standard"/>
+        <w:spacing w:line="240" w:lineRule="auto"/>
+        <w:jc w:val="both"/>
+        <w:rPr>
+          <w:sz w:val="20"/>
+          <w:szCs w:val="20"/>
+        </w:rPr>
+      </w:pPr>
+      <w:r>
+        <w:rPr>
+          <w:rFonts w:ascii="Helvetica Neue" w:eastAsia="Helvetica Neue" w:hAnsi="Helvetica Neue" w:cs="Helvetica Neue"/>
+          <w:b/>
+          <w:bCs/>
+          <w:sz w:val="20"/>
+          <w:szCs w:val="20"/>
+        </w:rPr>
+        <w:t>Figure 1.</w:t>
+      </w:r>
+      <w:r>
+        <w:rPr>
+          <w:rFonts w:ascii="Helvetica Neue" w:eastAsia="Helvetica Neue" w:hAnsi="Helvetica Neue" w:cs="Helvetica Neue"/>
+          <w:sz w:val="20"/>
+          <w:szCs w:val="20"/>
+        </w:rPr>
+        <w:t xml:space="preserve"> Single-trial timeline of the Trust Game. At the start of each trial, the participant receives an endowment of 40 Turkish Lira (TL) and chooses to Keep or Invest (transfer to a trustee). If they Keep, the 40 TL is split evenly (20 TL each). If they Invest, the transfer is tripled to 120 TL; the trustee then either shares it equally (60 TL each) or keeps the entire 120 TL. The six panels illustrate the standardized sequence of screens presented on every trial—from endowment and choice to trustee decision and outcome feedback. The task comprised three blocks of 20 trials (60 trials total), with the core decision on each trial being whether to trust the trustee.</w:t>
+      </w:r>
+    </w:p>
+    <w:p>
+      <w:pPr>
+        <w:pStyle w:val="Standard"/>
+        <w:jc w:val="both"/>
+        <w:rPr>
+          <w:rFonts w:ascii="Helvetica Neue" w:eastAsia="Helvetica Neue" w:hAnsi="Helvetica Neue" w:cs="Helvetica Neue"/>
+          <w:sz w:val="20"/>
+          <w:szCs w:val="20"/>
+        </w:rPr>
+      </w:pPr>
+    </w:p>
+    <w:p>
+      <w:pPr>
+        <w:pStyle w:val="Standard"/>
+        <w:spacing w:line="240" w:lineRule="auto"/>
+        <w:jc w:val="both"/>
+        <w:rPr>
+          <w:rFonts w:ascii="Helvetica Neue" w:hAnsi="Helvetica Neue"/>
+          <w:sz w:val="20"/>
+          <w:szCs w:val="20"/>
+        </w:rPr>
+      </w:pPr>
+      <w:r>
+        <w:rPr>
+          <w:rFonts w:ascii="Helvetica Neue" w:eastAsia="Helvetica Neue" w:hAnsi="Helvetica Neue" w:cs="Helvetica Neue"/>
+          <w:b/>
+          <w:bCs/>
+          <w:sz w:val="20"/>
+          <w:szCs w:val="20"/>
+        </w:rPr>
+        <w:t>Figure 2.</w:t>
+      </w:r>
+      <w:r>
+        <w:rPr>
+          <w:rFonts w:ascii="Helvetica Neue" w:eastAsia="Arial Unicode MS" w:hAnsi="Helvetica Neue" w:cs="Arial Unicode MS"/>
+          <w:sz w:val="20"/>
+          <w:szCs w:val="20"/>
+        </w:rPr>
+        <w:t xml:space="preserve"> Trial screens and timing in the Trust Game. fMRI task model for each trial. Each participant plays the game as sets of 20 trials, i.e., 60 trials in total. (1) Decision/anticipation (6 s): trustee photo + 40 TL endowment shown; no response required. (2) Choice confirmation (≤3 s): participants confirm Keep vs Invest via button press; no response yields 0 TL for that trial; five missed responses (consecutive or not) terminate the task. (3) Anticipation (3 s): waiting for trustee’s decision. (4) Outcome (3 s): trustee’s choice display </w:t>
+      </w:r>
+      <w:proofErr w:type="gramStart"/>
+      <w:r>
+        <w:rPr>
+          <w:rFonts w:ascii="Helvetica Neue" w:eastAsia="Arial Unicode MS" w:hAnsi="Helvetica Neue" w:cs="Arial Unicode MS"/>
+          <w:sz w:val="20"/>
+          <w:szCs w:val="20"/>
+        </w:rPr>
+        <w:t>share</w:t>
+      </w:r>
+      <w:proofErr w:type="gramEnd"/>
+      <w:r>
+        <w:rPr>
+          <w:rFonts w:ascii="Helvetica Neue" w:eastAsia="Arial Unicode MS" w:hAnsi="Helvetica Neue" w:cs="Arial Unicode MS"/>
+          <w:sz w:val="20"/>
+          <w:szCs w:val="20"/>
+        </w:rPr>
+        <w:t xml:space="preserve"> the tripled investment (120 TL, 60 TL each) or keep all—along with participant earnings. (E) Jittered ITI (blank) 3–6 s. (F) Fixation 3–6 s, adjusted to yield a fixed 9 s total inter-trial interval. Durations in seconds unless noted.</w:t>
+      </w:r>
+    </w:p>
+    <w:p>
+      <w:pPr>
+        <w:pStyle w:val="Standard"/>
+        <w:spacing w:line="480" w:lineRule="auto"/>
+        <w:rPr>
+          <w:rFonts w:ascii="Helvetica Neue" w:eastAsia="Helvetica Neue" w:hAnsi="Helvetica Neue" w:cs="Helvetica Neue"/>
+          <w:color w:val="000000"/>
+        </w:rPr>
+      </w:pPr>
+    </w:p>
+    <w:p>
+      <w:pPr>
+        <w:pStyle w:val="Standard"/>
+        <w:spacing w:before="180" w:after="180" w:line="240" w:lineRule="auto"/>
+        <w:jc w:val="both"/>
+        <w:rPr>
+          <w:sz w:val="20"/>
+          <w:szCs w:val="20"/>
+        </w:rPr>
+      </w:pPr>
+      <w:r>
+        <w:rPr>
+          <w:rFonts w:ascii="Helvetica Neue" w:eastAsia="Helvetica Neue" w:hAnsi="Helvetica Neue" w:cs="Helvetica Neue"/>
+          <w:b/>
+          <w:bCs/>
+          <w:color w:val="000000"/>
+          <w:sz w:val="20"/>
+          <w:szCs w:val="20"/>
+        </w:rPr>
+        <w:t>Figure 3.</w:t>
+      </w:r>
+      <w:r>
+        <w:rPr>
+          <w:rFonts w:ascii="Helvetica Neue" w:eastAsia="Helvetica Neue" w:hAnsi="Helvetica Neue" w:cs="Helvetica Neue"/>
+          <w:color w:val="000000"/>
+          <w:sz w:val="20"/>
+          <w:szCs w:val="20"/>
+        </w:rPr>
+        <w:t xml:space="preserve"> Group differences in Win-Stay and Loss-Shift behavior. Probability of utilizing Win-Stay and Loss-Shift heuristics for Healthy Controls (HC) and Schizophrenia (SZ) patients. SZ patients demonstrated a significantly lower probability of applying the Win-Stay strategy compared to HC, whereas Loss-Shift behavior remained intact across both groups. Colored markers represent individual participants, overlaid on box plots displaying the data distribution and median (permutation test).</w:t>
+      </w:r>
+    </w:p>
+    <w:p>
+      <w:pPr>
+        <w:pStyle w:val="Standard"/>
+        <w:jc w:val="both"/>
+        <w:rPr>
+          <w:rFonts w:ascii="Helvetica Neue" w:eastAsia="Helvetica Neue" w:hAnsi="Helvetica Neue" w:cs="Helvetica Neue"/>
+          <w:sz w:val="18"/>
+          <w:szCs w:val="18"/>
+        </w:rPr>
+      </w:pPr>
+    </w:p>
+    <w:p>
+      <w:pPr>
+        <w:pStyle w:val="Standard"/>
+        <w:jc w:val="both"/>
+        <w:rPr>
+          <w:sz w:val="20"/>
+          <w:szCs w:val="20"/>
+        </w:rPr>
+      </w:pPr>
+      <w:r>
+        <w:rPr>
+          <w:rFonts w:ascii="Helvetica Neue" w:eastAsia="Helvetica Neue" w:hAnsi="Helvetica Neue" w:cs="Helvetica Neue"/>
+          <w:b/>
+          <w:bCs/>
+          <w:sz w:val="20"/>
+          <w:szCs w:val="20"/>
+        </w:rPr>
+        <w:t>Figure 4.</w:t>
+      </w:r>
+      <w:r>
+        <w:rPr>
+          <w:rFonts w:ascii="Helvetica Neue" w:eastAsia="Helvetica Neue" w:hAnsi="Helvetica Neue" w:cs="Helvetica Neue"/>
+          <w:sz w:val="20"/>
+          <w:szCs w:val="20"/>
+        </w:rPr>
+        <w:t xml:space="preserve"> Group differences in computational learning parameters. Distributions of learning rate (</w:t>
+      </w:r>
+      <m:oMath>
+        <m:r>
+          <w:rPr>
+            <w:rFonts w:ascii="Cambria Math" w:hAnsi="Cambria Math"/>
+            <w:sz w:val="20"/>
+            <w:szCs w:val="20"/>
+          </w:rPr>
+          <m:t>α</m:t>
+        </m:r>
+      </m:oMath>
+      <w:r>
+        <w:rPr>
+          <w:rFonts w:ascii="Helvetica Neue" w:eastAsia="Helvetica Neue" w:hAnsi="Helvetica Neue" w:cs="Helvetica Neue"/>
+          <w:sz w:val="20"/>
+          <w:szCs w:val="20"/>
+        </w:rPr>
+        <w:t xml:space="preserve">), inverse temperature </w:t>
+      </w:r>
+      <m:oMath>
+        <m:d>
+          <m:dPr>
+            <m:endChr m:val=""/>
+            <m:ctrlPr>
+              <w:rPr>
+                <w:rFonts w:ascii="Cambria Math" w:hAnsi="Cambria Math"/>
+                <w:sz w:val="20"/>
+                <w:szCs w:val="20"/>
+              </w:rPr>
+            </m:ctrlPr>
+          </m:dPr>
+          <m:e>
+            <m:r>
+              <w:rPr>
+                <w:rFonts w:ascii="Cambria Math" w:hAnsi="Cambria Math"/>
+                <w:sz w:val="20"/>
+                <w:szCs w:val="20"/>
+              </w:rPr>
+              <m:t>β</m:t>
+            </m:r>
+          </m:e>
+        </m:d>
+      </m:oMath>
+      <w:r>
+        <w:rPr>
+          <w:rFonts w:ascii="Helvetica Neue" w:eastAsia="Helvetica Neue" w:hAnsi="Helvetica Neue" w:cs="Helvetica Neue"/>
+          <w:sz w:val="20"/>
+          <w:szCs w:val="20"/>
+        </w:rPr>
+        <w:t>), and pseudo-R</w:t>
+      </w:r>
+      <w:r>
+        <w:rPr>
+          <w:rFonts w:ascii="Helvetica Neue" w:eastAsia="Helvetica Neue" w:hAnsi="Helvetica Neue" w:cs="Helvetica Neue"/>
+          <w:sz w:val="20"/>
+          <w:szCs w:val="20"/>
+          <w:vertAlign w:val="superscript"/>
+        </w:rPr>
+        <w:t>2</w:t>
+      </w:r>
+      <w:r>
+        <w:rPr>
+          <w:rFonts w:ascii="Helvetica Neue" w:eastAsia="Helvetica Neue" w:hAnsi="Helvetica Neue" w:cs="Helvetica Neue"/>
+          <w:sz w:val="20"/>
+          <w:szCs w:val="20"/>
+        </w:rPr>
+        <w:t xml:space="preserve"> for Healthy Controls (HC) and Schizophrenia (SZ) patients. SZ patients demonstrated significantly reduced learning rates and poorer overall model fits compared to HC, while differences in inverse temperature (</w:t>
+      </w:r>
+      <m:oMath>
+        <m:r>
+          <w:rPr>
+            <w:rFonts w:ascii="Cambria Math" w:hAnsi="Cambria Math"/>
+            <w:sz w:val="20"/>
+            <w:szCs w:val="20"/>
+          </w:rPr>
+          <m:t>β</m:t>
+        </m:r>
+      </m:oMath>
+      <w:r>
+        <w:rPr>
+          <w:rFonts w:ascii="Helvetica Neue" w:eastAsia="Helvetica Neue" w:hAnsi="Helvetica Neue" w:cs="Helvetica Neue"/>
+          <w:sz w:val="20"/>
+          <w:szCs w:val="20"/>
+        </w:rPr>
+        <w:t>) were non-significant. Individual parameter estimates are overlaid on violin plots showing the data distribution and interquartile range (black bar) (permutation tests, Bonferroni-corrected).</w:t>
+      </w:r>
+    </w:p>
+    <w:p>
+      <w:pPr>
+        <w:pStyle w:val="Standard"/>
+        <w:spacing w:line="480" w:lineRule="auto"/>
+        <w:ind w:left="720" w:hanging="720"/>
+        <w:rPr>
+          <w:rFonts w:ascii="Helvetica Neue" w:eastAsia="Helvetica Neue" w:hAnsi="Helvetica Neue" w:cs="Helvetica Neue"/>
+          <w:color w:val="000000"/>
+        </w:rPr>
+      </w:pPr>
+    </w:p>
+    <w:p>
+      <w:pPr>
+        <w:pStyle w:val="Standard"/>
+        <w:spacing w:line="240" w:lineRule="auto"/>
+        <w:jc w:val="both"/>
+      </w:pPr>
+      <w:r>
+        <w:rPr>
+          <w:rFonts w:ascii="Helvetica Neue" w:eastAsia="Helvetica Neue" w:hAnsi="Helvetica Neue" w:cs="Helvetica Neue"/>
+          <w:b/>
+          <w:bCs/>
+          <w:sz w:val="20"/>
+          <w:szCs w:val="20"/>
+        </w:rPr>
+        <w:t>Figure 5.</w:t>
+      </w:r>
+      <w:r>
+        <w:rPr>
+          <w:rFonts w:ascii="Helvetica Neue" w:eastAsia="Helvetica Neue" w:hAnsi="Helvetica Neue" w:cs="Helvetica Neue"/>
+          <w:sz w:val="20"/>
+          <w:szCs w:val="20"/>
+        </w:rPr>
+        <w:t xml:space="preserve"> Neural correlates of social prediction error and group differences. Whole-brain parametric modulation analysis of BOLD signals tracking trial-by-trial prediction errors (PE) at the time of trustee feedback. (A) Within the Healthy Control (HC) group, positive PEs significantly engaged a network including the bilateral visual/occipital cortex, right caudate/nucleus </w:t>
+      </w:r>
+      <w:proofErr w:type="spellStart"/>
+      <w:r>
+        <w:rPr>
+          <w:rFonts w:ascii="Helvetica Neue" w:eastAsia="Helvetica Neue" w:hAnsi="Helvetica Neue" w:cs="Helvetica Neue"/>
+          <w:sz w:val="20"/>
+          <w:szCs w:val="20"/>
+        </w:rPr>
+        <w:t>accumbens</w:t>
+      </w:r>
+      <w:proofErr w:type="spellEnd"/>
+      <w:r>
+        <w:rPr>
+          <w:rFonts w:ascii="Helvetica Neue" w:eastAsia="Helvetica Neue" w:hAnsi="Helvetica Neue" w:cs="Helvetica Neue"/>
+          <w:sz w:val="20"/>
+          <w:szCs w:val="20"/>
+        </w:rPr>
+        <w:t xml:space="preserve">, and right ventral striatum. (B) A two-sample t-test (HC &gt; SZ) revealed that patients with schizophrenia exhibited significantly blunted PE-related activation compared to controls, specifically within the left lateral occipital cortex and middle occipital gyrus extending into the fusiform gyrus. Statistical maps are </w:t>
+      </w:r>
+      <w:proofErr w:type="spellStart"/>
+      <w:r>
+        <w:rPr>
+          <w:rFonts w:ascii="Helvetica Neue" w:eastAsia="Helvetica Neue" w:hAnsi="Helvetica Neue" w:cs="Helvetica Neue"/>
+          <w:sz w:val="20"/>
+          <w:szCs w:val="20"/>
+        </w:rPr>
+        <w:t>thresholded</w:t>
+      </w:r>
+      <w:proofErr w:type="spellEnd"/>
+      <w:r>
+        <w:rPr>
+          <w:rFonts w:ascii="Helvetica Neue" w:eastAsia="Helvetica Neue" w:hAnsi="Helvetica Neue" w:cs="Helvetica Neue"/>
+          <w:sz w:val="20"/>
+          <w:szCs w:val="20"/>
+        </w:rPr>
+        <w:t xml:space="preserve"> at </w:t>
+      </w:r>
+      <m:oMath>
+        <m:r>
+          <w:rPr>
+            <w:rFonts w:ascii="Cambria Math" w:hAnsi="Cambria Math"/>
+          </w:rPr>
+          <m:t>p&lt;0.001</m:t>
+        </m:r>
+      </m:oMath>
+      <w:r>
+        <w:rPr>
+          <w:rFonts w:ascii="Helvetica Neue" w:eastAsia="Helvetica Neue" w:hAnsi="Helvetica Neue" w:cs="Helvetica Neue"/>
+          <w:sz w:val="20"/>
+          <w:szCs w:val="20"/>
+        </w:rPr>
+        <w:t xml:space="preserve"> (uncorrected) at the voxel level and FWE-corrected at </w:t>
+      </w:r>
+      <m:oMath>
+        <m:r>
+          <w:rPr>
+            <w:rFonts w:ascii="Cambria Math" w:hAnsi="Cambria Math"/>
+          </w:rPr>
+          <m:t>p&lt;0.05</m:t>
+        </m:r>
+      </m:oMath>
+      <w:r>
+        <w:rPr>
+          <w:rFonts w:ascii="Helvetica Neue" w:eastAsia="Helvetica Neue" w:hAnsi="Helvetica Neue" w:cs="Helvetica Neue"/>
+          <w:sz w:val="20"/>
+          <w:szCs w:val="20"/>
+        </w:rPr>
+        <w:t xml:space="preserve"> at the cluster level. Color bars represent Z-statistics.</w:t>
+      </w:r>
+    </w:p>
+    <w:p>
+      <w:pPr>
+        <w:pStyle w:val="Standard"/>
+        <w:spacing w:line="480" w:lineRule="auto"/>
+        <w:ind w:left="720" w:hanging="720"/>
+        <w:rPr>
+          <w:rFonts w:ascii="Helvetica Neue" w:eastAsia="Helvetica Neue" w:hAnsi="Helvetica Neue" w:cs="Helvetica Neue"/>
+          <w:color w:val="000000"/>
+        </w:rPr>
+      </w:pPr>
+    </w:p>
+    <w:p>
+      <w:pPr>
+        <w:pStyle w:val="Standard"/>
+        <w:spacing w:line="480" w:lineRule="auto"/>
+        <w:ind w:left="720" w:hanging="720"/>
+        <w:rPr>
+          <w:rFonts w:ascii="Helvetica Neue" w:eastAsia="Helvetica Neue" w:hAnsi="Helvetica Neue" w:cs="Helvetica Neue"/>
+          <w:color w:val="000000"/>
+        </w:rPr>
+      </w:pPr>
+    </w:p>
     <w:sectPr>
-      <w:footerReference w:type="default" r:id="rId19"/>
+      <w:footerReference w:type="default" r:id="rId14"/>
       <w:pgSz w:w="12240" w:h="15840"/>
       <w:pgMar w:top="1440" w:right="1440" w:bottom="1440" w:left="1440" w:header="720" w:footer="708" w:gutter="0"/>
       <w:lnNumType w:countBy="1" w:distance="288" w:restart="continuous"/>
